--- a/大学物理/课程作业/大学物理期中考试范围详解（第十二~十五次作业）.docx
+++ b/大学物理/课程作业/大学物理期中考试范围详解（第十二~十五次作业）.docx
@@ -11620,6 +11620,116 @@
           <w:sz w:val="18"/>
         </w:rPr>
         <w:t>四种偏振态：自然光（各向均匀）、部分偏振（有优势方向）、线偏振（方向固定）、圆偏振（旋转）</w:t>
+      </w:r>
+    </w:p>
+    <w:p>
+      <w:pPr>
+        <w:spacing w:before="120" w:after="40"/>
+        <w:jc w:val="center"/>
+      </w:pPr>
+      <w:r>
+        <w:drawing>
+          <wp:inline xmlns:a="http://schemas.openxmlformats.org/drawingml/2006/main" xmlns:pic="http://schemas.openxmlformats.org/drawingml/2006/picture">
+            <wp:extent cx="4536000" cy="2474182"/>
+            <wp:docPr id="11" name="Picture 11"/>
+            <wp:cNvGraphicFramePr>
+              <a:graphicFrameLocks noChangeAspect="1"/>
+            </wp:cNvGraphicFramePr>
+            <a:graphic>
+              <a:graphicData uri="http://schemas.openxmlformats.org/drawingml/2006/picture">
+                <pic:pic>
+                  <pic:nvPicPr>
+                    <pic:cNvPr id="0" name="fig15-brewster.png"/>
+                    <pic:cNvPicPr/>
+                  </pic:nvPicPr>
+                  <pic:blipFill>
+                    <a:blip r:embed="rId20"/>
+                    <a:stretch>
+                      <a:fillRect/>
+                    </a:stretch>
+                  </pic:blipFill>
+                  <pic:spPr>
+                    <a:xfrm>
+                      <a:off x="0" y="0"/>
+                      <a:ext cx="4536000" cy="2474182"/>
+                    </a:xfrm>
+                    <a:prstGeom prst="rect"/>
+                  </pic:spPr>
+                </pic:pic>
+              </a:graphicData>
+            </a:graphic>
+          </wp:inline>
+        </w:drawing>
+      </w:r>
+    </w:p>
+    <w:p>
+      <w:pPr>
+        <w:spacing w:before="0" w:after="160" w:line="307" w:lineRule="auto"/>
+        <w:jc w:val="center"/>
+      </w:pPr>
+      <w:r>
+        <w:rPr>
+          <w:rFonts w:ascii="Times New Roman" w:hAnsi="Times New Roman" w:eastAsia="宋体"/>
+          <w:b w:val="0"/>
+          <w:color w:val="595959"/>
+          <w:sz w:val="18"/>
+        </w:rPr>
+        <w:t>布儒斯特角入射：反射光（线偏振，振动⊥入射面）与折射光互相垂直</w:t>
+      </w:r>
+    </w:p>
+    <w:p>
+      <w:pPr>
+        <w:spacing w:before="120" w:after="40"/>
+        <w:jc w:val="center"/>
+      </w:pPr>
+      <w:r>
+        <w:drawing>
+          <wp:inline xmlns:a="http://schemas.openxmlformats.org/drawingml/2006/main" xmlns:pic="http://schemas.openxmlformats.org/drawingml/2006/picture">
+            <wp:extent cx="4536000" cy="2474182"/>
+            <wp:docPr id="12" name="Picture 12"/>
+            <wp:cNvGraphicFramePr>
+              <a:graphicFrameLocks noChangeAspect="1"/>
+            </wp:cNvGraphicFramePr>
+            <a:graphic>
+              <a:graphicData uri="http://schemas.openxmlformats.org/drawingml/2006/picture">
+                <pic:pic>
+                  <pic:nvPicPr>
+                    <pic:cNvPr id="0" name="fig15-birefringence.png"/>
+                    <pic:cNvPicPr/>
+                  </pic:nvPicPr>
+                  <pic:blipFill>
+                    <a:blip r:embed="rId21"/>
+                    <a:stretch>
+                      <a:fillRect/>
+                    </a:stretch>
+                  </pic:blipFill>
+                  <pic:spPr>
+                    <a:xfrm>
+                      <a:off x="0" y="0"/>
+                      <a:ext cx="4536000" cy="2474182"/>
+                    </a:xfrm>
+                    <a:prstGeom prst="rect"/>
+                  </pic:spPr>
+                </pic:pic>
+              </a:graphicData>
+            </a:graphic>
+          </wp:inline>
+        </w:drawing>
+      </w:r>
+    </w:p>
+    <w:p>
+      <w:pPr>
+        <w:spacing w:before="0" w:after="160" w:line="307" w:lineRule="auto"/>
+        <w:jc w:val="center"/>
+      </w:pPr>
+      <w:r>
+        <w:rPr>
+          <w:rFonts w:ascii="Times New Roman" w:hAnsi="Times New Roman" w:eastAsia="宋体"/>
+          <w:b w:val="0"/>
+          <w:color w:val="595959"/>
+          <w:sz w:val="18"/>
+        </w:rPr>
+        <w:t>双折射：o 光波阵面为球面、e 光为旋转椭球面；沿光轴方向二者速度相同</w:t>
       </w:r>
     </w:p>
     <w:p>

--- a/大学物理/课程作业/大学物理期中考试范围详解（第十二~十五次作业）.docx
+++ b/大学物理/课程作业/大学物理期中考试范围详解（第十二~十五次作业）.docx
@@ -338,7 +338,7 @@
           <w:b w:val="0"/>
           <w:sz w:val="21"/>
         </w:rPr>
-        <w:t>· 每个部分先给"知识框架"（本部分要背的公式与判据，含配图），再逐题给出【参考答案】（黄色底纹）与【详解】（建模依据 → 分步代入 → 常见陷阱）。</w:t>
+        <w:t>· 每个部分先给"知识精讲（零基础版）"——从物理图像讲起，逐条拆概念、推公式、给易错提醒（黄框＝必须背的结论，橙框＝易错提醒，绿框＝口诀与对应题号），再逐题给出【参考答案】（黄色底纹）与【详解】（建模依据 → 分步代入 → 常见陷阱）。</w:t>
       </w:r>
     </w:p>
     <w:p>
@@ -364,7 +364,7 @@
           <w:b w:val="0"/>
           <w:sz w:val="21"/>
         </w:rPr>
-        <w:t>· 复习路线建议：① 先背知识框架 → ② 合上答案重做计算题 21~24 与每部分的最后两道选择 → ③ 用本册末尾的答案速查表自测全部 96 题 → ④ 错题回看对应详解。</w:t>
+        <w:t>· 复习路线建议：① 先读知识精讲 → ② 合上答案重做计算题 21~24 与每部分的最后两道选择 → ③ 用本册末尾的答案速查表自测全部 96 题 → ④ 错题回看对应详解。</w:t>
       </w:r>
     </w:p>
     <w:p>
@@ -1791,7 +1791,7 @@
                 <w:b w:val="0"/>
                 <w:sz w:val="19"/>
               </w:rPr>
-              <w:t>B（λ/(4n)）</w:t>
+              <w:t>D（λ/(2n)，取最小非零厚度）</w:t>
             </w:r>
           </w:p>
         </w:tc>
@@ -4600,7 +4600,7 @@
           <w:color w:val="1F4E79"/>
           <w:sz w:val="26"/>
         </w:rPr>
-        <w:t>〇、知识框架（先读这页，再看逐题解析）</w:t>
+        <w:t>〇、知识精讲（零基础版：先建立物理图像，再看逐题解析）</w:t>
       </w:r>
     </w:p>
     <w:p>
@@ -4613,12 +4613,248 @@
           <w:b/>
           <w:sz w:val="23"/>
         </w:rPr>
-        <w:t>一、波动方程与"读参数"（本单元第一考点）</w:t>
+        <w:t>一、机械波的描述与“读参数”（本单元第一考点）</w:t>
+      </w:r>
+    </w:p>
+    <w:p>
+      <w:pPr>
+        <w:spacing w:before="120" w:after="60" w:line="307" w:lineRule="auto"/>
+      </w:pPr>
+      <w:r>
+        <w:rPr>
+          <w:rFonts w:ascii="Times New Roman" w:hAnsi="Times New Roman" w:eastAsia="黑体"/>
+          <w:b/>
+          <w:color w:val="1F4E79"/>
+          <w:sz w:val="22"/>
+        </w:rPr>
+        <w:t>1. 波函数到底在描述什么？</w:t>
+      </w:r>
+    </w:p>
+    <w:p>
+      <w:pPr>
+        <w:spacing w:before="40" w:after="60" w:line="307" w:lineRule="auto"/>
+        <w:ind w:left="170"/>
+      </w:pPr>
+      <w:r>
+        <w:rPr>
+          <w:rFonts w:ascii="Times New Roman" w:hAnsi="Times New Roman" w:eastAsia="宋体"/>
+          <w:b w:val="0"/>
+          <w:sz w:val="21"/>
+        </w:rPr>
+        <w:t>先把一根长绳想成一串用弹簧连着的小珠子。你握住左端上下抖一下，这个“上”的动作会沿着绳子一个传一个地向右走，但每个小珠子本身只在原地上下动，并不向右跑。</w:t>
+      </w:r>
+    </w:p>
+    <w:p>
+      <w:pPr>
+        <w:spacing w:before="40" w:after="60" w:line="307" w:lineRule="auto"/>
+        <w:ind w:left="170"/>
+      </w:pPr>
+      <w:r>
+        <w:rPr>
+          <w:rFonts w:ascii="Times New Roman" w:hAnsi="Times New Roman" w:eastAsia="宋体"/>
+          <w:b w:val="0"/>
+          <w:sz w:val="21"/>
+        </w:rPr>
+        <w:t>波函数 y(x, t) 就是说这句话：站在位置 x 的那个质元，在时刻 t 偏离平衡位置多远。它有两个自变量：x（在哪儿）和 t（什么时候）。</w:t>
+      </w:r>
+    </w:p>
+    <w:p>
+      <w:pPr>
+        <w:spacing w:before="40" w:after="60" w:line="307" w:lineRule="auto"/>
+        <w:ind w:left="170"/>
+        <w:shd w:val="clear" w:fill="FFF2CC"/>
+      </w:pPr>
+      <w:r>
+        <w:rPr>
+          <w:rFonts w:ascii="Times New Roman" w:hAnsi="Times New Roman" w:eastAsia="宋体"/>
+          <w:b/>
+          <w:color w:val="9C5700"/>
+          <w:sz w:val="21"/>
+        </w:rPr>
+        <w:t xml:space="preserve">结论要点　</w:t>
+      </w:r>
+      <w:r>
+        <w:rPr>
+          <w:rFonts w:ascii="Times New Roman" w:hAnsi="Times New Roman" w:eastAsia="宋体"/>
+          <w:b w:val="0"/>
+          <w:sz w:val="21"/>
+        </w:rPr>
+        <w:t>波传走的是“振动状态”（相位）和能量，不是介质本身。质元只在原地振动，向前跑的是波形。</w:t>
+      </w:r>
+    </w:p>
+    <w:p>
+      <w:pPr>
+        <w:spacing w:before="120" w:after="60" w:line="307" w:lineRule="auto"/>
+      </w:pPr>
+      <w:r>
+        <w:rPr>
+          <w:rFonts w:ascii="Times New Roman" w:hAnsi="Times New Roman" w:eastAsia="黑体"/>
+          <w:b/>
+          <w:color w:val="1F4E79"/>
+          <w:sz w:val="22"/>
+        </w:rPr>
+        <w:t>2. 标准式，逐个字母认一遍</w:t>
+      </w:r>
+    </w:p>
+    <w:p>
+      <w:pPr>
+        <w:spacing w:before="40" w:after="80" w:line="307" w:lineRule="auto"/>
+        <w:jc w:val="center"/>
+      </w:pPr>
+      <w:r>
+        <w:rPr>
+          <w:rFonts w:ascii="Times New Roman" w:hAnsi="Times New Roman" w:eastAsia="宋体"/>
+          <w:b/>
+          <w:color w:val="1F4E79"/>
+          <w:sz w:val="22"/>
+        </w:rPr>
+        <w:t>y(x, t) = A·cos[ω(t − x/u) + φ₀] = A·cos(ωt − kx + φ₀)</w:t>
       </w:r>
     </w:p>
     <w:p>
       <w:pPr>
         <w:spacing w:before="40" w:after="40" w:line="307" w:lineRule="auto"/>
+        <w:ind w:left="312"/>
+      </w:pPr>
+      <w:r>
+        <w:rPr>
+          <w:rFonts w:ascii="Times New Roman" w:hAnsi="Times New Roman" w:eastAsia="宋体"/>
+          <w:b w:val="0"/>
+          <w:sz w:val="21"/>
+        </w:rPr>
+        <w:t>· A 振幅：质元离平衡位置的最大距离。</w:t>
+      </w:r>
+    </w:p>
+    <w:p>
+      <w:pPr>
+        <w:spacing w:before="40" w:after="40" w:line="307" w:lineRule="auto"/>
+        <w:ind w:left="312"/>
+      </w:pPr>
+      <w:r>
+        <w:rPr>
+          <w:rFonts w:ascii="Times New Roman" w:hAnsi="Times New Roman" w:eastAsia="宋体"/>
+          <w:b w:val="0"/>
+          <w:sz w:val="21"/>
+        </w:rPr>
+        <w:t>· ω 角频率 = 2π/T = 2πf：相位每秒转过多少弧度，反映“抖得多快”。</w:t>
+      </w:r>
+    </w:p>
+    <w:p>
+      <w:pPr>
+        <w:spacing w:before="40" w:after="40" w:line="307" w:lineRule="auto"/>
+        <w:ind w:left="312"/>
+      </w:pPr>
+      <w:r>
+        <w:rPr>
+          <w:rFonts w:ascii="Times New Roman" w:hAnsi="Times New Roman" w:eastAsia="宋体"/>
+          <w:b w:val="0"/>
+          <w:sz w:val="21"/>
+        </w:rPr>
+        <w:t>· k 波数 = 2π/λ：每前进 1 m 相位变多少弧度，反映“波挤得多密”。</w:t>
+      </w:r>
+    </w:p>
+    <w:p>
+      <w:pPr>
+        <w:spacing w:before="40" w:after="40" w:line="307" w:lineRule="auto"/>
+        <w:ind w:left="312"/>
+      </w:pPr>
+      <w:r>
+        <w:rPr>
+          <w:rFonts w:ascii="Times New Roman" w:hAnsi="Times New Roman" w:eastAsia="宋体"/>
+          <w:b w:val="0"/>
+          <w:sz w:val="21"/>
+        </w:rPr>
+        <w:t>· u 波速 = ω/k = λ/T：波形（等相位面）平移的速度，由介质决定（绳子的张力和线密度、空气的温度等），与振幅、频率无关。</w:t>
+      </w:r>
+    </w:p>
+    <w:p>
+      <w:pPr>
+        <w:spacing w:before="40" w:after="40" w:line="307" w:lineRule="auto"/>
+        <w:ind w:left="312"/>
+      </w:pPr>
+      <w:r>
+        <w:rPr>
+          <w:rFonts w:ascii="Times New Roman" w:hAnsi="Times New Roman" w:eastAsia="宋体"/>
+          <w:b w:val="0"/>
+          <w:sz w:val="21"/>
+        </w:rPr>
+        <w:t>· φ₀ 初相：t = 0、x = 0 处质元的相位，决定“从哪儿开始抖”。</w:t>
+      </w:r>
+    </w:p>
+    <w:p>
+      <w:pPr>
+        <w:spacing w:before="120" w:after="60" w:line="307" w:lineRule="auto"/>
+      </w:pPr>
+      <w:r>
+        <w:rPr>
+          <w:rFonts w:ascii="Times New Roman" w:hAnsi="Times New Roman" w:eastAsia="黑体"/>
+          <w:b/>
+          <w:color w:val="1F4E79"/>
+          <w:sz w:val="22"/>
+        </w:rPr>
+        <w:t>3. 三个“速度”千万别混</w:t>
+      </w:r>
+    </w:p>
+    <w:p>
+      <w:pPr>
+        <w:spacing w:before="40" w:after="40" w:line="307" w:lineRule="auto"/>
+        <w:ind w:left="312"/>
+      </w:pPr>
+      <w:r>
+        <w:rPr>
+          <w:rFonts w:ascii="Times New Roman" w:hAnsi="Times New Roman" w:eastAsia="宋体"/>
+          <w:b w:val="0"/>
+          <w:sz w:val="21"/>
+        </w:rPr>
+        <w:t>· 波速 u：波形跑多快，由介质定，λ/T。</w:t>
+      </w:r>
+    </w:p>
+    <w:p>
+      <w:pPr>
+        <w:spacing w:before="40" w:after="40" w:line="307" w:lineRule="auto"/>
+        <w:ind w:left="312"/>
+      </w:pPr>
+      <w:r>
+        <w:rPr>
+          <w:rFonts w:ascii="Times New Roman" w:hAnsi="Times New Roman" w:eastAsia="宋体"/>
+          <w:b w:val="0"/>
+          <w:sz w:val="21"/>
+        </w:rPr>
+        <w:t>· 质元振动速度 v = ∂y/∂t：质元自己上下动多快，最大值 Aω。</w:t>
+      </w:r>
+    </w:p>
+    <w:p>
+      <w:pPr>
+        <w:spacing w:before="40" w:after="40" w:line="307" w:lineRule="auto"/>
+        <w:ind w:left="312"/>
+      </w:pPr>
+      <w:r>
+        <w:rPr>
+          <w:rFonts w:ascii="Times New Roman" w:hAnsi="Times New Roman" w:eastAsia="宋体"/>
+          <w:b w:val="0"/>
+          <w:sz w:val="21"/>
+        </w:rPr>
+        <w:t>· 相速度：等相位面走多快，简谐波里就是 u。</w:t>
+      </w:r>
+    </w:p>
+    <w:p>
+      <w:pPr>
+        <w:spacing w:before="40" w:after="80" w:line="307" w:lineRule="auto"/>
+        <w:jc w:val="center"/>
+      </w:pPr>
+      <w:r>
+        <w:rPr>
+          <w:rFonts w:ascii="Times New Roman" w:hAnsi="Times New Roman" w:eastAsia="宋体"/>
+          <w:b/>
+          <w:color w:val="1F4E79"/>
+          <w:sz w:val="22"/>
+        </w:rPr>
+        <w:t>v_max / u = Aω / u = 2πA / λ</w:t>
+      </w:r>
+    </w:p>
+    <w:p>
+      <w:pPr>
+        <w:spacing w:before="40" w:after="60" w:line="307" w:lineRule="auto"/>
         <w:ind w:left="170"/>
       </w:pPr>
       <w:r>
@@ -4627,12 +4863,135 @@
           <w:b w:val="0"/>
           <w:sz w:val="21"/>
         </w:rPr>
-        <w:t>· 沿 +x 方向传播的平面简谐波：y = A·cos[ω(t − x/u) + φ₀] = A·cos(ωt − kx + φ₀)，其中 ω = 2π/T，k = 2π/λ，u = ω/k = λ/T。</w:t>
+        <w:t>这个比值完全可以大于 1，也可以小于 1，一点也不矛盾——它们根本不是同一个东西在比。考试就爱在这个地方设陷阱。</w:t>
+      </w:r>
+    </w:p>
+    <w:p>
+      <w:pPr>
+        <w:spacing w:before="120" w:after="60" w:line="307" w:lineRule="auto"/>
+      </w:pPr>
+      <w:r>
+        <w:rPr>
+          <w:rFonts w:ascii="Times New Roman" w:hAnsi="Times New Roman" w:eastAsia="黑体"/>
+          <w:b/>
+          <w:color w:val="1F4E79"/>
+          <w:sz w:val="22"/>
+        </w:rPr>
+        <w:t>4. 怎么判断传播方向</w:t>
+      </w:r>
+    </w:p>
+    <w:p>
+      <w:pPr>
+        <w:spacing w:before="40" w:after="60" w:line="307" w:lineRule="auto"/>
+        <w:ind w:left="170"/>
+      </w:pPr>
+      <w:r>
+        <w:rPr>
+          <w:rFonts w:ascii="Times New Roman" w:hAnsi="Times New Roman" w:eastAsia="宋体"/>
+          <w:b w:val="0"/>
+          <w:sz w:val="21"/>
+        </w:rPr>
+        <w:t>盯住括号里的组合。沿 +x 传播时，等相位面满足 ωt − kx = 常数，解出 x = (ω/k)t + 常数，t 增大时 x 也增大，所以是向 +x 走。</w:t>
+      </w:r>
+    </w:p>
+    <w:p>
+      <w:pPr>
+        <w:spacing w:before="40" w:after="60" w:line="307" w:lineRule="auto"/>
+        <w:ind w:left="170"/>
+        <w:shd w:val="clear" w:fill="FFF2CC"/>
+      </w:pPr>
+      <w:r>
+        <w:rPr>
+          <w:rFonts w:ascii="Times New Roman" w:hAnsi="Times New Roman" w:eastAsia="宋体"/>
+          <w:b/>
+          <w:color w:val="9C5700"/>
+          <w:sz w:val="21"/>
+        </w:rPr>
+        <w:t xml:space="preserve">结论要点　</w:t>
+      </w:r>
+      <w:r>
+        <w:rPr>
+          <w:rFonts w:ascii="Times New Roman" w:hAnsi="Times New Roman" w:eastAsia="宋体"/>
+          <w:b w:val="0"/>
+          <w:sz w:val="21"/>
+        </w:rPr>
+        <w:t>括号里 t 与 x 异号（ωt − kx 或 kx − ωt）→ 沿 +x；同号（ωt + kx）→ 沿 −x。</w:t>
       </w:r>
     </w:p>
     <w:p>
       <w:pPr>
         <w:spacing w:before="40" w:after="40" w:line="307" w:lineRule="auto"/>
+        <w:ind w:left="312"/>
+      </w:pPr>
+      <w:r>
+        <w:rPr>
+          <w:rFonts w:ascii="Times New Roman" w:hAnsi="Times New Roman" w:eastAsia="宋体"/>
+          <w:b w:val="0"/>
+          <w:sz w:val="21"/>
+        </w:rPr>
+        <w:t>· 系数可以被吸收：a(x − bt) = −ab(t − x/b)，它仍然是“t − x/u”型，u = b，沿 +x。看的是相对符号，不是表面上有没有减号。</w:t>
+      </w:r>
+    </w:p>
+    <w:p>
+      <w:pPr>
+        <w:spacing w:before="40" w:after="40" w:line="307" w:lineRule="auto"/>
+        <w:ind w:left="312"/>
+      </w:pPr>
+      <w:r>
+        <w:rPr>
+          <w:rFonts w:ascii="Times New Roman" w:hAnsi="Times New Roman" w:eastAsia="宋体"/>
+          <w:b w:val="0"/>
+          <w:sz w:val="21"/>
+        </w:rPr>
+        <w:t>· 图像法：把整幅波形朝传播方向“微移”一点点，看某个点的位移是变大还是变小——变大就说明它此刻正向 +y 运动。</w:t>
+      </w:r>
+    </w:p>
+    <w:p>
+      <w:pPr>
+        <w:spacing w:before="120" w:after="60" w:line="307" w:lineRule="auto"/>
+      </w:pPr>
+      <w:r>
+        <w:rPr>
+          <w:rFonts w:ascii="Times New Roman" w:hAnsi="Times New Roman" w:eastAsia="黑体"/>
+          <w:b/>
+          <w:color w:val="1F4E79"/>
+          <w:sz w:val="22"/>
+        </w:rPr>
+        <w:t>5. 由“某点的振动”反推波函数</w:t>
+      </w:r>
+    </w:p>
+    <w:p>
+      <w:pPr>
+        <w:spacing w:before="40" w:after="40" w:line="307" w:lineRule="auto"/>
+        <w:ind w:left="312"/>
+      </w:pPr>
+      <w:r>
+        <w:rPr>
+          <w:rFonts w:ascii="Times New Roman" w:hAnsi="Times New Roman" w:eastAsia="宋体"/>
+          <w:b w:val="0"/>
+          <w:sz w:val="21"/>
+        </w:rPr>
+        <w:t>· 已知 x₀ 处的振动 y(x₀, t) = A cos(ωt + φ)，波沿 +x 传：把式中的 t 换成 t − (x − x₀)/u。</w:t>
+      </w:r>
+    </w:p>
+    <w:p>
+      <w:pPr>
+        <w:spacing w:before="40" w:after="80" w:line="307" w:lineRule="auto"/>
+        <w:jc w:val="center"/>
+      </w:pPr>
+      <w:r>
+        <w:rPr>
+          <w:rFonts w:ascii="Times New Roman" w:hAnsi="Times New Roman" w:eastAsia="宋体"/>
+          <w:b/>
+          <w:color w:val="1F4E79"/>
+          <w:sz w:val="22"/>
+        </w:rPr>
+        <w:t>y(x, t) = A·cos[ω(t − (x − x₀)/u) + φ]</w:t>
+      </w:r>
+    </w:p>
+    <w:p>
+      <w:pPr>
+        <w:spacing w:before="40" w:after="60" w:line="307" w:lineRule="auto"/>
         <w:ind w:left="170"/>
       </w:pPr>
       <w:r>
@@ -4641,63 +5000,639 @@
           <w:b w:val="0"/>
           <w:sz w:val="21"/>
         </w:rPr>
-        <w:t>· 看"括号里是 (t − x/u) 还是 (t + x/u)"判断传播方向：减号 → 沿 +x；加号 → 沿 −x。注意系数可被吸收：a(x − bt) = −ab(t − x/b) 仍是 (t − x/b) 型 → +x 方向。</w:t>
+        <w:t>道理很朴素：x 处此刻发生的事，是 x₀ 处在 (x − x₀)/u 时间之前发生过的事——离波源越远，“消息”到得越晚。沿 −x 传则换成 t + (x − x₀)/u。</w:t>
+      </w:r>
+    </w:p>
+    <w:p>
+      <w:pPr>
+        <w:spacing w:before="120" w:after="60" w:line="307" w:lineRule="auto"/>
+      </w:pPr>
+      <w:r>
+        <w:rPr>
+          <w:rFonts w:ascii="Times New Roman" w:hAnsi="Times New Roman" w:eastAsia="黑体"/>
+          <w:b/>
+          <w:color w:val="1F4E79"/>
+          <w:sz w:val="22"/>
+        </w:rPr>
+        <w:t>6. 两点的相位差</w:t>
+      </w:r>
+    </w:p>
+    <w:p>
+      <w:pPr>
+        <w:spacing w:before="40" w:after="80" w:line="307" w:lineRule="auto"/>
+        <w:jc w:val="center"/>
+      </w:pPr>
+      <w:r>
+        <w:rPr>
+          <w:rFonts w:ascii="Times New Roman" w:hAnsi="Times New Roman" w:eastAsia="宋体"/>
+          <w:b/>
+          <w:color w:val="1F4E79"/>
+          <w:sz w:val="22"/>
+        </w:rPr>
+        <w:t>Δφ = 2π·Δx / λ</w:t>
       </w:r>
     </w:p>
     <w:p>
       <w:pPr>
         <w:spacing w:before="40" w:after="40" w:line="307" w:lineRule="auto"/>
+        <w:ind w:left="312"/>
+      </w:pPr>
+      <w:r>
+        <w:rPr>
+          <w:rFonts w:ascii="Times New Roman" w:hAnsi="Times New Roman" w:eastAsia="宋体"/>
+          <w:b w:val="0"/>
+          <w:sz w:val="21"/>
+        </w:rPr>
+        <w:t>· 沿传播方向，先到的点相位超前（它先把这个状态做完，后面的点还在学它）。</w:t>
+      </w:r>
+    </w:p>
+    <w:p>
+      <w:pPr>
+        <w:spacing w:before="40" w:after="40" w:line="307" w:lineRule="auto"/>
+        <w:ind w:left="312"/>
+      </w:pPr>
+      <w:r>
+        <w:rPr>
+          <w:rFonts w:ascii="Times New Roman" w:hAnsi="Times New Roman" w:eastAsia="宋体"/>
+          <w:b w:val="0"/>
+          <w:sz w:val="21"/>
+        </w:rPr>
+        <w:t>· 多值性：Δφ = 2πΔx/λ 加上任意 2nπ 都描述同一个物理状态。题目给“两点距离小于一个波长”“λ 在某某范围”这类条件，就是让你定 n。</w:t>
+      </w:r>
+    </w:p>
+    <w:p>
+      <w:pPr>
+        <w:spacing w:before="120" w:after="60" w:line="307" w:lineRule="auto"/>
+      </w:pPr>
+      <w:r>
+        <w:rPr>
+          <w:rFonts w:ascii="Times New Roman" w:hAnsi="Times New Roman" w:eastAsia="黑体"/>
+          <w:b/>
+          <w:color w:val="1F4E79"/>
+          <w:sz w:val="22"/>
+        </w:rPr>
+        <w:t>7. 波形图 vs 振动图（本单元最高频失分点）</w:t>
+      </w:r>
+    </w:p>
+    <w:p>
+      <w:pPr>
+        <w:spacing w:before="40" w:after="40" w:line="307" w:lineRule="auto"/>
+        <w:ind w:left="312"/>
+      </w:pPr>
+      <w:r>
+        <w:rPr>
+          <w:rFonts w:ascii="Times New Roman" w:hAnsi="Times New Roman" w:eastAsia="宋体"/>
+          <w:b w:val="0"/>
+          <w:sz w:val="21"/>
+        </w:rPr>
+        <w:t>· y − x 图（波形图）：把某一时刻定格，横轴是位置。能读出 λ、A、各点此刻的位移。</w:t>
+      </w:r>
+    </w:p>
+    <w:p>
+      <w:pPr>
+        <w:spacing w:before="40" w:after="40" w:line="307" w:lineRule="auto"/>
+        <w:ind w:left="312"/>
+      </w:pPr>
+      <w:r>
+        <w:rPr>
+          <w:rFonts w:ascii="Times New Roman" w:hAnsi="Times New Roman" w:eastAsia="宋体"/>
+          <w:b w:val="0"/>
+          <w:sz w:val="21"/>
+        </w:rPr>
+        <w:t>· y − t 图（振动图）：盯住某一个质元，横轴是时间。能读出 T、A、该点的初相。</w:t>
+      </w:r>
+    </w:p>
+    <w:p>
+      <w:pPr>
+        <w:spacing w:before="40" w:after="60" w:line="307" w:lineRule="auto"/>
         <w:ind w:left="170"/>
-      </w:pPr>
-      <w:r>
-        <w:rPr>
-          <w:rFonts w:ascii="Times New Roman" w:hAnsi="Times New Roman" w:eastAsia="宋体"/>
-          <w:b w:val="0"/>
-          <w:sz w:val="21"/>
-        </w:rPr>
-        <w:t>· x = x₀ 处质点的振动方程 = 把 x = x₀ 代入波函数；"某点振动"给出质点方程后反推波函数：波沿 +x 传 → 把 x₀ 的方程中 t 换成 t − (x−x₀)/u。</w:t>
+        <w:shd w:val="clear" w:fill="FCE4D6"/>
+      </w:pPr>
+      <w:r>
+        <w:rPr>
+          <w:rFonts w:ascii="Times New Roman" w:hAnsi="Times New Roman" w:eastAsia="宋体"/>
+          <w:b/>
+          <w:color w:val="C00000"/>
+          <w:sz w:val="21"/>
+        </w:rPr>
+        <w:t xml:space="preserve">易错提醒　</w:t>
+      </w:r>
+      <w:r>
+        <w:rPr>
+          <w:rFonts w:ascii="Times New Roman" w:hAnsi="Times New Roman" w:eastAsia="宋体"/>
+          <w:b w:val="0"/>
+          <w:sz w:val="21"/>
+        </w:rPr>
+        <w:t>拿到图先问一句：横轴是 x 还是 t？横轴不同，斜率的物理意义完全不同（一个是空间斜率，一个是速度）。</w:t>
+      </w:r>
+    </w:p>
+    <w:p>
+      <w:pPr>
+        <w:spacing w:before="120" w:after="60" w:line="307" w:lineRule="auto"/>
+      </w:pPr>
+      <w:r>
+        <w:rPr>
+          <w:rFonts w:ascii="Times New Roman" w:hAnsi="Times New Roman" w:eastAsia="黑体"/>
+          <w:b/>
+          <w:color w:val="1F4E79"/>
+          <w:sz w:val="22"/>
+        </w:rPr>
+        <w:t>8. 选择题速记</w:t>
       </w:r>
     </w:p>
     <w:p>
       <w:pPr>
         <w:spacing w:before="40" w:after="40" w:line="307" w:lineRule="auto"/>
+        <w:ind w:left="312"/>
+      </w:pPr>
+      <w:r>
+        <w:rPr>
+          <w:rFonts w:ascii="Times New Roman" w:hAnsi="Times New Roman" w:eastAsia="宋体"/>
+          <w:b w:val="0"/>
+          <w:sz w:val="21"/>
+        </w:rPr>
+        <w:t>· (1) 读参数：先对标准式，认出 ω 与 k，再算 u = ω/k、λ = 2π/k。</w:t>
+      </w:r>
+    </w:p>
+    <w:p>
+      <w:pPr>
+        <w:spacing w:before="40" w:after="40" w:line="307" w:lineRule="auto"/>
+        <w:ind w:left="312"/>
+      </w:pPr>
+      <w:r>
+        <w:rPr>
+          <w:rFonts w:ascii="Times New Roman" w:hAnsi="Times New Roman" w:eastAsia="宋体"/>
+          <w:b w:val="0"/>
+          <w:sz w:val="21"/>
+        </w:rPr>
+        <w:t>· (2) 判方向：看 t 与 x 的相对符号，不看表面减号。</w:t>
+      </w:r>
+    </w:p>
+    <w:p>
+      <w:pPr>
+        <w:spacing w:before="40" w:after="40" w:line="307" w:lineRule="auto"/>
+        <w:ind w:left="312"/>
+      </w:pPr>
+      <w:r>
+        <w:rPr>
+          <w:rFonts w:ascii="Times New Roman" w:hAnsi="Times New Roman" w:eastAsia="宋体"/>
+          <w:b w:val="0"/>
+          <w:sz w:val="21"/>
+        </w:rPr>
+        <w:t>· (3) 判质点运动方向：波形朝传播方向微移，看该点位移增减。</w:t>
+      </w:r>
+    </w:p>
+    <w:p>
+      <w:pPr>
+        <w:spacing w:before="40" w:after="40" w:line="307" w:lineRule="auto"/>
+        <w:ind w:left="312"/>
+      </w:pPr>
+      <w:r>
+        <w:rPr>
+          <w:rFonts w:ascii="Times New Roman" w:hAnsi="Times New Roman" w:eastAsia="宋体"/>
+          <w:b w:val="0"/>
+          <w:sz w:val="21"/>
+        </w:rPr>
+        <w:t>· (4) 由点振动写波函数：沿 +x 就把 t 换成 t − (x − x₀)/u。</w:t>
+      </w:r>
+    </w:p>
+    <w:p>
+      <w:pPr>
+        <w:spacing w:before="40" w:after="60" w:line="307" w:lineRule="auto"/>
         <w:ind w:left="170"/>
-      </w:pPr>
-      <w:r>
-        <w:rPr>
-          <w:rFonts w:ascii="Times New Roman" w:hAnsi="Times New Roman" w:eastAsia="宋体"/>
-          <w:b w:val="0"/>
-          <w:sz w:val="21"/>
-        </w:rPr>
-        <w:t>· 两质点（传播方向上）相位差 Δφ = 2π·Δx/λ，先传者超前。注意多值性：Δφ = 2πd/λ + 2nπ 要按题设条件（如 λ 范围）定 n。</w:t>
+        <w:shd w:val="clear" w:fill="E2EFDA"/>
+      </w:pPr>
+      <w:r>
+        <w:rPr>
+          <w:rFonts w:ascii="Times New Roman" w:hAnsi="Times New Roman" w:eastAsia="宋体"/>
+          <w:b/>
+          <w:color w:val="377D22"/>
+          <w:sz w:val="21"/>
+        </w:rPr>
+        <w:t xml:space="preserve">口诀 · 对应题目　</w:t>
+      </w:r>
+      <w:r>
+        <w:rPr>
+          <w:rFonts w:ascii="Times New Roman" w:hAnsi="Times New Roman" w:eastAsia="宋体"/>
+          <w:b w:val="0"/>
+          <w:sz w:val="21"/>
+        </w:rPr>
+        <w:t>一句话串起来：波函数是“谁在什么时候动到哪儿”——先认 ω、k、φ₀ 三个数，再判方向，最后才谈能量。</w:t>
+      </w:r>
+    </w:p>
+    <w:p>
+      <w:pPr>
+        <w:spacing w:before="160" w:after="80" w:line="307" w:lineRule="auto"/>
+      </w:pPr>
+      <w:r>
+        <w:rPr>
+          <w:rFonts w:ascii="Times New Roman" w:hAnsi="Times New Roman" w:eastAsia="黑体"/>
+          <w:b/>
+          <w:sz w:val="23"/>
+        </w:rPr>
+        <w:t>二、两列相干波的干涉</w:t>
+      </w:r>
+    </w:p>
+    <w:p>
+      <w:pPr>
+        <w:spacing w:before="120" w:after="60" w:line="307" w:lineRule="auto"/>
+      </w:pPr>
+      <w:r>
+        <w:rPr>
+          <w:rFonts w:ascii="Times New Roman" w:hAnsi="Times New Roman" w:eastAsia="黑体"/>
+          <w:b/>
+          <w:color w:val="1F4E79"/>
+          <w:sz w:val="22"/>
+        </w:rPr>
+        <w:t>1. 叠加原理：先加位移，再平方得强度</w:t>
+      </w:r>
+    </w:p>
+    <w:p>
+      <w:pPr>
+        <w:spacing w:before="40" w:after="60" w:line="307" w:lineRule="auto"/>
+        <w:ind w:left="170"/>
+      </w:pPr>
+      <w:r>
+        <w:rPr>
+          <w:rFonts w:ascii="Times New Roman" w:hAnsi="Times New Roman" w:eastAsia="宋体"/>
+          <w:b w:val="0"/>
+          <w:sz w:val="21"/>
+        </w:rPr>
+        <w:t>两列波同时经过空间某点，该点的位移就是两列波各自位移的代数和；而光强（波的强度）正比于合振幅的平方，不是两列波的强度直接相加。</w:t>
+      </w:r>
+    </w:p>
+    <w:p>
+      <w:pPr>
+        <w:spacing w:before="40" w:after="80" w:line="307" w:lineRule="auto"/>
+        <w:jc w:val="center"/>
+      </w:pPr>
+      <w:r>
+        <w:rPr>
+          <w:rFonts w:ascii="Times New Roman" w:hAnsi="Times New Roman" w:eastAsia="宋体"/>
+          <w:b/>
+          <w:color w:val="1F4E79"/>
+          <w:sz w:val="22"/>
+        </w:rPr>
+        <w:t>A² = A₁² + A₂² + 2·A₁·A₂·cos Δφ</w:t>
+      </w:r>
+    </w:p>
+    <w:p>
+      <w:pPr>
+        <w:spacing w:before="40" w:after="60" w:line="307" w:lineRule="auto"/>
+        <w:ind w:left="170"/>
+      </w:pPr>
+      <w:r>
+        <w:rPr>
+          <w:rFonts w:ascii="Times New Roman" w:hAnsi="Times New Roman" w:eastAsia="宋体"/>
+          <w:b w:val="0"/>
+          <w:sz w:val="21"/>
+        </w:rPr>
+        <w:t>中间那一项 2A₁A₂cosΔφ 就叫干涉项，它是“干涉”这个词的全部秘密：强度不再等于 1 + 1 = 2，而是随位置忽大忽小。</w:t>
+      </w:r>
+    </w:p>
+    <w:p>
+      <w:pPr>
+        <w:spacing w:before="120" w:after="60" w:line="307" w:lineRule="auto"/>
+      </w:pPr>
+      <w:r>
+        <w:rPr>
+          <w:rFonts w:ascii="Times New Roman" w:hAnsi="Times New Roman" w:eastAsia="黑体"/>
+          <w:b/>
+          <w:color w:val="1F4E79"/>
+          <w:sz w:val="22"/>
+        </w:rPr>
+        <w:t>2. 什么时候最强、什么时候最弱</w:t>
       </w:r>
     </w:p>
     <w:p>
       <w:pPr>
         <w:spacing w:before="40" w:after="40" w:line="307" w:lineRule="auto"/>
+        <w:ind w:left="312"/>
+      </w:pPr>
+      <w:r>
+        <w:rPr>
+          <w:rFonts w:ascii="Times New Roman" w:hAnsi="Times New Roman" w:eastAsia="宋体"/>
+          <w:b w:val="0"/>
+          <w:sz w:val="21"/>
+        </w:rPr>
+        <w:t>· Δφ = 0, ±2π, ±4π…（同相）→ A = A₁ + A₂ → 最强。</w:t>
+      </w:r>
+    </w:p>
+    <w:p>
+      <w:pPr>
+        <w:spacing w:before="40" w:after="40" w:line="307" w:lineRule="auto"/>
+        <w:ind w:left="312"/>
+      </w:pPr>
+      <w:r>
+        <w:rPr>
+          <w:rFonts w:ascii="Times New Roman" w:hAnsi="Times New Roman" w:eastAsia="宋体"/>
+          <w:b w:val="0"/>
+          <w:sz w:val="21"/>
+        </w:rPr>
+        <w:t>· Δφ = ±π, ±3π…（反相）→ A = |A₁ − A₂| → 最弱；两波等幅时 A = 0，完全相消。</w:t>
+      </w:r>
+    </w:p>
+    <w:p>
+      <w:pPr>
+        <w:spacing w:before="40" w:after="40" w:line="307" w:lineRule="auto"/>
+        <w:ind w:left="312"/>
+      </w:pPr>
+      <w:r>
+        <w:rPr>
+          <w:rFonts w:ascii="Times New Roman" w:hAnsi="Times New Roman" w:eastAsia="宋体"/>
+          <w:b w:val="0"/>
+          <w:sz w:val="21"/>
+        </w:rPr>
+        <w:t>· 等幅（A₁ = A₂ = A₀）时：I_max ∝ (2A₀)² = 4A₀²，I_min = 0。注意是 4 倍不是 2 倍。</w:t>
+      </w:r>
+    </w:p>
+    <w:p>
+      <w:pPr>
+        <w:spacing w:before="120" w:after="60" w:line="307" w:lineRule="auto"/>
+      </w:pPr>
+      <w:r>
+        <w:rPr>
+          <w:rFonts w:ascii="Times New Roman" w:hAnsi="Times New Roman" w:eastAsia="黑体"/>
+          <w:b/>
+          <w:color w:val="1F4E79"/>
+          <w:sz w:val="22"/>
+        </w:rPr>
+        <w:t>3. 相位差从哪儿来</w:t>
+      </w:r>
+    </w:p>
+    <w:p>
+      <w:pPr>
+        <w:spacing w:before="40" w:after="80" w:line="307" w:lineRule="auto"/>
+        <w:jc w:val="center"/>
+      </w:pPr>
+      <w:r>
+        <w:rPr>
+          <w:rFonts w:ascii="Times New Roman" w:hAnsi="Times New Roman" w:eastAsia="宋体"/>
+          <w:b/>
+          <w:color w:val="1F4E79"/>
+          <w:sz w:val="22"/>
+        </w:rPr>
+        <w:t>Δφ = 2π(r₂ − r₁)/λ + (φ₁₀ − φ₂₀)</w:t>
+      </w:r>
+    </w:p>
+    <w:p>
+      <w:pPr>
+        <w:spacing w:before="40" w:after="40" w:line="307" w:lineRule="auto"/>
+        <w:ind w:left="312"/>
+      </w:pPr>
+      <w:r>
+        <w:rPr>
+          <w:rFonts w:ascii="Times New Roman" w:hAnsi="Times New Roman" w:eastAsia="宋体"/>
+          <w:b w:val="0"/>
+          <w:sz w:val="21"/>
+        </w:rPr>
+        <w:t>· 第一项：两源到该点的路程差（波程差）造成的；第二项：两个波源本身的初相差。</w:t>
+      </w:r>
+    </w:p>
+    <w:p>
+      <w:pPr>
+        <w:spacing w:before="40" w:after="40" w:line="307" w:lineRule="auto"/>
+        <w:ind w:left="312"/>
+      </w:pPr>
+      <w:r>
+        <w:rPr>
+          <w:rFonts w:ascii="Times New Roman" w:hAnsi="Times New Roman" w:eastAsia="宋体"/>
+          <w:b w:val="0"/>
+          <w:sz w:val="21"/>
+        </w:rPr>
+        <w:t>· （把 r₁、r₂ 或下标 1、2 整体对调，Δφ 只差一个负号；干涉看的是 cos Δφ，是偶函数，所以结论不变。）</w:t>
+      </w:r>
+    </w:p>
+    <w:p>
+      <w:pPr>
+        <w:spacing w:before="40" w:after="40" w:line="307" w:lineRule="auto"/>
+        <w:ind w:left="312"/>
+      </w:pPr>
+      <w:r>
+        <w:rPr>
+          <w:rFonts w:ascii="Times New Roman" w:hAnsi="Times New Roman" w:eastAsia="宋体"/>
+          <w:b w:val="0"/>
+          <w:sz w:val="21"/>
+        </w:rPr>
+        <w:t>· 同相源（φ₁₀ = φ₂₀）时最常用：Δφ = 2πδ/λ，δ 为波程差。</w:t>
+      </w:r>
+    </w:p>
+    <w:p>
+      <w:pPr>
+        <w:spacing w:before="40" w:after="80" w:line="307" w:lineRule="auto"/>
+        <w:jc w:val="center"/>
+      </w:pPr>
+      <w:r>
+        <w:rPr>
+          <w:rFonts w:ascii="Times New Roman" w:hAnsi="Times New Roman" w:eastAsia="宋体"/>
+          <w:b/>
+          <w:color w:val="1F4E79"/>
+          <w:sz w:val="22"/>
+        </w:rPr>
+        <w:t>加强：δ = kλ　　减弱：δ = (2k + 1)λ/2　　(k = 0, 1, 2…)</w:t>
+      </w:r>
+    </w:p>
+    <w:p>
+      <w:pPr>
+        <w:spacing w:before="120" w:after="60" w:line="307" w:lineRule="auto"/>
+      </w:pPr>
+      <w:r>
+        <w:rPr>
+          <w:rFonts w:ascii="Times New Roman" w:hAnsi="Times New Roman" w:eastAsia="黑体"/>
+          <w:b/>
+          <w:color w:val="1F4E79"/>
+          <w:sz w:val="22"/>
+        </w:rPr>
+        <w:t>4. 前提：两列波必须相干</w:t>
+      </w:r>
+    </w:p>
+    <w:p>
+      <w:pPr>
+        <w:spacing w:before="40" w:after="40" w:line="307" w:lineRule="auto"/>
+        <w:ind w:left="312"/>
+      </w:pPr>
+      <w:r>
+        <w:rPr>
+          <w:rFonts w:ascii="Times New Roman" w:hAnsi="Times New Roman" w:eastAsia="宋体"/>
+          <w:b w:val="0"/>
+          <w:sz w:val="21"/>
+        </w:rPr>
+        <w:t>· 频率相同、振动方向相同、相位差恒定。光还要加一条：光程差小于相干长度。</w:t>
+      </w:r>
+    </w:p>
+    <w:p>
+      <w:pPr>
+        <w:spacing w:before="40" w:after="40" w:line="307" w:lineRule="auto"/>
+        <w:ind w:left="312"/>
+      </w:pPr>
+      <w:r>
+        <w:rPr>
+          <w:rFonts w:ascii="Times New Roman" w:hAnsi="Times New Roman" w:eastAsia="宋体"/>
+          <w:b w:val="0"/>
+          <w:sz w:val="21"/>
+        </w:rPr>
+        <w:t>· 非相干叠加时，干涉项在时间平均中抹平：I = I₁ + I₂，看不到稳定条纹。</w:t>
+      </w:r>
+    </w:p>
+    <w:p>
+      <w:pPr>
+        <w:spacing w:before="40" w:after="60" w:line="307" w:lineRule="auto"/>
         <w:ind w:left="170"/>
-      </w:pPr>
-      <w:r>
-        <w:rPr>
-          <w:rFonts w:ascii="Times New Roman" w:hAnsi="Times New Roman" w:eastAsia="宋体"/>
-          <w:b w:val="0"/>
-          <w:sz w:val="21"/>
-        </w:rPr>
-        <w:t>· 质点振动速度 vₚ = ∂y/∂t（最大值为 Aω）——是"该点上下动得多快"；波速 u 是"波形平移多快"，二者物理意义不同，比值 vₚmax/u = Aω/u = 2πA/λ 可远大于 1。</w:t>
+        <w:shd w:val="clear" w:fill="E2EFDA"/>
+      </w:pPr>
+      <w:r>
+        <w:rPr>
+          <w:rFonts w:ascii="Times New Roman" w:hAnsi="Times New Roman" w:eastAsia="宋体"/>
+          <w:b/>
+          <w:color w:val="377D22"/>
+          <w:sz w:val="21"/>
+        </w:rPr>
+        <w:t xml:space="preserve">口诀 · 对应题目　</w:t>
+      </w:r>
+      <w:r>
+        <w:rPr>
+          <w:rFonts w:ascii="Times New Roman" w:hAnsi="Times New Roman" w:eastAsia="宋体"/>
+          <w:b w:val="0"/>
+          <w:sz w:val="21"/>
+        </w:rPr>
+        <w:t>相干三条件为什么必须、两个独立钠灯为什么不相干，在第十三次作业“知识精讲 §一”里从头讲了一遍，那里是全年最常考的概念题。</w:t>
+      </w:r>
+    </w:p>
+    <w:p>
+      <w:pPr>
+        <w:spacing w:before="120" w:after="60" w:line="307" w:lineRule="auto"/>
+      </w:pPr>
+      <w:r>
+        <w:rPr>
+          <w:rFonts w:ascii="Times New Roman" w:hAnsi="Times New Roman" w:eastAsia="黑体"/>
+          <w:b/>
+          <w:color w:val="1F4E79"/>
+          <w:sz w:val="22"/>
+        </w:rPr>
+        <w:t>5. 球面波：强度随距离怎么衰减</w:t>
+      </w:r>
+    </w:p>
+    <w:p>
+      <w:pPr>
+        <w:spacing w:before="40" w:after="80" w:line="307" w:lineRule="auto"/>
+        <w:jc w:val="center"/>
+      </w:pPr>
+      <w:r>
+        <w:rPr>
+          <w:rFonts w:ascii="Times New Roman" w:hAnsi="Times New Roman" w:eastAsia="宋体"/>
+          <w:b/>
+          <w:color w:val="1F4E79"/>
+          <w:sz w:val="22"/>
+        </w:rPr>
+        <w:t>I ∝ 1/r²，　A ∝ 1/r</w:t>
+      </w:r>
+    </w:p>
+    <w:p>
+      <w:pPr>
+        <w:spacing w:before="40" w:after="60" w:line="307" w:lineRule="auto"/>
+        <w:ind w:left="170"/>
+      </w:pPr>
+      <w:r>
+        <w:rPr>
+          <w:rFonts w:ascii="Times New Roman" w:hAnsi="Times New Roman" w:eastAsia="宋体"/>
+          <w:b w:val="0"/>
+          <w:sz w:val="21"/>
+        </w:rPr>
+        <w:t>道理：点源发出的能量摊在半径 r 的球面上，球面面积 4πr²，单位面积的功率自然 ∝ 1/r²；而 I ∝ A²，所以振幅 ∝ 1/r。</w:t>
       </w:r>
     </w:p>
     <w:p>
       <w:pPr>
         <w:spacing w:before="40" w:after="40" w:line="307" w:lineRule="auto"/>
+        <w:ind w:left="312"/>
+      </w:pPr>
+      <w:r>
+        <w:rPr>
+          <w:rFonts w:ascii="Times New Roman" w:hAnsi="Times New Roman" w:eastAsia="宋体"/>
+          <w:b w:val="0"/>
+          <w:sz w:val="21"/>
+        </w:rPr>
+        <w:t>· 同一列波在 r₁ 与 r₂ 处：强度比 I₁/I₂ = r₂²/r₁²，振幅比 A₁/A₂ = r₂/r₁。</w:t>
+      </w:r>
+    </w:p>
+    <w:p>
+      <w:pPr>
+        <w:spacing w:before="40" w:after="60" w:line="307" w:lineRule="auto"/>
         <w:ind w:left="170"/>
-      </w:pPr>
-      <w:r>
-        <w:rPr>
-          <w:rFonts w:ascii="Times New Roman" w:hAnsi="Times New Roman" w:eastAsia="宋体"/>
-          <w:b w:val="0"/>
-          <w:sz w:val="21"/>
-        </w:rPr>
-        <w:t>· 波形图（y−x，定 t）与振动图（y−t，定 x）分清：波形图读"此刻各点位移"，用"波形沿传播方向平移"判断各点此刻运动方向（把波形朝传播方向微移，看该点位移变大还是变小）。</w:t>
+        <w:shd w:val="clear" w:fill="FCE4D6"/>
+      </w:pPr>
+      <w:r>
+        <w:rPr>
+          <w:rFonts w:ascii="Times New Roman" w:hAnsi="Times New Roman" w:eastAsia="宋体"/>
+          <w:b/>
+          <w:color w:val="C00000"/>
+          <w:sz w:val="21"/>
+        </w:rPr>
+        <w:t xml:space="preserve">易错提醒　</w:t>
+      </w:r>
+      <w:r>
+        <w:rPr>
+          <w:rFonts w:ascii="Times New Roman" w:hAnsi="Times New Roman" w:eastAsia="宋体"/>
+          <w:b w:val="0"/>
+          <w:sz w:val="21"/>
+        </w:rPr>
+        <w:t>干涉题里若两源距离场点远近不同，先别急着套“等幅”的结论——振幅可能不相等，此时极小处强度不为零（I_min ∝ (A₁ − A₂)²）。</w:t>
+      </w:r>
+    </w:p>
+    <w:p>
+      <w:pPr>
+        <w:spacing w:before="120" w:after="60" w:line="307" w:lineRule="auto"/>
+      </w:pPr>
+      <w:r>
+        <w:rPr>
+          <w:rFonts w:ascii="Times New Roman" w:hAnsi="Times New Roman" w:eastAsia="黑体"/>
+          <w:b/>
+          <w:color w:val="1F4E79"/>
+          <w:sz w:val="22"/>
+        </w:rPr>
+        <w:t>6. 易错清单</w:t>
+      </w:r>
+    </w:p>
+    <w:p>
+      <w:pPr>
+        <w:spacing w:before="40" w:after="40" w:line="307" w:lineRule="auto"/>
+        <w:ind w:left="312"/>
+      </w:pPr>
+      <w:r>
+        <w:rPr>
+          <w:rFonts w:ascii="Times New Roman" w:hAnsi="Times New Roman" w:eastAsia="宋体"/>
+          <w:b w:val="0"/>
+          <w:sz w:val="21"/>
+        </w:rPr>
+        <w:t>· (1) “强度相加”只在非相干时成立；相干时必须先合振幅再平方。</w:t>
+      </w:r>
+    </w:p>
+    <w:p>
+      <w:pPr>
+        <w:spacing w:before="40" w:after="40" w:line="307" w:lineRule="auto"/>
+        <w:ind w:left="312"/>
+      </w:pPr>
+      <w:r>
+        <w:rPr>
+          <w:rFonts w:ascii="Times New Roman" w:hAnsi="Times New Roman" w:eastAsia="宋体"/>
+          <w:b w:val="0"/>
+          <w:sz w:val="21"/>
+        </w:rPr>
+        <w:t>· (2) 减弱不是“消失”，只有等幅时才完全相消。</w:t>
+      </w:r>
+    </w:p>
+    <w:p>
+      <w:pPr>
+        <w:spacing w:before="40" w:after="40" w:line="307" w:lineRule="auto"/>
+        <w:ind w:left="312"/>
+      </w:pPr>
+      <w:r>
+        <w:rPr>
+          <w:rFonts w:ascii="Times New Roman" w:hAnsi="Times New Roman" w:eastAsia="宋体"/>
+          <w:b w:val="0"/>
+          <w:sz w:val="21"/>
+        </w:rPr>
+        <w:t>· (3) 条纹是强度的空间分布，能量并没有被消灭，只是从暗处搬到了亮处（空间平均仍是 I₁ + I₂）。</w:t>
       </w:r>
     </w:p>
     <w:p>
@@ -4710,26 +5645,192 @@
           <w:b/>
           <w:sz w:val="23"/>
         </w:rPr>
-        <w:t>二、两列相干波的干涉</w:t>
+        <w:t>三、驻波</w:t>
+      </w:r>
+    </w:p>
+    <w:p>
+      <w:pPr>
+        <w:spacing w:before="120" w:after="60" w:line="307" w:lineRule="auto"/>
+      </w:pPr>
+      <w:r>
+        <w:rPr>
+          <w:rFonts w:ascii="Times New Roman" w:hAnsi="Times New Roman" w:eastAsia="黑体"/>
+          <w:b/>
+          <w:color w:val="1F4E79"/>
+          <w:sz w:val="22"/>
+        </w:rPr>
+        <w:t>1. 驻波是怎么来的</w:t>
+      </w:r>
+    </w:p>
+    <w:p>
+      <w:pPr>
+        <w:spacing w:before="40" w:after="60" w:line="307" w:lineRule="auto"/>
+        <w:ind w:left="170"/>
+      </w:pPr>
+      <w:r>
+        <w:rPr>
+          <w:rFonts w:ascii="Times New Roman" w:hAnsi="Times New Roman" w:eastAsia="宋体"/>
+          <w:b w:val="0"/>
+          <w:sz w:val="21"/>
+        </w:rPr>
+        <w:t>两列振幅相同、频率相同、传播方向相反的相干波叠加。最典型的场景：一列波撞到边界反射回来，入射波与反射波在同一根绳上共存。</w:t>
+      </w:r>
+    </w:p>
+    <w:p>
+      <w:pPr>
+        <w:spacing w:before="40" w:after="80" w:line="307" w:lineRule="auto"/>
+        <w:jc w:val="center"/>
+      </w:pPr>
+      <w:r>
+        <w:rPr>
+          <w:rFonts w:ascii="Times New Roman" w:hAnsi="Times New Roman" w:eastAsia="宋体"/>
+          <w:b/>
+          <w:color w:val="1F4E79"/>
+          <w:sz w:val="22"/>
+        </w:rPr>
+        <w:t>y = A cos(ωt − kx) + A cos(ωt + kx) = 2A·cos(kx)·cos(ωt)</w:t>
+      </w:r>
+    </w:p>
+    <w:p>
+      <w:pPr>
+        <w:spacing w:before="40" w:after="60" w:line="307" w:lineRule="auto"/>
+        <w:ind w:left="170"/>
+      </w:pPr>
+      <w:r>
+        <w:rPr>
+          <w:rFonts w:ascii="Times New Roman" w:hAnsi="Times New Roman" w:eastAsia="宋体"/>
+          <w:b w:val="0"/>
+          <w:sz w:val="21"/>
+        </w:rPr>
+        <w:t>看结果的形式：空间因子 2Acos(kx) 与时间因子 cos(ωt) 彻底分家了。这意味着每个点都还在做简谐振动，但振幅被位置锁死，波形不再向左或向右跑——所以叫驻波。</w:t>
+      </w:r>
+    </w:p>
+    <w:p>
+      <w:pPr>
+        <w:spacing w:before="120" w:after="60" w:line="307" w:lineRule="auto"/>
+      </w:pPr>
+      <w:r>
+        <w:rPr>
+          <w:rFonts w:ascii="Times New Roman" w:hAnsi="Times New Roman" w:eastAsia="黑体"/>
+          <w:b/>
+          <w:color w:val="1F4E79"/>
+          <w:sz w:val="22"/>
+        </w:rPr>
+        <w:t>2. 波节与波腹</w:t>
       </w:r>
     </w:p>
     <w:p>
       <w:pPr>
         <w:spacing w:before="40" w:after="40" w:line="307" w:lineRule="auto"/>
+        <w:ind w:left="312"/>
+      </w:pPr>
+      <w:r>
+        <w:rPr>
+          <w:rFonts w:ascii="Times New Roman" w:hAnsi="Times New Roman" w:eastAsia="宋体"/>
+          <w:b w:val="0"/>
+          <w:sz w:val="21"/>
+        </w:rPr>
+        <w:t>· 波腹：|cos kx| = 1 的位置，振幅最大 = 2A。</w:t>
+      </w:r>
+    </w:p>
+    <w:p>
+      <w:pPr>
+        <w:spacing w:before="40" w:after="40" w:line="307" w:lineRule="auto"/>
+        <w:ind w:left="312"/>
+      </w:pPr>
+      <w:r>
+        <w:rPr>
+          <w:rFonts w:ascii="Times New Roman" w:hAnsi="Times New Roman" w:eastAsia="宋体"/>
+          <w:b w:val="0"/>
+          <w:sz w:val="21"/>
+        </w:rPr>
+        <w:t>· 波节：cos kx = 0 的位置，振幅恒为 0，那里的质元永远不动。</w:t>
+      </w:r>
+    </w:p>
+    <w:p>
+      <w:pPr>
+        <w:spacing w:before="40" w:after="80" w:line="307" w:lineRule="auto"/>
+        <w:jc w:val="center"/>
+      </w:pPr>
+      <w:r>
+        <w:rPr>
+          <w:rFonts w:ascii="Times New Roman" w:hAnsi="Times New Roman" w:eastAsia="宋体"/>
+          <w:b/>
+          <w:color w:val="1F4E79"/>
+          <w:sz w:val="22"/>
+        </w:rPr>
+        <w:t>相邻波腹（或相邻波节）间距 = λ/2　　波腹与相邻波节间距 = λ/4</w:t>
+      </w:r>
+    </w:p>
+    <w:p>
+      <w:pPr>
+        <w:spacing w:before="40" w:after="60" w:line="307" w:lineRule="auto"/>
         <w:ind w:left="170"/>
-      </w:pPr>
-      <w:r>
-        <w:rPr>
-          <w:rFonts w:ascii="Times New Roman" w:hAnsi="Times New Roman" w:eastAsia="宋体"/>
-          <w:b w:val="0"/>
-          <w:sz w:val="21"/>
-        </w:rPr>
-        <w:t>· 相干条件：频率相同、振动方向相同、相位差恒定。光还要光程差小于相干长度。</w:t>
+        <w:shd w:val="clear" w:fill="FCE4D6"/>
+      </w:pPr>
+      <w:r>
+        <w:rPr>
+          <w:rFonts w:ascii="Times New Roman" w:hAnsi="Times New Roman" w:eastAsia="宋体"/>
+          <w:b/>
+          <w:color w:val="C00000"/>
+          <w:sz w:val="21"/>
+        </w:rPr>
+        <w:t xml:space="preserve">易错提醒　</w:t>
+      </w:r>
+      <w:r>
+        <w:rPr>
+          <w:rFonts w:ascii="Times New Roman" w:hAnsi="Times New Roman" w:eastAsia="宋体"/>
+          <w:b w:val="0"/>
+          <w:sz w:val="21"/>
+        </w:rPr>
+        <w:t>高频笔误：把“相邻波节间距”写成 λ/4。正确的是 λ/2——两个波节中间还夹着一个波腹，数一下就明白。λ/4 是波节到波腹的距离。实测弦上驻波：数一段长度里有多少个“鼓包”，相邻鼓包间距是 λ/2。</w:t>
+      </w:r>
+    </w:p>
+    <w:p>
+      <w:pPr>
+        <w:spacing w:before="120" w:after="60" w:line="307" w:lineRule="auto"/>
+      </w:pPr>
+      <w:r>
+        <w:rPr>
+          <w:rFonts w:ascii="Times New Roman" w:hAnsi="Times New Roman" w:eastAsia="黑体"/>
+          <w:b/>
+          <w:color w:val="1F4E79"/>
+          <w:sz w:val="22"/>
+        </w:rPr>
+        <w:t>3. 相位关系（与行波截然不同）</w:t>
       </w:r>
     </w:p>
     <w:p>
       <w:pPr>
         <w:spacing w:before="40" w:after="40" w:line="307" w:lineRule="auto"/>
+        <w:ind w:left="312"/>
+      </w:pPr>
+      <w:r>
+        <w:rPr>
+          <w:rFonts w:ascii="Times New Roman" w:hAnsi="Times New Roman" w:eastAsia="宋体"/>
+          <w:b w:val="0"/>
+          <w:sz w:val="21"/>
+        </w:rPr>
+        <w:t>· 相邻两个波节之间的所有点同相：一起到最大、一起过平衡位置。</w:t>
+      </w:r>
+    </w:p>
+    <w:p>
+      <w:pPr>
+        <w:spacing w:before="40" w:after="40" w:line="307" w:lineRule="auto"/>
+        <w:ind w:left="312"/>
+      </w:pPr>
+      <w:r>
+        <w:rPr>
+          <w:rFonts w:ascii="Times New Roman" w:hAnsi="Times New Roman" w:eastAsia="宋体"/>
+          <w:b w:val="0"/>
+          <w:sz w:val="21"/>
+        </w:rPr>
+        <w:t>· 隔一个波节的两段反相：同一时刻向相反方向运动。</w:t>
+      </w:r>
+    </w:p>
+    <w:p>
+      <w:pPr>
+        <w:spacing w:before="40" w:after="60" w:line="307" w:lineRule="auto"/>
         <w:ind w:left="170"/>
       </w:pPr>
       <w:r>
@@ -4738,26 +5839,134 @@
           <w:b w:val="0"/>
           <w:sz w:val="21"/>
         </w:rPr>
-        <w:t>· 两源 S₁、S₂（初相 φ₁₀、φ₂₀）到 P 点（程 r₁、r₂）：Δφ = 2π(r₁−r₂)/λ + (φ₁₀ − φ₂₀)。</w:t>
+        <w:t>行波里相隔 Δx 的两点有 2πΔx/λ 的连续相位差；驻波里只有“同相”和“反相”两种，中间没有过渡——因为空间因子 cos(kx) 变号就翻 180°。</w:t>
+      </w:r>
+    </w:p>
+    <w:p>
+      <w:pPr>
+        <w:spacing w:before="120" w:after="60" w:line="307" w:lineRule="auto"/>
+      </w:pPr>
+      <w:r>
+        <w:rPr>
+          <w:rFonts w:ascii="Times New Roman" w:hAnsi="Times New Roman" w:eastAsia="黑体"/>
+          <w:b/>
+          <w:color w:val="1F4E79"/>
+          <w:sz w:val="22"/>
+        </w:rPr>
+        <w:t>4. 能量：驻波不“送”能量</w:t>
       </w:r>
     </w:p>
     <w:p>
       <w:pPr>
         <w:spacing w:before="40" w:after="40" w:line="307" w:lineRule="auto"/>
+        <w:ind w:left="312"/>
+      </w:pPr>
+      <w:r>
+        <w:rPr>
+          <w:rFonts w:ascii="Times New Roman" w:hAnsi="Times New Roman" w:eastAsia="宋体"/>
+          <w:b w:val="0"/>
+          <w:sz w:val="21"/>
+        </w:rPr>
+        <w:t>· 入射波与反射波携带的能流大小相等、方向相反 → 净能流为零，能量不再定向输运，只在波腹与波节之间来回倒腾。</w:t>
+      </w:r>
+    </w:p>
+    <w:p>
+      <w:pPr>
+        <w:spacing w:before="40" w:after="40" w:line="307" w:lineRule="auto"/>
+        <w:ind w:left="312"/>
+      </w:pPr>
+      <w:r>
+        <w:rPr>
+          <w:rFonts w:ascii="Times New Roman" w:hAnsi="Times New Roman" w:eastAsia="宋体"/>
+          <w:b w:val="0"/>
+          <w:sz w:val="21"/>
+        </w:rPr>
+        <w:t>· 质元位移最大的时刻：各点速度为 0 → 动能为 0；形变（斜率）最大 → 弹性势能最大，且集中在波节附近。</w:t>
+      </w:r>
+    </w:p>
+    <w:p>
+      <w:pPr>
+        <w:spacing w:before="40" w:after="40" w:line="307" w:lineRule="auto"/>
+        <w:ind w:left="312"/>
+      </w:pPr>
+      <w:r>
+        <w:rPr>
+          <w:rFonts w:ascii="Times New Roman" w:hAnsi="Times New Roman" w:eastAsia="宋体"/>
+          <w:b w:val="0"/>
+          <w:sz w:val="21"/>
+        </w:rPr>
+        <w:t>· 过平衡位置的时刻：形变最小 → 势能最小；速度最大 → 动能最大，且集中在波腹附近。</w:t>
+      </w:r>
+    </w:p>
+    <w:p>
+      <w:pPr>
+        <w:spacing w:before="40" w:after="60" w:line="307" w:lineRule="auto"/>
         <w:ind w:left="170"/>
-      </w:pPr>
-      <w:r>
-        <w:rPr>
-          <w:rFonts w:ascii="Times New Roman" w:hAnsi="Times New Roman" w:eastAsia="宋体"/>
-          <w:b w:val="0"/>
-          <w:sz w:val="21"/>
-        </w:rPr>
-        <w:t>· Δφ = 2kπ → 加强（合振幅 A₁+A₂；等幅时 I = 4I₀）；Δφ = (2k+1)π → 减弱（等幅时 I = 0，完全相消）。</w:t>
+        <w:shd w:val="clear" w:fill="FCE4D6"/>
+      </w:pPr>
+      <w:r>
+        <w:rPr>
+          <w:rFonts w:ascii="Times New Roman" w:hAnsi="Times New Roman" w:eastAsia="宋体"/>
+          <w:b/>
+          <w:color w:val="C00000"/>
+          <w:sz w:val="21"/>
+        </w:rPr>
+        <w:t xml:space="preserve">易错提醒　</w:t>
+      </w:r>
+      <w:r>
+        <w:rPr>
+          <w:rFonts w:ascii="Times New Roman" w:hAnsi="Times New Roman" w:eastAsia="宋体"/>
+          <w:b w:val="0"/>
+          <w:sz w:val="21"/>
+        </w:rPr>
+        <w:t>行波中质元的动能与弹性势能在时间上同相（同时最大、同时为零）；驻波整体的动能与势能在时间上互补（你多我少）。题目问的是哪一个，先看清楚。</w:t>
+      </w:r>
+    </w:p>
+    <w:p>
+      <w:pPr>
+        <w:spacing w:before="120" w:after="60" w:line="307" w:lineRule="auto"/>
+      </w:pPr>
+      <w:r>
+        <w:rPr>
+          <w:rFonts w:ascii="Times New Roman" w:hAnsi="Times New Roman" w:eastAsia="黑体"/>
+          <w:b/>
+          <w:color w:val="1F4E79"/>
+          <w:sz w:val="22"/>
+        </w:rPr>
+        <w:t>5. 边界条件决定本征频率</w:t>
       </w:r>
     </w:p>
     <w:p>
       <w:pPr>
         <w:spacing w:before="40" w:after="40" w:line="307" w:lineRule="auto"/>
+        <w:ind w:left="312"/>
+      </w:pPr>
+      <w:r>
+        <w:rPr>
+          <w:rFonts w:ascii="Times New Roman" w:hAnsi="Times New Roman" w:eastAsia="宋体"/>
+          <w:b w:val="0"/>
+          <w:sz w:val="21"/>
+        </w:rPr>
+        <w:t>· 两端固定的弦：两端必须是波节 → L = n·λ/2 → λ_n = 2L/n，f_n = n·u/(2L)（n = 1, 2, 3…）。</w:t>
+      </w:r>
+    </w:p>
+    <w:p>
+      <w:pPr>
+        <w:spacing w:before="40" w:after="40" w:line="307" w:lineRule="auto"/>
+        <w:ind w:left="312"/>
+      </w:pPr>
+      <w:r>
+        <w:rPr>
+          <w:rFonts w:ascii="Times New Roman" w:hAnsi="Times New Roman" w:eastAsia="宋体"/>
+          <w:b w:val="0"/>
+          <w:sz w:val="21"/>
+        </w:rPr>
+        <w:t>· 一端固定一端自由：固定端是波节、自由端是波腹 → L = (2n − 1)λ/4。</w:t>
+      </w:r>
+    </w:p>
+    <w:p>
+      <w:pPr>
+        <w:spacing w:before="40" w:after="60" w:line="307" w:lineRule="auto"/>
         <w:ind w:left="170"/>
       </w:pPr>
       <w:r>
@@ -4766,7 +5975,73 @@
           <w:b w:val="0"/>
           <w:sz w:val="21"/>
         </w:rPr>
-        <w:t>· 球面波：能量向球面扩散、无吸收 → 强度 I ∝ 1/r²，振幅 A ∝ 1/r。</w:t>
+        <w:t>只有满足边界条件的那些频率才能形成稳定驻波，这叫本征频率——吉他弦、管乐器的音高就是这么定下来的，不是任意频率都行。</w:t>
+      </w:r>
+    </w:p>
+    <w:p>
+      <w:pPr>
+        <w:spacing w:before="120" w:after="60" w:line="307" w:lineRule="auto"/>
+      </w:pPr>
+      <w:r>
+        <w:rPr>
+          <w:rFonts w:ascii="Times New Roman" w:hAnsi="Times New Roman" w:eastAsia="黑体"/>
+          <w:b/>
+          <w:color w:val="1F4E79"/>
+          <w:sz w:val="22"/>
+        </w:rPr>
+        <w:t>6. 反射与“半波损失”</w:t>
+      </w:r>
+    </w:p>
+    <w:p>
+      <w:pPr>
+        <w:spacing w:before="40" w:after="40" w:line="307" w:lineRule="auto"/>
+        <w:ind w:left="312"/>
+      </w:pPr>
+      <w:r>
+        <w:rPr>
+          <w:rFonts w:ascii="Times New Roman" w:hAnsi="Times New Roman" w:eastAsia="宋体"/>
+          <w:b w:val="0"/>
+          <w:sz w:val="21"/>
+        </w:rPr>
+        <w:t>· 波从波疏介质射向波密介质（相当于固定端）→ 反射波在反射点相位突变 π → 反射点为波节。</w:t>
+      </w:r>
+    </w:p>
+    <w:p>
+      <w:pPr>
+        <w:spacing w:before="40" w:after="40" w:line="307" w:lineRule="auto"/>
+        <w:ind w:left="312"/>
+      </w:pPr>
+      <w:r>
+        <w:rPr>
+          <w:rFonts w:ascii="Times New Roman" w:hAnsi="Times New Roman" w:eastAsia="宋体"/>
+          <w:b w:val="0"/>
+          <w:sz w:val="21"/>
+        </w:rPr>
+        <w:t>· 从波密到波疏（相当于自由端）→ 无相位突变 → 反射点为波腹。</w:t>
+      </w:r>
+    </w:p>
+    <w:p>
+      <w:pPr>
+        <w:spacing w:before="40" w:after="60" w:line="307" w:lineRule="auto"/>
+        <w:ind w:left="170"/>
+        <w:shd w:val="clear" w:fill="E2EFDA"/>
+      </w:pPr>
+      <w:r>
+        <w:rPr>
+          <w:rFonts w:ascii="Times New Roman" w:hAnsi="Times New Roman" w:eastAsia="宋体"/>
+          <w:b/>
+          <w:color w:val="377D22"/>
+          <w:sz w:val="21"/>
+        </w:rPr>
+        <w:t xml:space="preserve">口诀 · 对应题目　</w:t>
+      </w:r>
+      <w:r>
+        <w:rPr>
+          <w:rFonts w:ascii="Times New Roman" w:hAnsi="Times New Roman" w:eastAsia="宋体"/>
+          <w:b w:val="0"/>
+          <w:sz w:val="21"/>
+        </w:rPr>
+        <w:t>光学里完全同构：光疏→光密反射有“半波损失”（多走 λ/2 光程），光密→光疏没有。第十三次作业的薄膜、劈尖、牛顿环，天天在用这条判据。</w:t>
       </w:r>
     </w:p>
     <w:p>
@@ -4779,118 +6054,329 @@
           <w:b/>
           <w:sz w:val="23"/>
         </w:rPr>
-        <w:t>三、驻波</w:t>
+        <w:t>四、波的能量 · 多普勒效应 · 反射</w:t>
+      </w:r>
+    </w:p>
+    <w:p>
+      <w:pPr>
+        <w:spacing w:before="120" w:after="60" w:line="307" w:lineRule="auto"/>
+      </w:pPr>
+      <w:r>
+        <w:rPr>
+          <w:rFonts w:ascii="Times New Roman" w:hAnsi="Times New Roman" w:eastAsia="黑体"/>
+          <w:b/>
+          <w:color w:val="1F4E79"/>
+          <w:sz w:val="22"/>
+        </w:rPr>
+        <w:t>1. 波的能量与能流</w:t>
+      </w:r>
+    </w:p>
+    <w:p>
+      <w:pPr>
+        <w:spacing w:before="40" w:after="80" w:line="307" w:lineRule="auto"/>
+        <w:jc w:val="center"/>
+      </w:pPr>
+      <w:r>
+        <w:rPr>
+          <w:rFonts w:ascii="Times New Roman" w:hAnsi="Times New Roman" w:eastAsia="宋体"/>
+          <w:b/>
+          <w:color w:val="1F4E79"/>
+          <w:sz w:val="22"/>
+        </w:rPr>
+        <w:t>平均能量密度 w̄ = ½ρ ω² A²　　波强（平均能流密度）I = w̄·u = ½ρ ω² A² u</w:t>
       </w:r>
     </w:p>
     <w:p>
       <w:pPr>
         <w:spacing w:before="40" w:after="40" w:line="307" w:lineRule="auto"/>
+        <w:ind w:left="312"/>
+      </w:pPr>
+      <w:r>
+        <w:rPr>
+          <w:rFonts w:ascii="Times New Roman" w:hAnsi="Times New Roman" w:eastAsia="宋体"/>
+          <w:b w:val="0"/>
+          <w:sz w:val="21"/>
+        </w:rPr>
+        <w:t>· I ∝ A²，也 ∝ ω²：振幅加倍 → 强度 4 倍；频率加倍 → 强度 4 倍。</w:t>
+      </w:r>
+    </w:p>
+    <w:p>
+      <w:pPr>
+        <w:spacing w:before="40" w:after="40" w:line="307" w:lineRule="auto"/>
+        <w:ind w:left="312"/>
+      </w:pPr>
+      <w:r>
+        <w:rPr>
+          <w:rFonts w:ascii="Times New Roman" w:hAnsi="Times New Roman" w:eastAsia="宋体"/>
+          <w:b w:val="0"/>
+          <w:sz w:val="21"/>
+        </w:rPr>
+        <w:t>· 能流（功率）P = I·S。球面波无吸收时穿过任一球面的 P 相同 → I ∝ 1/r²（与上一节呼应）。</w:t>
+      </w:r>
+    </w:p>
+    <w:p>
+      <w:pPr>
+        <w:spacing w:before="40" w:after="60" w:line="307" w:lineRule="auto"/>
         <w:ind w:left="170"/>
-      </w:pPr>
-      <w:r>
-        <w:rPr>
-          <w:rFonts w:ascii="Times New Roman" w:hAnsi="Times New Roman" w:eastAsia="宋体"/>
-          <w:b w:val="0"/>
-          <w:sz w:val="21"/>
-        </w:rPr>
-        <w:t>· 两列等幅反向行波叠加：y = 2A·cos(kx + φ)·cos(ωt + ...)。波节（振幅 0）：cos(kx+φ)=0；波腹（振幅 2A）：|cos(kx+φ)|=1。</w:t>
+        <w:shd w:val="clear" w:fill="FCE4D6"/>
+      </w:pPr>
+      <w:r>
+        <w:rPr>
+          <w:rFonts w:ascii="Times New Roman" w:hAnsi="Times New Roman" w:eastAsia="宋体"/>
+          <w:b/>
+          <w:color w:val="C00000"/>
+          <w:sz w:val="21"/>
+        </w:rPr>
+        <w:t xml:space="preserve">易错提醒　</w:t>
+      </w:r>
+      <w:r>
+        <w:rPr>
+          <w:rFonts w:ascii="Times New Roman" w:hAnsi="Times New Roman" w:eastAsia="宋体"/>
+          <w:b w:val="0"/>
+          <w:sz w:val="21"/>
+        </w:rPr>
+        <w:t>不要把“质元的机械能”与“波强”混为一谈。行波中单个质元不断从上游吸收能量、又交给下游，它的总机械能不守恒（这正是波在输送能量的表现）。</w:t>
+      </w:r>
+    </w:p>
+    <w:p>
+      <w:pPr>
+        <w:spacing w:before="120" w:after="60" w:line="307" w:lineRule="auto"/>
+      </w:pPr>
+      <w:r>
+        <w:rPr>
+          <w:rFonts w:ascii="Times New Roman" w:hAnsi="Times New Roman" w:eastAsia="黑体"/>
+          <w:b/>
+          <w:color w:val="1F4E79"/>
+          <w:sz w:val="22"/>
+        </w:rPr>
+        <w:t>2. 多普勒效应：先判“相向还是背离”，再选符号</w:t>
+      </w:r>
+    </w:p>
+    <w:p>
+      <w:pPr>
+        <w:spacing w:before="40" w:after="80" w:line="307" w:lineRule="auto"/>
+        <w:jc w:val="center"/>
+      </w:pPr>
+      <w:r>
+        <w:rPr>
+          <w:rFonts w:ascii="Times New Roman" w:hAnsi="Times New Roman" w:eastAsia="宋体"/>
+          <w:b/>
+          <w:color w:val="1F4E79"/>
+          <w:sz w:val="22"/>
+        </w:rPr>
+        <w:t>f′ = f · (u ± v_观) / (u ∓ v_源)</w:t>
       </w:r>
     </w:p>
     <w:p>
       <w:pPr>
         <w:spacing w:before="40" w:after="40" w:line="307" w:lineRule="auto"/>
+        <w:ind w:left="312"/>
+      </w:pPr>
+      <w:r>
+        <w:rPr>
+          <w:rFonts w:ascii="Times New Roman" w:hAnsi="Times New Roman" w:eastAsia="宋体"/>
+          <w:b w:val="0"/>
+          <w:sz w:val="21"/>
+        </w:rPr>
+        <w:t>· 分子管观察者：观察者迎着波走（与波相向）→ 分子用 +；背离 → 用 −。</w:t>
+      </w:r>
+    </w:p>
+    <w:p>
+      <w:pPr>
+        <w:spacing w:before="40" w:after="40" w:line="307" w:lineRule="auto"/>
+        <w:ind w:left="312"/>
+      </w:pPr>
+      <w:r>
+        <w:rPr>
+          <w:rFonts w:ascii="Times New Roman" w:hAnsi="Times New Roman" w:eastAsia="宋体"/>
+          <w:b w:val="0"/>
+          <w:sz w:val="21"/>
+        </w:rPr>
+        <w:t>· 分母管波源：波源朝观察者来（相向）→ 分母用 −（分母变小 → f′ 变大）；远离 → 用 +。</w:t>
+      </w:r>
+    </w:p>
+    <w:p>
+      <w:pPr>
+        <w:spacing w:before="40" w:after="60" w:line="307" w:lineRule="auto"/>
         <w:ind w:left="170"/>
-      </w:pPr>
-      <w:r>
-        <w:rPr>
-          <w:rFonts w:ascii="Times New Roman" w:hAnsi="Times New Roman" w:eastAsia="宋体"/>
-          <w:b w:val="0"/>
-          <w:sz w:val="21"/>
-        </w:rPr>
-        <w:t>· 相邻波节（波腹）间距 λ/4，波节与波腹间距 λ/4。同一波节间各质点同相，相邻两波节间反相。</w:t>
+        <w:shd w:val="clear" w:fill="FFF2CC"/>
+      </w:pPr>
+      <w:r>
+        <w:rPr>
+          <w:rFonts w:ascii="Times New Roman" w:hAnsi="Times New Roman" w:eastAsia="宋体"/>
+          <w:b/>
+          <w:color w:val="9C5700"/>
+          <w:sz w:val="21"/>
+        </w:rPr>
+        <w:t xml:space="preserve">结论要点　</w:t>
+      </w:r>
+      <w:r>
+        <w:rPr>
+          <w:rFonts w:ascii="Times New Roman" w:hAnsi="Times New Roman" w:eastAsia="宋体"/>
+          <w:b w:val="0"/>
+          <w:sz w:val="21"/>
+        </w:rPr>
+        <w:t>万能判据：相向 → 接收频率升高；背离 → 接收频率降低。先用这句话定升降，再回头选符号，比死背公式可靠得多。</w:t>
+      </w:r>
+    </w:p>
+    <w:p>
+      <w:pPr>
+        <w:spacing w:before="40" w:after="60" w:line="307" w:lineRule="auto"/>
+        <w:ind w:left="170"/>
+      </w:pPr>
+      <w:r>
+        <w:rPr>
+          <w:rFonts w:ascii="Times New Roman" w:hAnsi="Times New Roman" w:eastAsia="宋体"/>
+          <w:b w:val="0"/>
+          <w:sz w:val="21"/>
+        </w:rPr>
+        <w:t>两种运动的物理机制不同，别混着记：</w:t>
       </w:r>
     </w:p>
     <w:p>
       <w:pPr>
         <w:spacing w:before="40" w:after="40" w:line="307" w:lineRule="auto"/>
+        <w:ind w:left="312"/>
+      </w:pPr>
+      <w:r>
+        <w:rPr>
+          <w:rFonts w:ascii="Times New Roman" w:hAnsi="Times New Roman" w:eastAsia="宋体"/>
+          <w:b w:val="0"/>
+          <w:sz w:val="21"/>
+        </w:rPr>
+        <w:t>· 波源动：改变的是空间中的波长——波源前方的波峰被“追着挤”在一起，λ′ = (u − v_源)/f。</w:t>
+      </w:r>
+    </w:p>
+    <w:p>
+      <w:pPr>
+        <w:spacing w:before="40" w:after="40" w:line="307" w:lineRule="auto"/>
+        <w:ind w:left="312"/>
+      </w:pPr>
+      <w:r>
+        <w:rPr>
+          <w:rFonts w:ascii="Times New Roman" w:hAnsi="Times New Roman" w:eastAsia="宋体"/>
+          <w:b w:val="0"/>
+          <w:sz w:val="21"/>
+        </w:rPr>
+        <w:t>· 观察者动：波长没变，变的是观察者“撞上波峰”的频率——迎着走，单位时间撞上更多波峰。</w:t>
+      </w:r>
+    </w:p>
+    <w:p>
+      <w:pPr>
+        <w:spacing w:before="40" w:after="40" w:line="307" w:lineRule="auto"/>
+        <w:ind w:left="312"/>
+      </w:pPr>
+      <w:r>
+        <w:rPr>
+          <w:rFonts w:ascii="Times New Roman" w:hAnsi="Times New Roman" w:eastAsia="宋体"/>
+          <w:b w:val="0"/>
+          <w:sz w:val="21"/>
+        </w:rPr>
+        <w:t>· 介质中的波速 u 始终不变（由介质决定），变的只是接收频率。</w:t>
+      </w:r>
+    </w:p>
+    <w:p>
+      <w:pPr>
+        <w:spacing w:before="40" w:after="60" w:line="307" w:lineRule="auto"/>
         <w:ind w:left="170"/>
-      </w:pPr>
-      <w:r>
-        <w:rPr>
-          <w:rFonts w:ascii="Times New Roman" w:hAnsi="Times New Roman" w:eastAsia="宋体"/>
-          <w:b w:val="0"/>
-          <w:sz w:val="21"/>
-        </w:rPr>
-        <w:t>· 驻波不输运能量：各点动能势能同步变化——位移最大（端点时刻）时动能=0、弹性势能最大；过平衡位置时动能最大、势能最小。</w:t>
+        <w:shd w:val="clear" w:fill="FCE4D6"/>
+      </w:pPr>
+      <w:r>
+        <w:rPr>
+          <w:rFonts w:ascii="Times New Roman" w:hAnsi="Times New Roman" w:eastAsia="宋体"/>
+          <w:b/>
+          <w:color w:val="C00000"/>
+          <w:sz w:val="21"/>
+        </w:rPr>
+        <w:t xml:space="preserve">易错提醒　</w:t>
+      </w:r>
+      <w:r>
+        <w:rPr>
+          <w:rFonts w:ascii="Times New Roman" w:hAnsi="Times New Roman" w:eastAsia="宋体"/>
+          <w:b w:val="0"/>
+          <w:sz w:val="21"/>
+        </w:rPr>
+        <w:t>光学多普勒必须用相对论公式（只有相对速度，没有“介质”），不能套上面这个声学公式。</w:t>
+      </w:r>
+    </w:p>
+    <w:p>
+      <w:pPr>
+        <w:spacing w:before="120" w:after="60" w:line="307" w:lineRule="auto"/>
+      </w:pPr>
+      <w:r>
+        <w:rPr>
+          <w:rFonts w:ascii="Times New Roman" w:hAnsi="Times New Roman" w:eastAsia="黑体"/>
+          <w:b/>
+          <w:color w:val="1F4E79"/>
+          <w:sz w:val="22"/>
+        </w:rPr>
+        <w:t>3. 反射：抓住“端点性质”</w:t>
       </w:r>
     </w:p>
     <w:p>
       <w:pPr>
         <w:spacing w:before="40" w:after="40" w:line="307" w:lineRule="auto"/>
+        <w:ind w:left="312"/>
+      </w:pPr>
+      <w:r>
+        <w:rPr>
+          <w:rFonts w:ascii="Times New Roman" w:hAnsi="Times New Roman" w:eastAsia="宋体"/>
+          <w:b w:val="0"/>
+          <w:sz w:val="21"/>
+        </w:rPr>
+        <w:t>· 反射点为波节（固定端 / 波阻变大）→ 反射波相对入射波在该点反相（多出 π，即“半波损失”）。</w:t>
+      </w:r>
+    </w:p>
+    <w:p>
+      <w:pPr>
+        <w:spacing w:before="40" w:after="40" w:line="307" w:lineRule="auto"/>
+        <w:ind w:left="312"/>
+      </w:pPr>
+      <w:r>
+        <w:rPr>
+          <w:rFonts w:ascii="Times New Roman" w:hAnsi="Times New Roman" w:eastAsia="宋体"/>
+          <w:b w:val="0"/>
+          <w:sz w:val="21"/>
+        </w:rPr>
+        <w:t>· 反射点为波腹（自由端 / 波阻变小）→ 同相反射。</w:t>
+      </w:r>
+    </w:p>
+    <w:p>
+      <w:pPr>
+        <w:spacing w:before="40" w:after="40" w:line="307" w:lineRule="auto"/>
+        <w:ind w:left="312"/>
+      </w:pPr>
+      <w:r>
+        <w:rPr>
+          <w:rFonts w:ascii="Times New Roman" w:hAnsi="Times New Roman" w:eastAsia="宋体"/>
+          <w:b w:val="0"/>
+          <w:sz w:val="21"/>
+        </w:rPr>
+        <w:t>· 反射波的频率、波速、波长都与入射波相同（同一介质），唯一可能的变化就是那一个 π 的相位突变。</w:t>
+      </w:r>
+    </w:p>
+    <w:p>
+      <w:pPr>
+        <w:spacing w:before="40" w:after="60" w:line="307" w:lineRule="auto"/>
         <w:ind w:left="170"/>
-      </w:pPr>
-      <w:r>
-        <w:rPr>
-          <w:rFonts w:ascii="Times New Roman" w:hAnsi="Times New Roman" w:eastAsia="宋体"/>
-          <w:b w:val="0"/>
-          <w:sz w:val="21"/>
-        </w:rPr>
-        <w:t>· 弦（两端固定或自由）只能形成频率满足边界条件的驻波（本征频率），不是"任意频率"。</w:t>
-      </w:r>
-    </w:p>
-    <w:p>
-      <w:pPr>
-        <w:spacing w:before="160" w:after="80" w:line="307" w:lineRule="auto"/>
-      </w:pPr>
-      <w:r>
-        <w:rPr>
-          <w:rFonts w:ascii="Times New Roman" w:hAnsi="Times New Roman" w:eastAsia="黑体"/>
-          <w:b/>
-          <w:sz w:val="23"/>
-        </w:rPr>
-        <w:t>四、波的能量与多普勒效应、反射</w:t>
-      </w:r>
-    </w:p>
-    <w:p>
-      <w:pPr>
-        <w:spacing w:before="40" w:after="40" w:line="307" w:lineRule="auto"/>
-        <w:ind w:left="170"/>
-      </w:pPr>
-      <w:r>
-        <w:rPr>
-          <w:rFonts w:ascii="Times New Roman" w:hAnsi="Times New Roman" w:eastAsia="宋体"/>
-          <w:b w:val="0"/>
-          <w:sz w:val="21"/>
-        </w:rPr>
-        <w:t>· 平均能流密度（波强）：I = w̄·u = ½ρA²ω²u ∝ A²ω²。</w:t>
-      </w:r>
-    </w:p>
-    <w:p>
-      <w:pPr>
-        <w:spacing w:before="40" w:after="40" w:line="307" w:lineRule="auto"/>
-        <w:ind w:left="170"/>
-      </w:pPr>
-      <w:r>
-        <w:rPr>
-          <w:rFonts w:ascii="Times New Roman" w:hAnsi="Times New Roman" w:eastAsia="宋体"/>
-          <w:b w:val="0"/>
-          <w:sz w:val="21"/>
-        </w:rPr>
-        <w:t>· 多普勒效应（介质中声速 u，观测者与波源相向）：f′ = f·(u + v_观)/(u − v_源)。只改频率、改波长，不改变介质中的波速。</w:t>
-      </w:r>
-    </w:p>
-    <w:p>
-      <w:pPr>
-        <w:spacing w:before="40" w:after="40" w:line="307" w:lineRule="auto"/>
-        <w:ind w:left="170"/>
-      </w:pPr>
-      <w:r>
-        <w:rPr>
-          <w:rFonts w:ascii="Times New Roman" w:hAnsi="Times New Roman" w:eastAsia="宋体"/>
-          <w:b w:val="0"/>
-          <w:sz w:val="21"/>
-        </w:rPr>
-        <w:t>· 反射：反射点为波节 → 反射波相对入射波在反射点反相（半波损失 π）；为波腹 → 无反相。</w:t>
+        <w:shd w:val="clear" w:fill="E2EFDA"/>
+      </w:pPr>
+      <w:r>
+        <w:rPr>
+          <w:rFonts w:ascii="Times New Roman" w:hAnsi="Times New Roman" w:eastAsia="宋体"/>
+          <w:b/>
+          <w:color w:val="377D22"/>
+          <w:sz w:val="21"/>
+        </w:rPr>
+        <w:t xml:space="preserve">口诀 · 对应题目　</w:t>
+      </w:r>
+      <w:r>
+        <w:rPr>
+          <w:rFonts w:ascii="Times New Roman" w:hAnsi="Times New Roman" w:eastAsia="宋体"/>
+          <w:b w:val="0"/>
+          <w:sz w:val="21"/>
+        </w:rPr>
+        <w:t>本单元的一条主线：不管是绳上的波还是光，从“轻”到“重”（光疏到光密）反射就多半个波长。把这句话记牢，第十三次的薄膜判据直接就通了。</w:t>
       </w:r>
     </w:p>
     <w:p>
@@ -6958,7 +8444,7 @@
           <w:color w:val="1F4E79"/>
           <w:sz w:val="26"/>
         </w:rPr>
-        <w:t>〇、知识框架（先读这页，再看逐题解析）</w:t>
+        <w:t>〇、知识精讲（零基础版：先建立物理图像，再看逐题解析）</w:t>
       </w:r>
     </w:p>
     <w:p>
@@ -6976,7 +8462,203 @@
     </w:p>
     <w:p>
       <w:pPr>
+        <w:spacing w:before="40" w:after="60" w:line="307" w:lineRule="auto"/>
+        <w:ind w:left="170"/>
+      </w:pPr>
+      <w:r>
+        <w:rPr>
+          <w:rFonts w:ascii="Times New Roman" w:hAnsi="Times New Roman" w:eastAsia="宋体"/>
+          <w:b w:val="0"/>
+          <w:sz w:val="21"/>
+        </w:rPr>
+        <w:t>下面按“零基础”来讲，尽量少堆公式，先把物理图像说清楚。</w:t>
+      </w:r>
+    </w:p>
+    <w:p>
+      <w:pPr>
+        <w:spacing w:before="120" w:after="60" w:line="307" w:lineRule="auto"/>
+      </w:pPr>
+      <w:r>
+        <w:rPr>
+          <w:rFonts w:ascii="Times New Roman" w:hAnsi="Times New Roman" w:eastAsia="黑体"/>
+          <w:b/>
+          <w:color w:val="1F4E79"/>
+          <w:sz w:val="22"/>
+        </w:rPr>
+        <w:t>1. 干涉到底在干什么？</w:t>
+      </w:r>
+    </w:p>
+    <w:p>
+      <w:pPr>
+        <w:spacing w:before="40" w:after="60" w:line="307" w:lineRule="auto"/>
+        <w:ind w:left="170"/>
+      </w:pPr>
+      <w:r>
+        <w:rPr>
+          <w:rFonts w:ascii="Times New Roman" w:hAnsi="Times New Roman" w:eastAsia="宋体"/>
+          <w:b w:val="0"/>
+          <w:sz w:val="21"/>
+        </w:rPr>
+        <w:t>把光想成水波。两列水波相遇，有的地方波峰叠波峰，水就更高；有的地方波峰叠波谷，水就抵消。光也是这样：两束光叠加后，有的地方更亮，有的地方更暗，形成稳定的亮暗条纹，这叫干涉。</w:t>
+      </w:r>
+    </w:p>
+    <w:p>
+      <w:pPr>
+        <w:spacing w:before="40" w:after="60" w:line="307" w:lineRule="auto"/>
+        <w:ind w:left="170"/>
+      </w:pPr>
+      <w:r>
+        <w:rPr>
+          <w:rFonts w:ascii="Times New Roman" w:hAnsi="Times New Roman" w:eastAsia="宋体"/>
+          <w:b w:val="0"/>
+          <w:sz w:val="21"/>
+        </w:rPr>
+        <w:t>但关键是：不是随便两束光相遇都能形成稳定条纹。必须让两束光步调关系稳定，也就是相干。</w:t>
+      </w:r>
+    </w:p>
+    <w:p>
+      <w:pPr>
+        <w:spacing w:before="120" w:after="60" w:line="307" w:lineRule="auto"/>
+      </w:pPr>
+      <w:r>
+        <w:rPr>
+          <w:rFonts w:ascii="Times New Roman" w:hAnsi="Times New Roman" w:eastAsia="黑体"/>
+          <w:b/>
+          <w:color w:val="1F4E79"/>
+          <w:sz w:val="22"/>
+        </w:rPr>
+        <w:t>2. 相干三条件</w:t>
+      </w:r>
+    </w:p>
+    <w:p>
+      <w:pPr>
+        <w:spacing w:before="40" w:after="60" w:line="307" w:lineRule="auto"/>
+        <w:ind w:left="170"/>
+      </w:pPr>
+      <w:r>
+        <w:rPr>
+          <w:rFonts w:ascii="Times New Roman" w:hAnsi="Times New Roman" w:eastAsia="宋体"/>
+          <w:b w:val="0"/>
+          <w:sz w:val="21"/>
+        </w:rPr>
+        <w:t>理想情况下，两束光要相干，必须同时满足三条：</w:t>
+      </w:r>
+    </w:p>
+    <w:p>
+      <w:pPr>
+        <w:spacing w:before="120" w:after="60" w:line="307" w:lineRule="auto"/>
+      </w:pPr>
+      <w:r>
+        <w:rPr>
+          <w:rFonts w:ascii="Times New Roman" w:hAnsi="Times New Roman" w:eastAsia="黑体"/>
+          <w:b/>
+          <w:color w:val="1F4E79"/>
+          <w:sz w:val="22"/>
+        </w:rPr>
+        <w:t>① 频率相同</w:t>
+      </w:r>
+    </w:p>
+    <w:p>
+      <w:pPr>
+        <w:spacing w:before="40" w:after="60" w:line="307" w:lineRule="auto"/>
+        <w:ind w:left="170"/>
+      </w:pPr>
+      <w:r>
+        <w:rPr>
+          <w:rFonts w:ascii="Times New Roman" w:hAnsi="Times New Roman" w:eastAsia="宋体"/>
+          <w:b w:val="0"/>
+          <w:sz w:val="21"/>
+        </w:rPr>
+        <w:t>频率就是每秒振动多少次。频率相同，波峰波谷的节拍才一样，才能形成固定的加强、减弱位置。</w:t>
+      </w:r>
+    </w:p>
+    <w:p>
+      <w:pPr>
+        <w:spacing w:before="40" w:after="60" w:line="307" w:lineRule="auto"/>
+        <w:ind w:left="170"/>
+      </w:pPr>
+      <w:r>
+        <w:rPr>
+          <w:rFonts w:ascii="Times New Roman" w:hAnsi="Times New Roman" w:eastAsia="宋体"/>
+          <w:b w:val="0"/>
+          <w:sz w:val="21"/>
+        </w:rPr>
+        <w:t>如果频率不同，两束光的相位差会不断变化：这一时刻波峰对波峰，下一时刻波峰对波谷，条纹会快速移动。人眼（以及任何有响应时间的探测器）看到的是平均效果，就看不到稳定干涉。</w:t>
+      </w:r>
+    </w:p>
+    <w:p>
+      <w:pPr>
+        <w:spacing w:before="120" w:after="60" w:line="307" w:lineRule="auto"/>
+      </w:pPr>
+      <w:r>
+        <w:rPr>
+          <w:rFonts w:ascii="Times New Roman" w:hAnsi="Times New Roman" w:eastAsia="黑体"/>
+          <w:b/>
+          <w:color w:val="1F4E79"/>
+          <w:sz w:val="22"/>
+        </w:rPr>
+        <w:t>② 振动方向相同</w:t>
+      </w:r>
+    </w:p>
+    <w:p>
+      <w:pPr>
+        <w:spacing w:before="40" w:after="60" w:line="307" w:lineRule="auto"/>
+        <w:ind w:left="170"/>
+      </w:pPr>
+      <w:r>
+        <w:rPr>
+          <w:rFonts w:ascii="Times New Roman" w:hAnsi="Times New Roman" w:eastAsia="宋体"/>
+          <w:b w:val="0"/>
+          <w:sz w:val="21"/>
+        </w:rPr>
+        <w:t>光波是横波，振动方向垂直于传播方向。如果一束光上下振动，另一束光左右振动，它们不能在同一方向上很好地叠加出强弱分布。</w:t>
+      </w:r>
+    </w:p>
+    <w:p>
+      <w:pPr>
         <w:spacing w:before="40" w:after="40" w:line="307" w:lineRule="auto"/>
+        <w:ind w:left="312"/>
+      </w:pPr>
+      <w:r>
+        <w:rPr>
+          <w:rFonts w:ascii="Times New Roman" w:hAnsi="Times New Roman" w:eastAsia="宋体"/>
+          <w:b w:val="0"/>
+          <w:sz w:val="21"/>
+        </w:rPr>
+        <w:t>· 振动方向不完全相同：只有共同方向的分量能干涉，干涉效果变差（对比度下降）。</w:t>
+      </w:r>
+    </w:p>
+    <w:p>
+      <w:pPr>
+        <w:spacing w:before="40" w:after="40" w:line="307" w:lineRule="auto"/>
+        <w:ind w:left="312"/>
+      </w:pPr>
+      <w:r>
+        <w:rPr>
+          <w:rFonts w:ascii="Times New Roman" w:hAnsi="Times New Roman" w:eastAsia="宋体"/>
+          <w:b w:val="0"/>
+          <w:sz w:val="21"/>
+        </w:rPr>
+        <w:t>· 振动方向完全垂直：干涉项恒为零，完全不干涉。</w:t>
+      </w:r>
+    </w:p>
+    <w:p>
+      <w:pPr>
+        <w:spacing w:before="120" w:after="60" w:line="307" w:lineRule="auto"/>
+      </w:pPr>
+      <w:r>
+        <w:rPr>
+          <w:rFonts w:ascii="Times New Roman" w:hAnsi="Times New Roman" w:eastAsia="黑体"/>
+          <w:b/>
+          <w:color w:val="1F4E79"/>
+          <w:sz w:val="22"/>
+        </w:rPr>
+        <w:t>③ 相位差恒定</w:t>
+      </w:r>
+    </w:p>
+    <w:p>
+      <w:pPr>
+        <w:spacing w:before="40" w:after="60" w:line="307" w:lineRule="auto"/>
         <w:ind w:left="170"/>
       </w:pPr>
       <w:r>
@@ -6985,12 +8667,367 @@
           <w:b w:val="0"/>
           <w:sz w:val="21"/>
         </w:rPr>
-        <w:t>· 相干条件：频率相同、振动方向相同、相位差恒定。</w:t>
+        <w:t>“相位”可以理解为波走到哪个位置：波峰、波谷、上升阶段、下降阶段。</w:t>
+      </w:r>
+    </w:p>
+    <w:p>
+      <w:pPr>
+        <w:spacing w:before="40" w:after="60" w:line="307" w:lineRule="auto"/>
+        <w:ind w:left="170"/>
+        <w:shd w:val="clear" w:fill="FFF2CC"/>
+      </w:pPr>
+      <w:r>
+        <w:rPr>
+          <w:rFonts w:ascii="Times New Roman" w:hAnsi="Times New Roman" w:eastAsia="宋体"/>
+          <w:b/>
+          <w:color w:val="9C5700"/>
+          <w:sz w:val="21"/>
+        </w:rPr>
+        <w:t xml:space="preserve">结论要点　</w:t>
+      </w:r>
+      <w:r>
+        <w:rPr>
+          <w:rFonts w:ascii="Times New Roman" w:hAnsi="Times New Roman" w:eastAsia="宋体"/>
+          <w:b w:val="0"/>
+          <w:sz w:val="21"/>
+        </w:rPr>
+        <w:t>“相位差恒定”不是要求两束光相位相同，而是要求它们之间的先后关系固定。</w:t>
+      </w:r>
+    </w:p>
+    <w:p>
+      <w:pPr>
+        <w:spacing w:before="40" w:after="60" w:line="307" w:lineRule="auto"/>
+        <w:ind w:left="170"/>
+      </w:pPr>
+      <w:r>
+        <w:rPr>
+          <w:rFonts w:ascii="Times New Roman" w:hAnsi="Times New Roman" w:eastAsia="宋体"/>
+          <w:b w:val="0"/>
+          <w:sz w:val="21"/>
+        </w:rPr>
+        <w:t>比如一束光总比另一束光晚半个周期，这也是相位差恒定，仍然可以干涉，只是条纹位置会移动（原来最亮的地方变成最暗）。</w:t>
+      </w:r>
+    </w:p>
+    <w:p>
+      <w:pPr>
+        <w:spacing w:before="40" w:after="60" w:line="307" w:lineRule="auto"/>
+        <w:ind w:left="170"/>
+      </w:pPr>
+      <w:r>
+        <w:rPr>
+          <w:rFonts w:ascii="Times New Roman" w:hAnsi="Times New Roman" w:eastAsia="宋体"/>
+          <w:b w:val="0"/>
+          <w:sz w:val="21"/>
+        </w:rPr>
+        <w:t>如果相位差随机变化，亮暗位置就随机变化，时间平均后是一片均匀亮度，看不到条纹。</w:t>
+      </w:r>
+    </w:p>
+    <w:p>
+      <w:pPr>
+        <w:spacing w:before="40" w:after="60" w:line="307" w:lineRule="auto"/>
+        <w:ind w:left="170"/>
+        <w:shd w:val="clear" w:fill="FFF2CC"/>
+      </w:pPr>
+      <w:r>
+        <w:rPr>
+          <w:rFonts w:ascii="Times New Roman" w:hAnsi="Times New Roman" w:eastAsia="宋体"/>
+          <w:b/>
+          <w:color w:val="9C5700"/>
+          <w:sz w:val="21"/>
+        </w:rPr>
+        <w:t xml:space="preserve">结论要点　</w:t>
+      </w:r>
+      <w:r>
+        <w:rPr>
+          <w:rFonts w:ascii="Times New Roman" w:hAnsi="Times New Roman" w:eastAsia="宋体"/>
+          <w:b w:val="0"/>
+          <w:sz w:val="21"/>
+        </w:rPr>
+        <w:t>相干条件记成：频率相同、振动方向相同、相位差恒定。三个条件缺一不可。</w:t>
+      </w:r>
+    </w:p>
+    <w:p>
+      <w:pPr>
+        <w:spacing w:before="40" w:after="60" w:line="307" w:lineRule="auto"/>
+        <w:ind w:left="170"/>
+        <w:shd w:val="clear" w:fill="FCE4D6"/>
+      </w:pPr>
+      <w:r>
+        <w:rPr>
+          <w:rFonts w:ascii="Times New Roman" w:hAnsi="Times New Roman" w:eastAsia="宋体"/>
+          <w:b/>
+          <w:color w:val="C00000"/>
+          <w:sz w:val="21"/>
+        </w:rPr>
+        <w:t xml:space="preserve">易错提醒　</w:t>
+      </w:r>
+      <w:r>
+        <w:rPr>
+          <w:rFonts w:ascii="Times New Roman" w:hAnsi="Times New Roman" w:eastAsia="宋体"/>
+          <w:b w:val="0"/>
+          <w:sz w:val="21"/>
+        </w:rPr>
+        <w:t>选择题常考：频率相同不一定相干，还要振动方向相同、相位差恒定。看到“两束光频率相同所以一定干涉”直接判错。</w:t>
+      </w:r>
+    </w:p>
+    <w:p>
+      <w:pPr>
+        <w:spacing w:before="120" w:after="60" w:line="307" w:lineRule="auto"/>
+      </w:pPr>
+      <w:r>
+        <w:rPr>
+          <w:rFonts w:ascii="Times New Roman" w:hAnsi="Times New Roman" w:eastAsia="黑体"/>
+          <w:b/>
+          <w:color w:val="1F4E79"/>
+          <w:sz w:val="22"/>
+        </w:rPr>
+        <w:t>3. 为什么两个独立钠灯不能干涉？</w:t>
+      </w:r>
+    </w:p>
+    <w:p>
+      <w:pPr>
+        <w:spacing w:before="40" w:after="60" w:line="307" w:lineRule="auto"/>
+        <w:ind w:left="170"/>
+      </w:pPr>
+      <w:r>
+        <w:rPr>
+          <w:rFonts w:ascii="Times New Roman" w:hAnsi="Times New Roman" w:eastAsia="宋体"/>
+          <w:b w:val="0"/>
+          <w:sz w:val="21"/>
+        </w:rPr>
+        <w:t>两个钠灯都发黄光，频率很接近，甚至看起来完全一样。但它们不能形成稳定干涉。</w:t>
+      </w:r>
+    </w:p>
+    <w:p>
+      <w:pPr>
+        <w:spacing w:before="40" w:after="60" w:line="307" w:lineRule="auto"/>
+        <w:ind w:left="170"/>
+      </w:pPr>
+      <w:r>
+        <w:rPr>
+          <w:rFonts w:ascii="Times New Roman" w:hAnsi="Times New Roman" w:eastAsia="宋体"/>
+          <w:b w:val="0"/>
+          <w:sz w:val="21"/>
+        </w:rPr>
+        <w:t>原因是：普通光源发光是大量原子各自独立、随机、断续地发光。每个原子发的光是一小段一小段的波列，段与段之间相位毫无关系。</w:t>
+      </w:r>
+    </w:p>
+    <w:p>
+      <w:pPr>
+        <w:spacing w:before="40" w:after="60" w:line="307" w:lineRule="auto"/>
+        <w:ind w:left="170"/>
+      </w:pPr>
+      <w:r>
+        <w:rPr>
+          <w:rFonts w:ascii="Times New Roman" w:hAnsi="Times New Roman" w:eastAsia="宋体"/>
+          <w:b w:val="0"/>
+          <w:sz w:val="21"/>
+        </w:rPr>
+        <w:t>两个钠灯之间没有固定相位关系，它们的相位差在极短时间内（10⁻⁸ s 量级）随机跳变。所以不满足“相位差恒定”，因此不相干。</w:t>
+      </w:r>
+    </w:p>
+    <w:p>
+      <w:pPr>
+        <w:spacing w:before="40" w:after="60" w:line="307" w:lineRule="auto"/>
+        <w:ind w:left="170"/>
+        <w:shd w:val="clear" w:fill="FFF2CC"/>
+      </w:pPr>
+      <w:r>
+        <w:rPr>
+          <w:rFonts w:ascii="Times New Roman" w:hAnsi="Times New Roman" w:eastAsia="宋体"/>
+          <w:b/>
+          <w:color w:val="9C5700"/>
+          <w:sz w:val="21"/>
+        </w:rPr>
+        <w:t xml:space="preserve">结论要点　</w:t>
+      </w:r>
+      <w:r>
+        <w:rPr>
+          <w:rFonts w:ascii="Times New Roman" w:hAnsi="Times New Roman" w:eastAsia="宋体"/>
+          <w:b w:val="0"/>
+          <w:sz w:val="21"/>
+        </w:rPr>
+        <w:t>两个独立钠灯不能干涉：因为相位差随机，不是因为频率不同。</w:t>
+      </w:r>
+    </w:p>
+    <w:p>
+      <w:pPr>
+        <w:spacing w:before="40" w:after="60" w:line="307" w:lineRule="auto"/>
+        <w:ind w:left="170"/>
+        <w:shd w:val="clear" w:fill="E2EFDA"/>
+      </w:pPr>
+      <w:r>
+        <w:rPr>
+          <w:rFonts w:ascii="Times New Roman" w:hAnsi="Times New Roman" w:eastAsia="宋体"/>
+          <w:b/>
+          <w:color w:val="377D22"/>
+          <w:sz w:val="21"/>
+        </w:rPr>
+        <w:t xml:space="preserve">口诀 · 对应题目　</w:t>
+      </w:r>
+      <w:r>
+        <w:rPr>
+          <w:rFonts w:ascii="Times New Roman" w:hAnsi="Times New Roman" w:eastAsia="宋体"/>
+          <w:b w:val="0"/>
+          <w:sz w:val="21"/>
+        </w:rPr>
+        <w:t>对应作业第 2 题：两只钠灯发出的黄光相遇观察不到干涉，选“不是相干光”。</w:t>
+      </w:r>
+    </w:p>
+    <w:p>
+      <w:pPr>
+        <w:spacing w:before="120" w:after="60" w:line="307" w:lineRule="auto"/>
+      </w:pPr>
+      <w:r>
+        <w:rPr>
+          <w:rFonts w:ascii="Times New Roman" w:hAnsi="Times New Roman" w:eastAsia="黑体"/>
+          <w:b/>
+          <w:color w:val="1F4E79"/>
+          <w:sz w:val="22"/>
+        </w:rPr>
+        <w:t>4. 时间相干性：看“单色性”和“相干长度”</w:t>
+      </w:r>
+    </w:p>
+    <w:p>
+      <w:pPr>
+        <w:spacing w:before="40" w:after="60" w:line="307" w:lineRule="auto"/>
+        <w:ind w:left="170"/>
+      </w:pPr>
+      <w:r>
+        <w:rPr>
+          <w:rFonts w:ascii="Times New Roman" w:hAnsi="Times New Roman" w:eastAsia="宋体"/>
+          <w:b w:val="0"/>
+          <w:sz w:val="21"/>
+        </w:rPr>
+        <w:t>实际光源不是无限长的纯正弦波，而是一段一段的波列（每个原子发一段，然后停掉，另一个原子再发一段）。</w:t>
+      </w:r>
+    </w:p>
+    <w:p>
+      <w:pPr>
+        <w:spacing w:before="40" w:after="60" w:line="307" w:lineRule="auto"/>
+        <w:ind w:left="170"/>
+      </w:pPr>
+      <w:r>
+        <w:rPr>
+          <w:rFonts w:ascii="Times New Roman" w:hAnsi="Times New Roman" w:eastAsia="宋体"/>
+          <w:b w:val="0"/>
+          <w:sz w:val="21"/>
+        </w:rPr>
+        <w:t>光源的单色性越好，波列越长，时间相干性越好。</w:t>
+      </w:r>
+    </w:p>
+    <w:p>
+      <w:pPr>
+        <w:spacing w:before="40" w:after="60" w:line="307" w:lineRule="auto"/>
+        <w:ind w:left="170"/>
+      </w:pPr>
+      <w:r>
+        <w:rPr>
+          <w:rFonts w:ascii="Times New Roman" w:hAnsi="Times New Roman" w:eastAsia="宋体"/>
+          <w:b w:val="0"/>
+          <w:sz w:val="21"/>
+        </w:rPr>
+        <w:t>时间相干性关心的是这样一个问题：</w:t>
+      </w:r>
+    </w:p>
+    <w:p>
+      <w:pPr>
+        <w:spacing w:before="40" w:after="60" w:line="307" w:lineRule="auto"/>
+        <w:ind w:left="170"/>
+        <w:shd w:val="clear" w:fill="FFF2CC"/>
+      </w:pPr>
+      <w:r>
+        <w:rPr>
+          <w:rFonts w:ascii="Times New Roman" w:hAnsi="Times New Roman" w:eastAsia="宋体"/>
+          <w:b/>
+          <w:color w:val="9C5700"/>
+          <w:sz w:val="21"/>
+        </w:rPr>
+        <w:t xml:space="preserve">结论要点　</w:t>
+      </w:r>
+      <w:r>
+        <w:rPr>
+          <w:rFonts w:ascii="Times New Roman" w:hAnsi="Times New Roman" w:eastAsia="宋体"/>
+          <w:b w:val="0"/>
+          <w:sz w:val="21"/>
+        </w:rPr>
+        <w:t>同一束光分成两路后，一路走远一点、另一路走近一点，它们到达相遇点时还能不能来自同一段波列？</w:t>
+      </w:r>
+    </w:p>
+    <w:p>
+      <w:pPr>
+        <w:spacing w:before="40" w:after="60" w:line="307" w:lineRule="auto"/>
+        <w:ind w:left="170"/>
+      </w:pPr>
+      <w:r>
+        <w:rPr>
+          <w:rFonts w:ascii="Times New Roman" w:hAnsi="Times New Roman" w:eastAsia="宋体"/>
+          <w:b w:val="0"/>
+          <w:sz w:val="21"/>
+        </w:rPr>
+        <w:t>两路光走的路程差叫光程差。光程不是单纯的几何距离，而是光在介质中传播折算成真空中的距离：</w:t>
+      </w:r>
+    </w:p>
+    <w:p>
+      <w:pPr>
+        <w:spacing w:before="40" w:after="80" w:line="307" w:lineRule="auto"/>
+        <w:jc w:val="center"/>
+      </w:pPr>
+      <w:r>
+        <w:rPr>
+          <w:rFonts w:ascii="Times New Roman" w:hAnsi="Times New Roman" w:eastAsia="宋体"/>
+          <w:b/>
+          <w:color w:val="1F4E79"/>
+          <w:sz w:val="22"/>
+        </w:rPr>
+        <w:t>光程 = 折射率 n × 几何路程</w:t>
+      </w:r>
+    </w:p>
+    <w:p>
+      <w:pPr>
+        <w:spacing w:before="40" w:after="60" w:line="307" w:lineRule="auto"/>
+        <w:ind w:left="170"/>
+      </w:pPr>
+      <w:r>
+        <w:rPr>
+          <w:rFonts w:ascii="Times New Roman" w:hAnsi="Times New Roman" w:eastAsia="宋体"/>
+          <w:b w:val="0"/>
+          <w:sz w:val="21"/>
+        </w:rPr>
+        <w:t>两路光的光程差记作 δ。</w:t>
       </w:r>
     </w:p>
     <w:p>
       <w:pPr>
         <w:spacing w:before="40" w:after="40" w:line="307" w:lineRule="auto"/>
+        <w:ind w:left="312"/>
+      </w:pPr>
+      <w:r>
+        <w:rPr>
+          <w:rFonts w:ascii="Times New Roman" w:hAnsi="Times New Roman" w:eastAsia="宋体"/>
+          <w:b w:val="0"/>
+          <w:sz w:val="21"/>
+        </w:rPr>
+        <w:t>· 光程差不大：两路光到达时还来自同一段波列 → 相位关系稳定 → 能干涉。</w:t>
+      </w:r>
+    </w:p>
+    <w:p>
+      <w:pPr>
+        <w:spacing w:before="40" w:after="40" w:line="307" w:lineRule="auto"/>
+        <w:ind w:left="312"/>
+      </w:pPr>
+      <w:r>
+        <w:rPr>
+          <w:rFonts w:ascii="Times New Roman" w:hAnsi="Times New Roman" w:eastAsia="宋体"/>
+          <w:b w:val="0"/>
+          <w:sz w:val="21"/>
+        </w:rPr>
+        <w:t>· 光程差太大：两路光到达时已经来自不同波列 → 相位关系随机 → 不能干涉。</w:t>
+      </w:r>
+    </w:p>
+    <w:p>
+      <w:pPr>
+        <w:spacing w:before="40" w:after="60" w:line="307" w:lineRule="auto"/>
         <w:ind w:left="170"/>
       </w:pPr>
       <w:r>
@@ -6999,26 +9036,225 @@
           <w:b w:val="0"/>
           <w:sz w:val="21"/>
         </w:rPr>
-        <w:t>· 时间相干性：由光源的相干长度（单色性）决定——光程差超过相干长度则观察不到干涉。</w:t>
+        <w:t>允许的最大光程差叫相干长度，记作 L_c。</w:t>
+      </w:r>
+    </w:p>
+    <w:p>
+      <w:pPr>
+        <w:spacing w:before="40" w:after="60" w:line="307" w:lineRule="auto"/>
+        <w:ind w:left="170"/>
+        <w:shd w:val="clear" w:fill="FFF2CC"/>
+      </w:pPr>
+      <w:r>
+        <w:rPr>
+          <w:rFonts w:ascii="Times New Roman" w:hAnsi="Times New Roman" w:eastAsia="宋体"/>
+          <w:b/>
+          <w:color w:val="9C5700"/>
+          <w:sz w:val="21"/>
+        </w:rPr>
+        <w:t xml:space="preserve">结论要点　</w:t>
+      </w:r>
+      <w:r>
+        <w:rPr>
+          <w:rFonts w:ascii="Times New Roman" w:hAnsi="Times New Roman" w:eastAsia="宋体"/>
+          <w:b w:val="0"/>
+          <w:sz w:val="21"/>
+        </w:rPr>
+        <w:t>δ &lt; L_c 能干涉；δ &gt; L_c 观察不到干涉。</w:t>
+      </w:r>
+    </w:p>
+    <w:p>
+      <w:pPr>
+        <w:spacing w:before="40" w:after="80" w:line="307" w:lineRule="auto"/>
+        <w:jc w:val="center"/>
+      </w:pPr>
+      <w:r>
+        <w:rPr>
+          <w:rFonts w:ascii="Times New Roman" w:hAnsi="Times New Roman" w:eastAsia="宋体"/>
+          <w:b/>
+          <w:color w:val="1F4E79"/>
+          <w:sz w:val="22"/>
+        </w:rPr>
+        <w:t>L_c = λ² / Δλ　　（Δλ 为光谱宽度）</w:t>
       </w:r>
     </w:p>
     <w:p>
       <w:pPr>
         <w:spacing w:before="40" w:after="40" w:line="307" w:lineRule="auto"/>
+        <w:ind w:left="312"/>
+      </w:pPr>
+      <w:r>
+        <w:rPr>
+          <w:rFonts w:ascii="Times New Roman" w:hAnsi="Times New Roman" w:eastAsia="宋体"/>
+          <w:b w:val="0"/>
+          <w:sz w:val="21"/>
+        </w:rPr>
+        <w:t>· Δλ 越小 → 单色性越好 → 相干长度越长 → 时间相干性越好。</w:t>
+      </w:r>
+    </w:p>
+    <w:p>
+      <w:pPr>
+        <w:spacing w:before="40" w:after="40" w:line="307" w:lineRule="auto"/>
+        <w:ind w:left="312"/>
+      </w:pPr>
+      <w:r>
+        <w:rPr>
+          <w:rFonts w:ascii="Times New Roman" w:hAnsi="Times New Roman" w:eastAsia="宋体"/>
+          <w:b w:val="0"/>
+          <w:sz w:val="21"/>
+        </w:rPr>
+        <w:t>· 白光：Δλ 很大，相干长度只有几个波长（微米量级），所以肥皂膜要很薄才能看到彩色干涉。</w:t>
+      </w:r>
+    </w:p>
+    <w:p>
+      <w:pPr>
+        <w:spacing w:before="40" w:after="40" w:line="307" w:lineRule="auto"/>
+        <w:ind w:left="312"/>
+      </w:pPr>
+      <w:r>
+        <w:rPr>
+          <w:rFonts w:ascii="Times New Roman" w:hAnsi="Times New Roman" w:eastAsia="宋体"/>
+          <w:b w:val="0"/>
+          <w:sz w:val="21"/>
+        </w:rPr>
+        <w:t>· 钠灯：Δλ 较小，相干长度约 0.1~1 mm 量级。</w:t>
+      </w:r>
+    </w:p>
+    <w:p>
+      <w:pPr>
+        <w:spacing w:before="40" w:after="40" w:line="307" w:lineRule="auto"/>
+        <w:ind w:left="312"/>
+      </w:pPr>
+      <w:r>
+        <w:rPr>
+          <w:rFonts w:ascii="Times New Roman" w:hAnsi="Times New Roman" w:eastAsia="宋体"/>
+          <w:b w:val="0"/>
+          <w:sz w:val="21"/>
+        </w:rPr>
+        <w:t>· 激光：Δλ 极小，相干长度可达米、千米甚至更长，时间相干性极好。</w:t>
+      </w:r>
+    </w:p>
+    <w:p>
+      <w:pPr>
+        <w:spacing w:before="40" w:after="60" w:line="307" w:lineRule="auto"/>
         <w:ind w:left="170"/>
-      </w:pPr>
-      <w:r>
-        <w:rPr>
-          <w:rFonts w:ascii="Times New Roman" w:hAnsi="Times New Roman" w:eastAsia="宋体"/>
-          <w:b w:val="0"/>
-          <w:sz w:val="21"/>
-        </w:rPr>
-        <w:t>· 空间相干性：由光源的线度（大小）决定——独立光源（两钠灯）相位差随机 → 非相干 → 无干涉。</w:t>
+        <w:shd w:val="clear" w:fill="E2EFDA"/>
+      </w:pPr>
+      <w:r>
+        <w:rPr>
+          <w:rFonts w:ascii="Times New Roman" w:hAnsi="Times New Roman" w:eastAsia="宋体"/>
+          <w:b/>
+          <w:color w:val="377D22"/>
+          <w:sz w:val="21"/>
+        </w:rPr>
+        <w:t xml:space="preserve">口诀 · 对应题目　</w:t>
+      </w:r>
+      <w:r>
+        <w:rPr>
+          <w:rFonts w:ascii="Times New Roman" w:hAnsi="Times New Roman" w:eastAsia="宋体"/>
+          <w:b w:val="0"/>
+          <w:sz w:val="21"/>
+        </w:rPr>
+        <w:t>对应作业第 1 题：决定“最大光程差”的是光源的相干长度（时间相干性），与光源尺寸、强度、频率本身无关。</w:t>
+      </w:r>
+    </w:p>
+    <w:p>
+      <w:pPr>
+        <w:spacing w:before="120" w:after="60" w:line="307" w:lineRule="auto"/>
+      </w:pPr>
+      <w:r>
+        <w:rPr>
+          <w:rFonts w:ascii="Times New Roman" w:hAnsi="Times New Roman" w:eastAsia="黑体"/>
+          <w:b/>
+          <w:color w:val="1F4E79"/>
+          <w:sz w:val="22"/>
+        </w:rPr>
+        <w:t>5. 空间相干性：看“光源线度”和“光源大小”</w:t>
+      </w:r>
+    </w:p>
+    <w:p>
+      <w:pPr>
+        <w:spacing w:before="40" w:after="60" w:line="307" w:lineRule="auto"/>
+        <w:ind w:left="170"/>
+      </w:pPr>
+      <w:r>
+        <w:rPr>
+          <w:rFonts w:ascii="Times New Roman" w:hAnsi="Times New Roman" w:eastAsia="宋体"/>
+          <w:b w:val="0"/>
+          <w:sz w:val="21"/>
+        </w:rPr>
+        <w:t>空间相干性关心的是另一个问题：</w:t>
+      </w:r>
+    </w:p>
+    <w:p>
+      <w:pPr>
+        <w:spacing w:before="40" w:after="60" w:line="307" w:lineRule="auto"/>
+        <w:ind w:left="170"/>
+        <w:shd w:val="clear" w:fill="FFF2CC"/>
+      </w:pPr>
+      <w:r>
+        <w:rPr>
+          <w:rFonts w:ascii="Times New Roman" w:hAnsi="Times New Roman" w:eastAsia="宋体"/>
+          <w:b/>
+          <w:color w:val="9C5700"/>
+          <w:sz w:val="21"/>
+        </w:rPr>
+        <w:t xml:space="preserve">结论要点　</w:t>
+      </w:r>
+      <w:r>
+        <w:rPr>
+          <w:rFonts w:ascii="Times New Roman" w:hAnsi="Times New Roman" w:eastAsia="宋体"/>
+          <w:b w:val="0"/>
+          <w:sz w:val="21"/>
+        </w:rPr>
+        <w:t>同一时刻，从同一个扩展光源的不同位置发出的光，能不能当作相干光来用？</w:t>
+      </w:r>
+    </w:p>
+    <w:p>
+      <w:pPr>
+        <w:spacing w:before="40" w:after="60" w:line="307" w:lineRule="auto"/>
+        <w:ind w:left="170"/>
+      </w:pPr>
+      <w:r>
+        <w:rPr>
+          <w:rFonts w:ascii="Times New Roman" w:hAnsi="Times New Roman" w:eastAsia="宋体"/>
+          <w:b w:val="0"/>
+          <w:sz w:val="21"/>
+        </w:rPr>
+        <w:t>普通扩展光源可以看成许多独立的小点光源的集合。每个小点光源都各自随机发光，彼此相位不固定。</w:t>
       </w:r>
     </w:p>
     <w:p>
       <w:pPr>
         <w:spacing w:before="40" w:after="40" w:line="307" w:lineRule="auto"/>
+        <w:ind w:left="312"/>
+      </w:pPr>
+      <w:r>
+        <w:rPr>
+          <w:rFonts w:ascii="Times New Roman" w:hAnsi="Times New Roman" w:eastAsia="宋体"/>
+          <w:b w:val="0"/>
+          <w:sz w:val="21"/>
+        </w:rPr>
+        <w:t>· 光源很小（接近点光源）：各点发出的光相位关系比较一致 → 空间相干性好。</w:t>
+      </w:r>
+    </w:p>
+    <w:p>
+      <w:pPr>
+        <w:spacing w:before="40" w:after="40" w:line="307" w:lineRule="auto"/>
+        <w:ind w:left="312"/>
+      </w:pPr>
+      <w:r>
+        <w:rPr>
+          <w:rFonts w:ascii="Times New Roman" w:hAnsi="Times New Roman" w:eastAsia="宋体"/>
+          <w:b w:val="0"/>
+          <w:sz w:val="21"/>
+        </w:rPr>
+        <w:t>· 光源很大（大灯丝、大面光源）：不同点发出的光互相独立 → 空间相干性差。</w:t>
+      </w:r>
+    </w:p>
+    <w:p>
+      <w:pPr>
+        <w:spacing w:before="40" w:after="60" w:line="307" w:lineRule="auto"/>
         <w:ind w:left="170"/>
       </w:pPr>
       <w:r>
@@ -7027,7 +9263,572 @@
           <w:b w:val="0"/>
           <w:sz w:val="21"/>
         </w:rPr>
-        <w:t>· 获得相干光的两种方法：波阵面分割法（双缝、薄膜：取同一波面上的两部分作为相干光源）；振幅分割法（分束：同一光束分两路，如迈克尔逊、薄膜干涉）。</w:t>
+        <w:t>典型例子：杨氏双缝实验。如果双缝前面的光源太大，光源上不同点各自产生一套干涉条纹，这些条纹在屏上位置互相错开，叠加后亮暗互相填平，条纹就看不见了。</w:t>
+      </w:r>
+    </w:p>
+    <w:p>
+      <w:pPr>
+        <w:spacing w:before="40" w:after="60" w:line="307" w:lineRule="auto"/>
+        <w:ind w:left="170"/>
+        <w:shd w:val="clear" w:fill="FFF2CC"/>
+      </w:pPr>
+      <w:r>
+        <w:rPr>
+          <w:rFonts w:ascii="Times New Roman" w:hAnsi="Times New Roman" w:eastAsia="宋体"/>
+          <w:b/>
+          <w:color w:val="9C5700"/>
+          <w:sz w:val="21"/>
+        </w:rPr>
+        <w:t xml:space="preserve">结论要点　</w:t>
+      </w:r>
+      <w:r>
+        <w:rPr>
+          <w:rFonts w:ascii="Times New Roman" w:hAnsi="Times New Roman" w:eastAsia="宋体"/>
+          <w:b w:val="0"/>
+          <w:sz w:val="21"/>
+        </w:rPr>
+        <w:t>光源越小，空间相干性越好；光源越大，空间相干性越差。</w:t>
+      </w:r>
+    </w:p>
+    <w:p>
+      <w:pPr>
+        <w:spacing w:before="40" w:after="60" w:line="307" w:lineRule="auto"/>
+        <w:ind w:left="170"/>
+      </w:pPr>
+      <w:r>
+        <w:rPr>
+          <w:rFonts w:ascii="Times New Roman" w:hAnsi="Times New Roman" w:eastAsia="宋体"/>
+          <w:b w:val="0"/>
+          <w:sz w:val="21"/>
+        </w:rPr>
+        <w:t>定量关系（双缝间距 d、光源线度 a、光源到双缝距离 R、波长 λ）：</w:t>
+      </w:r>
+    </w:p>
+    <w:p>
+      <w:pPr>
+        <w:spacing w:before="40" w:after="80" w:line="307" w:lineRule="auto"/>
+        <w:jc w:val="center"/>
+      </w:pPr>
+      <w:r>
+        <w:rPr>
+          <w:rFonts w:ascii="Times New Roman" w:hAnsi="Times New Roman" w:eastAsia="宋体"/>
+          <w:b/>
+          <w:color w:val="1F4E79"/>
+          <w:sz w:val="22"/>
+        </w:rPr>
+        <w:t>d &lt; λR / a　　（即光源对双缝的张角 a/R 小于 λ/d）</w:t>
+      </w:r>
+    </w:p>
+    <w:p>
+      <w:pPr>
+        <w:spacing w:before="40" w:after="60" w:line="307" w:lineRule="auto"/>
+        <w:ind w:left="170"/>
+      </w:pPr>
+      <w:r>
+        <w:rPr>
+          <w:rFonts w:ascii="Times New Roman" w:hAnsi="Times New Roman" w:eastAsia="宋体"/>
+          <w:b w:val="0"/>
+          <w:sz w:val="21"/>
+        </w:rPr>
+        <w:t>这个公式不用死背，记住趋势即可：光源越小、双缝越近，越容易看到干涉。</w:t>
+      </w:r>
+    </w:p>
+    <w:p>
+      <w:pPr>
+        <w:spacing w:before="40" w:after="60" w:line="307" w:lineRule="auto"/>
+        <w:ind w:left="170"/>
+        <w:shd w:val="clear" w:fill="E2EFDA"/>
+      </w:pPr>
+      <w:r>
+        <w:rPr>
+          <w:rFonts w:ascii="Times New Roman" w:hAnsi="Times New Roman" w:eastAsia="宋体"/>
+          <w:b/>
+          <w:color w:val="377D22"/>
+          <w:sz w:val="21"/>
+        </w:rPr>
+        <w:t xml:space="preserve">口诀 · 对应题目　</w:t>
+      </w:r>
+      <w:r>
+        <w:rPr>
+          <w:rFonts w:ascii="Times New Roman" w:hAnsi="Times New Roman" w:eastAsia="宋体"/>
+          <w:b w:val="0"/>
+          <w:sz w:val="21"/>
+        </w:rPr>
+        <w:t>对应作业第 3 题：空间相干性取决于光源的线度。强度、单色性、光谱宽度分别对应别的概念，别选错。</w:t>
+      </w:r>
+    </w:p>
+    <w:p>
+      <w:pPr>
+        <w:spacing w:before="40" w:after="60" w:line="307" w:lineRule="auto"/>
+        <w:ind w:left="170"/>
+        <w:shd w:val="clear" w:fill="FCE4D6"/>
+      </w:pPr>
+      <w:r>
+        <w:rPr>
+          <w:rFonts w:ascii="Times New Roman" w:hAnsi="Times New Roman" w:eastAsia="宋体"/>
+          <w:b/>
+          <w:color w:val="C00000"/>
+          <w:sz w:val="21"/>
+        </w:rPr>
+        <w:t xml:space="preserve">易错提醒　</w:t>
+      </w:r>
+      <w:r>
+        <w:rPr>
+          <w:rFonts w:ascii="Times New Roman" w:hAnsi="Times New Roman" w:eastAsia="宋体"/>
+          <w:b w:val="0"/>
+          <w:sz w:val="21"/>
+        </w:rPr>
+        <w:t>两个独立钠灯不相干，是因为它们不是同一个光源分出来的，相位差随机；空间相干性则讨论同一个扩展光源的不同部分。两者都归到“相位差不稳定”，但成因不同，答题时要说清楚。</w:t>
+      </w:r>
+    </w:p>
+    <w:p>
+      <w:pPr>
+        <w:spacing w:before="120" w:after="60" w:line="307" w:lineRule="auto"/>
+      </w:pPr>
+      <w:r>
+        <w:rPr>
+          <w:rFonts w:ascii="Times New Roman" w:hAnsi="Times New Roman" w:eastAsia="黑体"/>
+          <w:b/>
+          <w:color w:val="1F4E79"/>
+          <w:sz w:val="22"/>
+        </w:rPr>
+        <w:t>6. 获得相干光的两种方法</w:t>
+      </w:r>
+    </w:p>
+    <w:p>
+      <w:pPr>
+        <w:spacing w:before="40" w:after="60" w:line="307" w:lineRule="auto"/>
+        <w:ind w:left="170"/>
+      </w:pPr>
+      <w:r>
+        <w:rPr>
+          <w:rFonts w:ascii="Times New Roman" w:hAnsi="Times New Roman" w:eastAsia="宋体"/>
+          <w:b w:val="0"/>
+          <w:sz w:val="21"/>
+        </w:rPr>
+        <w:t>普通光源各原子独立发光，不能直接拿两个灯去干涉。必须把同一束光分开，再让它们相遇。方法有两类：</w:t>
+      </w:r>
+    </w:p>
+    <w:p>
+      <w:pPr>
+        <w:spacing w:before="120" w:after="60" w:line="307" w:lineRule="auto"/>
+      </w:pPr>
+      <w:r>
+        <w:rPr>
+          <w:rFonts w:ascii="Times New Roman" w:hAnsi="Times New Roman" w:eastAsia="黑体"/>
+          <w:b/>
+          <w:color w:val="1F4E79"/>
+          <w:sz w:val="22"/>
+        </w:rPr>
+        <w:t>方法一：波阵面分割法</w:t>
+      </w:r>
+    </w:p>
+    <w:p>
+      <w:pPr>
+        <w:spacing w:before="40" w:after="60" w:line="307" w:lineRule="auto"/>
+        <w:ind w:left="170"/>
+      </w:pPr>
+      <w:r>
+        <w:rPr>
+          <w:rFonts w:ascii="Times New Roman" w:hAnsi="Times New Roman" w:eastAsia="宋体"/>
+          <w:b w:val="0"/>
+          <w:sz w:val="21"/>
+        </w:rPr>
+        <w:t>取同一个波阵面上的两部分作为两个新光源。</w:t>
+      </w:r>
+    </w:p>
+    <w:p>
+      <w:pPr>
+        <w:spacing w:before="40" w:after="60" w:line="307" w:lineRule="auto"/>
+        <w:ind w:left="170"/>
+      </w:pPr>
+      <w:r>
+        <w:rPr>
+          <w:rFonts w:ascii="Times New Roman" w:hAnsi="Times New Roman" w:eastAsia="宋体"/>
+          <w:b w:val="0"/>
+          <w:sz w:val="21"/>
+        </w:rPr>
+        <w:t>“波阵面”就是波传播时相位相同的点组成的面（比如点光源发出的一圈圈球面）。同一波阵面上的光来自同一光源、同一时刻，相位关系稳定。</w:t>
+      </w:r>
+    </w:p>
+    <w:p>
+      <w:pPr>
+        <w:spacing w:before="40" w:after="40" w:line="307" w:lineRule="auto"/>
+        <w:ind w:left="312"/>
+      </w:pPr>
+      <w:r>
+        <w:rPr>
+          <w:rFonts w:ascii="Times New Roman" w:hAnsi="Times New Roman" w:eastAsia="宋体"/>
+          <w:b w:val="0"/>
+          <w:sz w:val="21"/>
+        </w:rPr>
+        <w:t>· 典型例子：杨氏双缝干涉、菲涅耳双面镜、洛埃镜。</w:t>
+      </w:r>
+    </w:p>
+    <w:p>
+      <w:pPr>
+        <w:spacing w:before="40" w:after="40" w:line="307" w:lineRule="auto"/>
+        <w:ind w:left="312"/>
+      </w:pPr>
+      <w:r>
+        <w:rPr>
+          <w:rFonts w:ascii="Times New Roman" w:hAnsi="Times New Roman" w:eastAsia="宋体"/>
+          <w:b w:val="0"/>
+          <w:sz w:val="21"/>
+        </w:rPr>
+        <w:t>· 特点：从同一波前取两部分，初相关系稳定；主要受空间相干性限制（光源要小）。</w:t>
+      </w:r>
+    </w:p>
+    <w:p>
+      <w:pPr>
+        <w:spacing w:before="120" w:after="60" w:line="307" w:lineRule="auto"/>
+      </w:pPr>
+      <w:r>
+        <w:rPr>
+          <w:rFonts w:ascii="Times New Roman" w:hAnsi="Times New Roman" w:eastAsia="黑体"/>
+          <w:b/>
+          <w:color w:val="1F4E79"/>
+          <w:sz w:val="22"/>
+        </w:rPr>
+        <w:t>方法二：振幅分割法</w:t>
+      </w:r>
+    </w:p>
+    <w:p>
+      <w:pPr>
+        <w:spacing w:before="40" w:after="60" w:line="307" w:lineRule="auto"/>
+        <w:ind w:left="170"/>
+      </w:pPr>
+      <w:r>
+        <w:rPr>
+          <w:rFonts w:ascii="Times New Roman" w:hAnsi="Times New Roman" w:eastAsia="宋体"/>
+          <w:b w:val="0"/>
+          <w:sz w:val="21"/>
+        </w:rPr>
+        <w:t>用反射、透射把同一束光分成两路（把一份振幅劈成两份）。</w:t>
+      </w:r>
+    </w:p>
+    <w:p>
+      <w:pPr>
+        <w:spacing w:before="40" w:after="60" w:line="307" w:lineRule="auto"/>
+        <w:ind w:left="170"/>
+      </w:pPr>
+      <w:r>
+        <w:rPr>
+          <w:rFonts w:ascii="Times New Roman" w:hAnsi="Times New Roman" w:eastAsia="宋体"/>
+          <w:b w:val="0"/>
+          <w:sz w:val="21"/>
+        </w:rPr>
+        <w:t>比如一束光遇到薄膜，一部分在上表面反射，一部分进入薄膜在下表面反射后再出来。这两束光来自同一入射光，只是振幅被分开了。</w:t>
+      </w:r>
+    </w:p>
+    <w:p>
+      <w:pPr>
+        <w:spacing w:before="40" w:after="40" w:line="307" w:lineRule="auto"/>
+        <w:ind w:left="312"/>
+      </w:pPr>
+      <w:r>
+        <w:rPr>
+          <w:rFonts w:ascii="Times New Roman" w:hAnsi="Times New Roman" w:eastAsia="宋体"/>
+          <w:b w:val="0"/>
+          <w:sz w:val="21"/>
+        </w:rPr>
+        <w:t>· 典型例子：薄膜干涉、迈克尔逊干涉仪、牛顿环、劈尖干涉。</w:t>
+      </w:r>
+    </w:p>
+    <w:p>
+      <w:pPr>
+        <w:spacing w:before="40" w:after="40" w:line="307" w:lineRule="auto"/>
+        <w:ind w:left="312"/>
+      </w:pPr>
+      <w:r>
+        <w:rPr>
+          <w:rFonts w:ascii="Times New Roman" w:hAnsi="Times New Roman" w:eastAsia="宋体"/>
+          <w:b w:val="0"/>
+          <w:sz w:val="21"/>
+        </w:rPr>
+        <w:t>· 特点：同一束光被分束，相位关系稳定；主要受时间相干性限制（光程差不能超过相干长度）。</w:t>
+      </w:r>
+    </w:p>
+    <w:p>
+      <w:pPr>
+        <w:spacing w:before="40" w:after="60" w:line="307" w:lineRule="auto"/>
+        <w:ind w:left="170"/>
+        <w:shd w:val="clear" w:fill="FCE4D6"/>
+      </w:pPr>
+      <w:r>
+        <w:rPr>
+          <w:rFonts w:ascii="Times New Roman" w:hAnsi="Times New Roman" w:eastAsia="宋体"/>
+          <w:b/>
+          <w:color w:val="C00000"/>
+          <w:sz w:val="21"/>
+        </w:rPr>
+        <w:t xml:space="preserve">易错提醒　</w:t>
+      </w:r>
+      <w:r>
+        <w:rPr>
+          <w:rFonts w:ascii="Times New Roman" w:hAnsi="Times New Roman" w:eastAsia="宋体"/>
+          <w:b w:val="0"/>
+          <w:sz w:val="21"/>
+        </w:rPr>
+        <w:t>易混点：标准分类中双缝干涉属于波阵面分割法，薄膜干涉属于振幅分割法。旧版笔记把“双缝、薄膜”都写进波阵面分割里，这是错的，本版已改正（见附录勘误）。</w:t>
+      </w:r>
+    </w:p>
+    <w:p>
+      <w:pPr>
+        <w:spacing w:before="40" w:after="60" w:line="307" w:lineRule="auto"/>
+        <w:ind w:left="170"/>
+      </w:pPr>
+      <w:r>
+        <w:rPr>
+          <w:rFonts w:ascii="Times New Roman" w:hAnsi="Times New Roman" w:eastAsia="宋体"/>
+          <w:b w:val="0"/>
+          <w:sz w:val="21"/>
+        </w:rPr>
+        <w:t>总结成表：</w:t>
+      </w:r>
+    </w:p>
+    <w:p>
+      <w:pPr>
+        <w:spacing w:before="40" w:after="40" w:line="307" w:lineRule="auto"/>
+        <w:ind w:left="312"/>
+      </w:pPr>
+      <w:r>
+        <w:rPr>
+          <w:rFonts w:ascii="Times New Roman" w:hAnsi="Times New Roman" w:eastAsia="宋体"/>
+          <w:b w:val="0"/>
+          <w:sz w:val="21"/>
+        </w:rPr>
+        <w:t>· 波阵面分割法：同一波前取两部分 → 双缝、菲涅耳双镜、洛埃镜 → 限制是光源要小（空间相干性）。</w:t>
+      </w:r>
+    </w:p>
+    <w:p>
+      <w:pPr>
+        <w:spacing w:before="40" w:after="40" w:line="307" w:lineRule="auto"/>
+        <w:ind w:left="312"/>
+      </w:pPr>
+      <w:r>
+        <w:rPr>
+          <w:rFonts w:ascii="Times New Roman" w:hAnsi="Times New Roman" w:eastAsia="宋体"/>
+          <w:b w:val="0"/>
+          <w:sz w:val="21"/>
+        </w:rPr>
+        <w:t>· 振幅分割法：同一束光反射/透射分两路 → 薄膜、迈克尔逊、牛顿环、劈尖 → 限制是光程差小于相干长度（时间相干性）。</w:t>
+      </w:r>
+    </w:p>
+    <w:p>
+      <w:pPr>
+        <w:spacing w:before="40" w:after="60" w:line="307" w:lineRule="auto"/>
+        <w:ind w:left="170"/>
+        <w:shd w:val="clear" w:fill="E2EFDA"/>
+      </w:pPr>
+      <w:r>
+        <w:rPr>
+          <w:rFonts w:ascii="Times New Roman" w:hAnsi="Times New Roman" w:eastAsia="宋体"/>
+          <w:b/>
+          <w:color w:val="377D22"/>
+          <w:sz w:val="21"/>
+        </w:rPr>
+        <w:t xml:space="preserve">口诀 · 对应题目　</w:t>
+      </w:r>
+      <w:r>
+        <w:rPr>
+          <w:rFonts w:ascii="Times New Roman" w:hAnsi="Times New Roman" w:eastAsia="宋体"/>
+          <w:b w:val="0"/>
+          <w:sz w:val="21"/>
+        </w:rPr>
+        <w:t>对应作业填空题第 14 题：波阵面分割法是从同一波面上取两个（部分）子波阵面作为两个相干光源。</w:t>
+      </w:r>
+    </w:p>
+    <w:p>
+      <w:pPr>
+        <w:spacing w:before="120" w:after="60" w:line="307" w:lineRule="auto"/>
+      </w:pPr>
+      <w:r>
+        <w:rPr>
+          <w:rFonts w:ascii="Times New Roman" w:hAnsi="Times New Roman" w:eastAsia="黑体"/>
+          <w:b/>
+          <w:color w:val="1F4E79"/>
+          <w:sz w:val="22"/>
+        </w:rPr>
+        <w:t>7. 选择题速记与易错点</w:t>
+      </w:r>
+    </w:p>
+    <w:p>
+      <w:pPr>
+        <w:spacing w:before="40" w:after="40" w:line="307" w:lineRule="auto"/>
+        <w:ind w:left="312"/>
+      </w:pPr>
+      <w:r>
+        <w:rPr>
+          <w:rFonts w:ascii="Times New Roman" w:hAnsi="Times New Roman" w:eastAsia="宋体"/>
+          <w:b w:val="0"/>
+          <w:sz w:val="21"/>
+        </w:rPr>
+        <w:t>· (1) 相干三条件：频率相同、振动方向相同、相位差恒定。</w:t>
+      </w:r>
+    </w:p>
+    <w:p>
+      <w:pPr>
+        <w:spacing w:before="40" w:after="40" w:line="307" w:lineRule="auto"/>
+        <w:ind w:left="312"/>
+      </w:pPr>
+      <w:r>
+        <w:rPr>
+          <w:rFonts w:ascii="Times New Roman" w:hAnsi="Times New Roman" w:eastAsia="宋体"/>
+          <w:b w:val="0"/>
+          <w:sz w:val="21"/>
+        </w:rPr>
+        <w:t>· (2) 两个独立钠灯不能干涉：因为相位差随机，不是频率不同。</w:t>
+      </w:r>
+    </w:p>
+    <w:p>
+      <w:pPr>
+        <w:spacing w:before="40" w:after="40" w:line="307" w:lineRule="auto"/>
+        <w:ind w:left="312"/>
+      </w:pPr>
+      <w:r>
+        <w:rPr>
+          <w:rFonts w:ascii="Times New Roman" w:hAnsi="Times New Roman" w:eastAsia="宋体"/>
+          <w:b w:val="0"/>
+          <w:sz w:val="21"/>
+        </w:rPr>
+        <w:t>· (3) 频率相同不一定相干。</w:t>
+      </w:r>
+    </w:p>
+    <w:p>
+      <w:pPr>
+        <w:spacing w:before="40" w:after="40" w:line="307" w:lineRule="auto"/>
+        <w:ind w:left="312"/>
+      </w:pPr>
+      <w:r>
+        <w:rPr>
+          <w:rFonts w:ascii="Times New Roman" w:hAnsi="Times New Roman" w:eastAsia="宋体"/>
+          <w:b w:val="0"/>
+          <w:sz w:val="21"/>
+        </w:rPr>
+        <w:t>· (4) 相位差恒定 ≠ 相位相同：一个总比另一个慢半拍也可以干涉。</w:t>
+      </w:r>
+    </w:p>
+    <w:p>
+      <w:pPr>
+        <w:spacing w:before="40" w:after="40" w:line="307" w:lineRule="auto"/>
+        <w:ind w:left="312"/>
+      </w:pPr>
+      <w:r>
+        <w:rPr>
+          <w:rFonts w:ascii="Times New Roman" w:hAnsi="Times New Roman" w:eastAsia="宋体"/>
+          <w:b w:val="0"/>
+          <w:sz w:val="21"/>
+        </w:rPr>
+        <w:t>· (5) 时间相干性由单色性、相干长度决定；单色性越好，相干长度越长。</w:t>
+      </w:r>
+    </w:p>
+    <w:p>
+      <w:pPr>
+        <w:spacing w:before="40" w:after="40" w:line="307" w:lineRule="auto"/>
+        <w:ind w:left="312"/>
+      </w:pPr>
+      <w:r>
+        <w:rPr>
+          <w:rFonts w:ascii="Times New Roman" w:hAnsi="Times New Roman" w:eastAsia="宋体"/>
+          <w:b w:val="0"/>
+          <w:sz w:val="21"/>
+        </w:rPr>
+        <w:t>· (6) 光程差 &gt; 相干长度 → 观察不到干涉。</w:t>
+      </w:r>
+    </w:p>
+    <w:p>
+      <w:pPr>
+        <w:spacing w:before="40" w:after="40" w:line="307" w:lineRule="auto"/>
+        <w:ind w:left="312"/>
+      </w:pPr>
+      <w:r>
+        <w:rPr>
+          <w:rFonts w:ascii="Times New Roman" w:hAnsi="Times New Roman" w:eastAsia="宋体"/>
+          <w:b w:val="0"/>
+          <w:sz w:val="21"/>
+        </w:rPr>
+        <w:t>· (7) 空间相干性由光源线度决定；光源越小，空间相干性越好。</w:t>
+      </w:r>
+    </w:p>
+    <w:p>
+      <w:pPr>
+        <w:spacing w:before="40" w:after="40" w:line="307" w:lineRule="auto"/>
+        <w:ind w:left="312"/>
+      </w:pPr>
+      <w:r>
+        <w:rPr>
+          <w:rFonts w:ascii="Times New Roman" w:hAnsi="Times New Roman" w:eastAsia="宋体"/>
+          <w:b w:val="0"/>
+          <w:sz w:val="21"/>
+        </w:rPr>
+        <w:t>· (8) 双缝干涉 = 波阵面分割法。</w:t>
+      </w:r>
+    </w:p>
+    <w:p>
+      <w:pPr>
+        <w:spacing w:before="40" w:after="40" w:line="307" w:lineRule="auto"/>
+        <w:ind w:left="312"/>
+      </w:pPr>
+      <w:r>
+        <w:rPr>
+          <w:rFonts w:ascii="Times New Roman" w:hAnsi="Times New Roman" w:eastAsia="宋体"/>
+          <w:b w:val="0"/>
+          <w:sz w:val="21"/>
+        </w:rPr>
+        <w:t>· (9) 薄膜干涉、迈克尔逊干涉 = 振幅分割法。</w:t>
+      </w:r>
+    </w:p>
+    <w:p>
+      <w:pPr>
+        <w:spacing w:before="40" w:after="40" w:line="307" w:lineRule="auto"/>
+        <w:ind w:left="312"/>
+      </w:pPr>
+      <w:r>
+        <w:rPr>
+          <w:rFonts w:ascii="Times New Roman" w:hAnsi="Times New Roman" w:eastAsia="宋体"/>
+          <w:b w:val="0"/>
+          <w:sz w:val="21"/>
+        </w:rPr>
+        <w:t>· (10) 白光相干长度短 → 薄膜要薄才能看到彩色条纹。</w:t>
+      </w:r>
+    </w:p>
+    <w:p>
+      <w:pPr>
+        <w:spacing w:before="40" w:after="40" w:line="307" w:lineRule="auto"/>
+        <w:ind w:left="312"/>
+      </w:pPr>
+      <w:r>
+        <w:rPr>
+          <w:rFonts w:ascii="Times New Roman" w:hAnsi="Times New Roman" w:eastAsia="宋体"/>
+          <w:b w:val="0"/>
+          <w:sz w:val="21"/>
+        </w:rPr>
+        <w:t>· (11) 激光：单色性好，时间相干性与空间相干性都好。</w:t>
+      </w:r>
+    </w:p>
+    <w:p>
+      <w:pPr>
+        <w:spacing w:before="40" w:after="60" w:line="307" w:lineRule="auto"/>
+        <w:ind w:left="170"/>
+        <w:shd w:val="clear" w:fill="E2EFDA"/>
+      </w:pPr>
+      <w:r>
+        <w:rPr>
+          <w:rFonts w:ascii="Times New Roman" w:hAnsi="Times New Roman" w:eastAsia="宋体"/>
+          <w:b/>
+          <w:color w:val="377D22"/>
+          <w:sz w:val="21"/>
+        </w:rPr>
+        <w:t xml:space="preserve">口诀 · 对应题目　</w:t>
+      </w:r>
+      <w:r>
+        <w:rPr>
+          <w:rFonts w:ascii="Times New Roman" w:hAnsi="Times New Roman" w:eastAsia="宋体"/>
+          <w:b w:val="0"/>
+          <w:sz w:val="21"/>
+        </w:rPr>
+        <w:t>一句话总结：干涉的本质是两束光“来自同一源、步调关系稳定”。时间相干性管“光程差能有多大还能认亲”；空间相干性管“光源能有多大还能认亲”。双缝是分波阵面，薄膜是分振幅。</w:t>
       </w:r>
     </w:p>
     <w:p>
@@ -7045,7 +9846,102 @@
     </w:p>
     <w:p>
       <w:pPr>
+        <w:spacing w:before="120" w:after="60" w:line="307" w:lineRule="auto"/>
+      </w:pPr>
+      <w:r>
+        <w:rPr>
+          <w:rFonts w:ascii="Times New Roman" w:hAnsi="Times New Roman" w:eastAsia="黑体"/>
+          <w:b/>
+          <w:color w:val="1F4E79"/>
+          <w:sz w:val="22"/>
+        </w:rPr>
+        <w:t>1. 光程：把“路”统一折算成真空里的长度</w:t>
+      </w:r>
+    </w:p>
+    <w:p>
+      <w:pPr>
+        <w:spacing w:before="40" w:after="80" w:line="307" w:lineRule="auto"/>
+        <w:jc w:val="center"/>
+      </w:pPr>
+      <w:r>
+        <w:rPr>
+          <w:rFonts w:ascii="Times New Roman" w:hAnsi="Times New Roman" w:eastAsia="宋体"/>
+          <w:b/>
+          <w:color w:val="1F4E79"/>
+          <w:sz w:val="22"/>
+        </w:rPr>
+        <w:t>光程 = n × 几何路程　　光程差 δ = (各段 n·r 之和的差)</w:t>
+      </w:r>
+    </w:p>
+    <w:p>
+      <w:pPr>
+        <w:spacing w:before="40" w:after="60" w:line="307" w:lineRule="auto"/>
+        <w:ind w:left="170"/>
+      </w:pPr>
+      <w:r>
+        <w:rPr>
+          <w:rFonts w:ascii="Times New Roman" w:hAnsi="Times New Roman" w:eastAsia="宋体"/>
+          <w:b w:val="0"/>
+          <w:sz w:val="21"/>
+        </w:rPr>
+        <w:t>为什么这么定义？光进入介质后频率不变、波速变慢，波长变短为 λ_n = λ/n。走过几何距离 d 造成的相位变化是 2πd/λ_n = 2πnd/λ。把 nd 当作“等效真空路程”，相位公式就统一成下面这一条：</w:t>
+      </w:r>
+    </w:p>
+    <w:p>
+      <w:pPr>
+        <w:spacing w:before="40" w:after="60" w:line="307" w:lineRule="auto"/>
+        <w:ind w:left="170"/>
+        <w:shd w:val="clear" w:fill="FFF2CC"/>
+      </w:pPr>
+      <w:r>
+        <w:rPr>
+          <w:rFonts w:ascii="Times New Roman" w:hAnsi="Times New Roman" w:eastAsia="宋体"/>
+          <w:b/>
+          <w:color w:val="9C5700"/>
+          <w:sz w:val="21"/>
+        </w:rPr>
+        <w:t xml:space="preserve">结论要点　</w:t>
+      </w:r>
+      <w:r>
+        <w:rPr>
+          <w:rFonts w:ascii="Times New Roman" w:hAnsi="Times New Roman" w:eastAsia="宋体"/>
+          <w:b w:val="0"/>
+          <w:sz w:val="21"/>
+        </w:rPr>
+        <w:t>Δφ = 2πδ/λ　（λ 一律用真空波长，δ 是光程差）</w:t>
+      </w:r>
+    </w:p>
+    <w:p>
+      <w:pPr>
         <w:spacing w:before="40" w:after="40" w:line="307" w:lineRule="auto"/>
+        <w:ind w:left="312"/>
+      </w:pPr>
+      <w:r>
+        <w:rPr>
+          <w:rFonts w:ascii="Times New Roman" w:hAnsi="Times New Roman" w:eastAsia="宋体"/>
+          <w:b w:val="0"/>
+          <w:sz w:val="21"/>
+        </w:rPr>
+        <w:t>· 一条光路里插入折射率 n、厚度 e 的透明片：这一段原来是空气（n≈1），现在变成 n → 光程增加 (n − 1)e。</w:t>
+      </w:r>
+    </w:p>
+    <w:p>
+      <w:pPr>
+        <w:spacing w:before="120" w:after="60" w:line="307" w:lineRule="auto"/>
+      </w:pPr>
+      <w:r>
+        <w:rPr>
+          <w:rFonts w:ascii="Times New Roman" w:hAnsi="Times New Roman" w:eastAsia="黑体"/>
+          <w:b/>
+          <w:color w:val="1F4E79"/>
+          <w:sz w:val="22"/>
+        </w:rPr>
+        <w:t>2. 双缝的几何：光程差从哪儿来</w:t>
+      </w:r>
+    </w:p>
+    <w:p>
+      <w:pPr>
+        <w:spacing w:before="40" w:after="60" w:line="307" w:lineRule="auto"/>
         <w:ind w:left="170"/>
       </w:pPr>
       <w:r>
@@ -7054,35 +9950,447 @@
           <w:b w:val="0"/>
           <w:sz w:val="21"/>
         </w:rPr>
-        <w:t>· 双缝 S₁S₂ 间距 d，缝屏距 D（D≫d）：明纹 x_k = kλD/d；暗纹 x = (2k+1)λD/2d；条纹间距 Δx = λD/d。</w:t>
+        <w:t>两缝 S₁、S₂ 相距 d，缝到屏距离 D ≫ d，屏上点 P 距中心 O 为 x，P 相对双缝中点的方位角 θ。</w:t>
+      </w:r>
+    </w:p>
+    <w:p>
+      <w:pPr>
+        <w:spacing w:before="40" w:after="80" w:line="307" w:lineRule="auto"/>
+        <w:jc w:val="center"/>
+      </w:pPr>
+      <w:r>
+        <w:rPr>
+          <w:rFonts w:ascii="Times New Roman" w:hAnsi="Times New Roman" w:eastAsia="宋体"/>
+          <w:b/>
+          <w:color w:val="1F4E79"/>
+          <w:sz w:val="22"/>
+        </w:rPr>
+        <w:t>δ = d·sinθ ≈ d·tanθ = d·x/D</w:t>
       </w:r>
     </w:p>
     <w:p>
       <w:pPr>
         <w:spacing w:before="40" w:after="40" w:line="307" w:lineRule="auto"/>
+        <w:ind w:left="312"/>
+      </w:pPr>
+      <w:r>
+        <w:rPr>
+          <w:rFonts w:ascii="Times New Roman" w:hAnsi="Times New Roman" w:eastAsia="宋体"/>
+          <w:b w:val="0"/>
+          <w:sz w:val="21"/>
+        </w:rPr>
+        <w:t>· 近似成立的条件：D ≫ d、x ≪ D（近轴），此时 sinθ ≈ tanθ ≈ θ。</w:t>
+      </w:r>
+    </w:p>
+    <w:p>
+      <w:pPr>
+        <w:spacing w:before="40" w:after="40" w:line="307" w:lineRule="auto"/>
+        <w:ind w:left="312"/>
+      </w:pPr>
+      <w:r>
+        <w:rPr>
+          <w:rFonts w:ascii="Times New Roman" w:hAnsi="Times New Roman" w:eastAsia="宋体"/>
+          <w:b w:val="0"/>
+          <w:sz w:val="21"/>
+        </w:rPr>
+        <w:t>· 明纹：δ = kλ → x_k = k·λD/d（k = 0, ±1, ±2…）。</w:t>
+      </w:r>
+    </w:p>
+    <w:p>
+      <w:pPr>
+        <w:spacing w:before="40" w:after="40" w:line="307" w:lineRule="auto"/>
+        <w:ind w:left="312"/>
+      </w:pPr>
+      <w:r>
+        <w:rPr>
+          <w:rFonts w:ascii="Times New Roman" w:hAnsi="Times New Roman" w:eastAsia="宋体"/>
+          <w:b w:val="0"/>
+          <w:sz w:val="21"/>
+        </w:rPr>
+        <w:t>· 暗纹：δ = (2k + 1)λ/2 → x = (2k + 1)·λD/(2d)。</w:t>
+      </w:r>
+    </w:p>
+    <w:p>
+      <w:pPr>
+        <w:spacing w:before="40" w:after="80" w:line="307" w:lineRule="auto"/>
+        <w:jc w:val="center"/>
+      </w:pPr>
+      <w:r>
+        <w:rPr>
+          <w:rFonts w:ascii="Times New Roman" w:hAnsi="Times New Roman" w:eastAsia="宋体"/>
+          <w:b/>
+          <w:color w:val="1F4E79"/>
+          <w:sz w:val="22"/>
+        </w:rPr>
+        <w:t>条纹间距 Δx = λD/d</w:t>
+      </w:r>
+    </w:p>
+    <w:p>
+      <w:pPr>
+        <w:spacing w:before="40" w:after="60" w:line="307" w:lineRule="auto"/>
         <w:ind w:left="170"/>
-      </w:pPr>
-      <w:r>
-        <w:rPr>
-          <w:rFonts w:ascii="Times New Roman" w:hAnsi="Times New Roman" w:eastAsia="宋体"/>
-          <w:b w:val="0"/>
-          <w:sz w:val="21"/>
-        </w:rPr>
-        <w:t>· 在一条光路中插入折射率 n、厚度 e 的透明片 → 该路光程增加 (n−1)e → 条纹整体平移 Δx = (n−1)e·D/d（条纹间距不变；若两缝幅值不等，原极小处强度不再为零，但条纹仍在）。</w:t>
+        <w:shd w:val="clear" w:fill="FFF2CC"/>
+      </w:pPr>
+      <w:r>
+        <w:rPr>
+          <w:rFonts w:ascii="Times New Roman" w:hAnsi="Times New Roman" w:eastAsia="宋体"/>
+          <w:b/>
+          <w:color w:val="9C5700"/>
+          <w:sz w:val="21"/>
+        </w:rPr>
+        <w:t xml:space="preserve">结论要点　</w:t>
+      </w:r>
+      <w:r>
+        <w:rPr>
+          <w:rFonts w:ascii="Times New Roman" w:hAnsi="Times New Roman" w:eastAsia="宋体"/>
+          <w:b w:val="0"/>
+          <w:sz w:val="21"/>
+        </w:rPr>
+        <w:t>Δx 与级次 k 无关 → 双缝条纹等间距（这是双缝与牛顿环、光栅的重要区别之一）。</w:t>
+      </w:r>
+    </w:p>
+    <w:p>
+      <w:pPr>
+        <w:spacing w:before="120" w:after="60" w:line="307" w:lineRule="auto"/>
+      </w:pPr>
+      <w:r>
+        <w:rPr>
+          <w:rFonts w:ascii="Times New Roman" w:hAnsi="Times New Roman" w:eastAsia="黑体"/>
+          <w:b/>
+          <w:color w:val="1F4E79"/>
+          <w:sz w:val="22"/>
+        </w:rPr>
+        <w:t>3. 条纹间距由什么决定</w:t>
       </w:r>
     </w:p>
     <w:p>
       <w:pPr>
         <w:spacing w:before="40" w:after="40" w:line="307" w:lineRule="auto"/>
+        <w:ind w:left="312"/>
+      </w:pPr>
+      <w:r>
+        <w:rPr>
+          <w:rFonts w:ascii="Times New Roman" w:hAnsi="Times New Roman" w:eastAsia="宋体"/>
+          <w:b w:val="0"/>
+          <w:sz w:val="21"/>
+        </w:rPr>
+        <w:t>· d 越小（两缝靠得越近）→ Δx 越大，条纹越疏。</w:t>
+      </w:r>
+    </w:p>
+    <w:p>
+      <w:pPr>
+        <w:spacing w:before="40" w:after="40" w:line="307" w:lineRule="auto"/>
+        <w:ind w:left="312"/>
+      </w:pPr>
+      <w:r>
+        <w:rPr>
+          <w:rFonts w:ascii="Times New Roman" w:hAnsi="Times New Roman" w:eastAsia="宋体"/>
+          <w:b w:val="0"/>
+          <w:sz w:val="21"/>
+        </w:rPr>
+        <w:t>· D 越大（屏放得越远）→ 越疏。</w:t>
+      </w:r>
+    </w:p>
+    <w:p>
+      <w:pPr>
+        <w:spacing w:before="40" w:after="40" w:line="307" w:lineRule="auto"/>
+        <w:ind w:left="312"/>
+      </w:pPr>
+      <w:r>
+        <w:rPr>
+          <w:rFonts w:ascii="Times New Roman" w:hAnsi="Times New Roman" w:eastAsia="宋体"/>
+          <w:b w:val="0"/>
+          <w:sz w:val="21"/>
+        </w:rPr>
+        <w:t>· λ 越长（红光比蓝光）→ 越疏。</w:t>
+      </w:r>
+    </w:p>
+    <w:p>
+      <w:pPr>
+        <w:spacing w:before="40" w:after="40" w:line="307" w:lineRule="auto"/>
+        <w:ind w:left="312"/>
+      </w:pPr>
+      <w:r>
+        <w:rPr>
+          <w:rFonts w:ascii="Times New Roman" w:hAnsi="Times New Roman" w:eastAsia="宋体"/>
+          <w:b w:val="0"/>
+          <w:sz w:val="21"/>
+        </w:rPr>
+        <w:t>· 白光照明：中央 k = 0 处各波长的明纹重合 → 白色；两侧各波长错开 → 彩色条纹，级次高了会重叠成一片模糊的白。</w:t>
+      </w:r>
+    </w:p>
+    <w:p>
+      <w:pPr>
+        <w:spacing w:before="120" w:after="60" w:line="307" w:lineRule="auto"/>
+      </w:pPr>
+      <w:r>
+        <w:rPr>
+          <w:rFonts w:ascii="Times New Roman" w:hAnsi="Times New Roman" w:eastAsia="黑体"/>
+          <w:b/>
+          <w:color w:val="1F4E79"/>
+          <w:sz w:val="22"/>
+        </w:rPr>
+        <w:t>4. 插介质片 / 改变一条光路</w:t>
+      </w:r>
+    </w:p>
+    <w:p>
+      <w:pPr>
+        <w:spacing w:before="40" w:after="40" w:line="307" w:lineRule="auto"/>
+        <w:ind w:left="312"/>
+      </w:pPr>
+      <w:r>
+        <w:rPr>
+          <w:rFonts w:ascii="Times New Roman" w:hAnsi="Times New Roman" w:eastAsia="宋体"/>
+          <w:b w:val="0"/>
+          <w:sz w:val="21"/>
+        </w:rPr>
+        <w:t>· 在 S₁ 后插入折射率 n、厚 e 的薄片 → S₁ 一路光程增加 (n − 1)e。</w:t>
+      </w:r>
+    </w:p>
+    <w:p>
+      <w:pPr>
+        <w:spacing w:before="40" w:after="80" w:line="307" w:lineRule="auto"/>
+        <w:jc w:val="center"/>
+      </w:pPr>
+      <w:r>
+        <w:rPr>
+          <w:rFonts w:ascii="Times New Roman" w:hAnsi="Times New Roman" w:eastAsia="宋体"/>
+          <w:b/>
+          <w:color w:val="1F4E79"/>
+          <w:sz w:val="22"/>
+        </w:rPr>
+        <w:t>整组条纹平移量：Δx_移 = (n − 1)e·D/d = [(n − 1)e / λ] × Δx</w:t>
+      </w:r>
+    </w:p>
+    <w:p>
+      <w:pPr>
+        <w:spacing w:before="40" w:after="40" w:line="307" w:lineRule="auto"/>
+        <w:ind w:left="312"/>
+      </w:pPr>
+      <w:r>
+        <w:rPr>
+          <w:rFonts w:ascii="Times New Roman" w:hAnsi="Times New Roman" w:eastAsia="宋体"/>
+          <w:b w:val="0"/>
+          <w:sz w:val="21"/>
+        </w:rPr>
+        <w:t>· 条纹间距不变，只是整体平移；平移方向朝向盖片那一侧——盖片让这一路的光程变长，只有跑到“离这一缝更近、离另一缝更远”的位置，几何程差才能把多出来的光程抵消掉。</w:t>
+      </w:r>
+    </w:p>
+    <w:p>
+      <w:pPr>
+        <w:spacing w:before="40" w:after="60" w:line="307" w:lineRule="auto"/>
         <w:ind w:left="170"/>
-      </w:pPr>
-      <w:r>
-        <w:rPr>
-          <w:rFonts w:ascii="Times New Roman" w:hAnsi="Times New Roman" w:eastAsia="宋体"/>
-          <w:b w:val="0"/>
-          <w:sz w:val="21"/>
-        </w:rPr>
-        <w:t>· 光强分布（等幅）：I = I_max·cos²(Δφ/2)；Δφ = 2πδ/λ，δ 为光程差。两等幅相干光叠加：I_max = 4I₀、I_min = 0。</w:t>
+        <w:shd w:val="clear" w:fill="FCE4D6"/>
+      </w:pPr>
+      <w:r>
+        <w:rPr>
+          <w:rFonts w:ascii="Times New Roman" w:hAnsi="Times New Roman" w:eastAsia="宋体"/>
+          <w:b/>
+          <w:color w:val="C00000"/>
+          <w:sz w:val="21"/>
+        </w:rPr>
+        <w:t xml:space="preserve">易错提醒　</w:t>
+      </w:r>
+      <w:r>
+        <w:rPr>
+          <w:rFonts w:ascii="Times New Roman" w:hAnsi="Times New Roman" w:eastAsia="宋体"/>
+          <w:b w:val="0"/>
+          <w:sz w:val="21"/>
+        </w:rPr>
+        <w:t>若 (n − 1)e 恰好等于整数倍波长 mλ → 平移整数个条纹间距 → 原来的中央明纹处仍是明纹（作业第 6 题：(1.5−1)×10λ = 5λ）。看到“厚度是波长的多少倍”先算这个倍数是否为整数。</w:t>
+      </w:r>
+    </w:p>
+    <w:p>
+      <w:pPr>
+        <w:spacing w:before="120" w:after="60" w:line="307" w:lineRule="auto"/>
+      </w:pPr>
+      <w:r>
+        <w:rPr>
+          <w:rFonts w:ascii="Times New Roman" w:hAnsi="Times New Roman" w:eastAsia="黑体"/>
+          <w:b/>
+          <w:color w:val="1F4E79"/>
+          <w:sz w:val="22"/>
+        </w:rPr>
+        <w:t>5. 光强分布：别把 4 倍记成 2 倍</w:t>
+      </w:r>
+    </w:p>
+    <w:p>
+      <w:pPr>
+        <w:spacing w:before="40" w:after="80" w:line="307" w:lineRule="auto"/>
+        <w:jc w:val="center"/>
+      </w:pPr>
+      <w:r>
+        <w:rPr>
+          <w:rFonts w:ascii="Times New Roman" w:hAnsi="Times New Roman" w:eastAsia="宋体"/>
+          <w:b/>
+          <w:color w:val="1F4E79"/>
+          <w:sz w:val="22"/>
+        </w:rPr>
+        <w:t>I = I₁ + I₂ + 2√(I₁·I₂)·cos Δφ　　等幅时：I = 4I₀·cos²(Δφ/2)</w:t>
+      </w:r>
+    </w:p>
+    <w:p>
+      <w:pPr>
+        <w:spacing w:before="40" w:after="40" w:line="307" w:lineRule="auto"/>
+        <w:ind w:left="312"/>
+      </w:pPr>
+      <w:r>
+        <w:rPr>
+          <w:rFonts w:ascii="Times New Roman" w:hAnsi="Times New Roman" w:eastAsia="宋体"/>
+          <w:b w:val="0"/>
+          <w:sz w:val="21"/>
+        </w:rPr>
+        <w:t>· 等幅：I_max = 4I₀（振幅加倍 → 强度 4 倍），I_min = 0。</w:t>
+      </w:r>
+    </w:p>
+    <w:p>
+      <w:pPr>
+        <w:spacing w:before="40" w:after="40" w:line="307" w:lineRule="auto"/>
+        <w:ind w:left="312"/>
+      </w:pPr>
+      <w:r>
+        <w:rPr>
+          <w:rFonts w:ascii="Times New Roman" w:hAnsi="Times New Roman" w:eastAsia="宋体"/>
+          <w:b w:val="0"/>
+          <w:sz w:val="21"/>
+        </w:rPr>
+        <w:t>· 空间平均值 = 2I₀ = I₁ + I₂ → 能量守恒：暗处少掉的能量都跑到亮处去了，干涉不创造也不消灭能量。</w:t>
+      </w:r>
+    </w:p>
+    <w:p>
+      <w:pPr>
+        <w:spacing w:before="40" w:after="40" w:line="307" w:lineRule="auto"/>
+        <w:ind w:left="312"/>
+      </w:pPr>
+      <w:r>
+        <w:rPr>
+          <w:rFonts w:ascii="Times New Roman" w:hAnsi="Times New Roman" w:eastAsia="宋体"/>
+          <w:b w:val="0"/>
+          <w:sz w:val="21"/>
+        </w:rPr>
+        <w:t>· 两缝振幅不等（一缝变窄）：I_min = (√I₁ − √I₂)² &gt; 0 → 极小处不再全黑，但条纹间距仍只由 d 决定，条纹照样在。</w:t>
+      </w:r>
+    </w:p>
+    <w:p>
+      <w:pPr>
+        <w:spacing w:before="40" w:after="60" w:line="307" w:lineRule="auto"/>
+        <w:ind w:left="170"/>
+        <w:shd w:val="clear" w:fill="E2EFDA"/>
+      </w:pPr>
+      <w:r>
+        <w:rPr>
+          <w:rFonts w:ascii="Times New Roman" w:hAnsi="Times New Roman" w:eastAsia="宋体"/>
+          <w:b/>
+          <w:color w:val="377D22"/>
+          <w:sz w:val="21"/>
+        </w:rPr>
+        <w:t xml:space="preserve">口诀 · 对应题目　</w:t>
+      </w:r>
+      <w:r>
+        <w:rPr>
+          <w:rFonts w:ascii="Times New Roman" w:hAnsi="Times New Roman" w:eastAsia="宋体"/>
+          <w:b w:val="0"/>
+          <w:sz w:val="21"/>
+        </w:rPr>
+        <w:t>对应作业第 4 题：一缝变窄 → 间距不变、原极小处强度不再为零；第 5 题：等幅相干光叠加，最小光强为零。</w:t>
+      </w:r>
+    </w:p>
+    <w:p>
+      <w:pPr>
+        <w:spacing w:before="120" w:after="60" w:line="307" w:lineRule="auto"/>
+      </w:pPr>
+      <w:r>
+        <w:rPr>
+          <w:rFonts w:ascii="Times New Roman" w:hAnsi="Times New Roman" w:eastAsia="黑体"/>
+          <w:b/>
+          <w:color w:val="1F4E79"/>
+          <w:sz w:val="22"/>
+        </w:rPr>
+        <w:t>6. 一缝加宽 / 缝有宽度时的包络</w:t>
+      </w:r>
+    </w:p>
+    <w:p>
+      <w:pPr>
+        <w:spacing w:before="40" w:after="40" w:line="307" w:lineRule="auto"/>
+        <w:ind w:left="312"/>
+      </w:pPr>
+      <w:r>
+        <w:rPr>
+          <w:rFonts w:ascii="Times New Roman" w:hAnsi="Times New Roman" w:eastAsia="宋体"/>
+          <w:b w:val="0"/>
+          <w:sz w:val="21"/>
+        </w:rPr>
+        <w:t>· 实际的缝有宽度 a → 每条缝自己还要做单缝衍射 → 双缝条纹被单缝衍射的“包络”调幅。</w:t>
+      </w:r>
+    </w:p>
+    <w:p>
+      <w:pPr>
+        <w:spacing w:before="40" w:after="40" w:line="307" w:lineRule="auto"/>
+        <w:ind w:left="312"/>
+      </w:pPr>
+      <w:r>
+        <w:rPr>
+          <w:rFonts w:ascii="Times New Roman" w:hAnsi="Times New Roman" w:eastAsia="宋体"/>
+          <w:b w:val="0"/>
+          <w:sz w:val="21"/>
+        </w:rPr>
+        <w:t>· 包络的零点（单缝暗纹方向）上，主极大被抹掉 → 出现缺级（详见第十四次知识精讲）。</w:t>
+      </w:r>
+    </w:p>
+    <w:p>
+      <w:pPr>
+        <w:spacing w:before="120" w:after="60" w:line="307" w:lineRule="auto"/>
+      </w:pPr>
+      <w:r>
+        <w:rPr>
+          <w:rFonts w:ascii="Times New Roman" w:hAnsi="Times New Roman" w:eastAsia="黑体"/>
+          <w:b/>
+          <w:color w:val="1F4E79"/>
+          <w:sz w:val="22"/>
+        </w:rPr>
+        <w:t>7. 易错清单</w:t>
+      </w:r>
+    </w:p>
+    <w:p>
+      <w:pPr>
+        <w:spacing w:before="40" w:after="40" w:line="307" w:lineRule="auto"/>
+        <w:ind w:left="312"/>
+      </w:pPr>
+      <w:r>
+        <w:rPr>
+          <w:rFonts w:ascii="Times New Roman" w:hAnsi="Times New Roman" w:eastAsia="宋体"/>
+          <w:b w:val="0"/>
+          <w:sz w:val="21"/>
+        </w:rPr>
+        <w:t>· (1) 相位差公式里用真空波长，光程差里已经把 n 折进去了，不要再除一次 n。</w:t>
+      </w:r>
+    </w:p>
+    <w:p>
+      <w:pPr>
+        <w:spacing w:before="40" w:after="40" w:line="307" w:lineRule="auto"/>
+        <w:ind w:left="312"/>
+      </w:pPr>
+      <w:r>
+        <w:rPr>
+          <w:rFonts w:ascii="Times New Roman" w:hAnsi="Times New Roman" w:eastAsia="宋体"/>
+          <w:b w:val="0"/>
+          <w:sz w:val="21"/>
+        </w:rPr>
+        <w:t>· (2) 条纹平移 ≠ 条纹间距变化：插片只平移，改 d 才改间距。</w:t>
+      </w:r>
+    </w:p>
+    <w:p>
+      <w:pPr>
+        <w:spacing w:before="40" w:after="40" w:line="307" w:lineRule="auto"/>
+        <w:ind w:left="312"/>
+      </w:pPr>
+      <w:r>
+        <w:rPr>
+          <w:rFonts w:ascii="Times New Roman" w:hAnsi="Times New Roman" w:eastAsia="宋体"/>
+          <w:b w:val="0"/>
+          <w:sz w:val="21"/>
+        </w:rPr>
+        <w:t>· (3) 等幅相干叠加 I_max = 4I₀ 不是 2I₀；极小不为零不代表没有干涉。</w:t>
       </w:r>
     </w:p>
     <w:p>
@@ -7095,12 +10403,135 @@
           <w:b/>
           <w:sz w:val="23"/>
         </w:rPr>
-        <w:t>三、等倾干涉（平面平行膜，迈克尔逊干涉仪）</w:t>
+        <w:t>三、等倾干涉（平面平行膜、迈克尔逊干涉仪）</w:t>
+      </w:r>
+    </w:p>
+    <w:p>
+      <w:pPr>
+        <w:spacing w:before="120" w:after="60" w:line="307" w:lineRule="auto"/>
+      </w:pPr>
+      <w:r>
+        <w:rPr>
+          <w:rFonts w:ascii="Times New Roman" w:hAnsi="Times New Roman" w:eastAsia="黑体"/>
+          <w:b/>
+          <w:color w:val="1F4E79"/>
+          <w:sz w:val="22"/>
+        </w:rPr>
+        <w:t>1. 平行膜的两束反射光</w:t>
+      </w:r>
+    </w:p>
+    <w:p>
+      <w:pPr>
+        <w:spacing w:before="40" w:after="60" w:line="307" w:lineRule="auto"/>
+        <w:ind w:left="170"/>
+      </w:pPr>
+      <w:r>
+        <w:rPr>
+          <w:rFonts w:ascii="Times New Roman" w:hAnsi="Times New Roman" w:eastAsia="宋体"/>
+          <w:b w:val="0"/>
+          <w:sz w:val="21"/>
+        </w:rPr>
+        <w:t>一束光打到厚度均匀的薄膜上：一部分在上表面直接反射，另一部分折射进入膜内、在下表面反射、再折射出来。这两束来自同一束入射光（振幅分割法），所以相干，出射后相遇叠加。</w:t>
+      </w:r>
+    </w:p>
+    <w:p>
+      <w:pPr>
+        <w:spacing w:before="40" w:after="80" w:line="307" w:lineRule="auto"/>
+        <w:jc w:val="center"/>
+      </w:pPr>
+      <w:r>
+        <w:rPr>
+          <w:rFonts w:ascii="Times New Roman" w:hAnsi="Times New Roman" w:eastAsia="宋体"/>
+          <w:b/>
+          <w:color w:val="1F4E79"/>
+          <w:sz w:val="22"/>
+        </w:rPr>
+        <w:t>δ = 2n·d·cos r　（再加半波损失修正）</w:t>
+      </w:r>
+    </w:p>
+    <w:p>
+      <w:pPr>
+        <w:spacing w:before="40" w:after="60" w:line="307" w:lineRule="auto"/>
+        <w:ind w:left="170"/>
+        <w:shd w:val="clear" w:fill="FCE4D6"/>
+      </w:pPr>
+      <w:r>
+        <w:rPr>
+          <w:rFonts w:ascii="Times New Roman" w:hAnsi="Times New Roman" w:eastAsia="宋体"/>
+          <w:b/>
+          <w:color w:val="C00000"/>
+          <w:sz w:val="21"/>
+        </w:rPr>
+        <w:t xml:space="preserve">易错提醒　</w:t>
+      </w:r>
+      <w:r>
+        <w:rPr>
+          <w:rFonts w:ascii="Times New Roman" w:hAnsi="Times New Roman" w:eastAsia="宋体"/>
+          <w:b w:val="0"/>
+          <w:sz w:val="21"/>
+        </w:rPr>
+        <w:t>公式里是 r（膜内的折射角），不是空气中的入射角 i。题目若给 i，先用折射定律 sin i = n·sin r 换算。</w:t>
       </w:r>
     </w:p>
     <w:p>
       <w:pPr>
         <w:spacing w:before="40" w:after="40" w:line="307" w:lineRule="auto"/>
+        <w:ind w:left="312"/>
+      </w:pPr>
+      <w:r>
+        <w:rPr>
+          <w:rFonts w:ascii="Times New Roman" w:hAnsi="Times New Roman" w:eastAsia="宋体"/>
+          <w:b w:val="0"/>
+          <w:sz w:val="21"/>
+        </w:rPr>
+        <w:t>· 半波损失：上表面 空气→膜（光疏→光密）有 π；下表面 膜→空气 无 → 净半波损失 λ/2。</w:t>
+      </w:r>
+    </w:p>
+    <w:p>
+      <w:pPr>
+        <w:spacing w:before="40" w:after="40" w:line="307" w:lineRule="auto"/>
+        <w:ind w:left="312"/>
+      </w:pPr>
+      <w:r>
+        <w:rPr>
+          <w:rFonts w:ascii="Times New Roman" w:hAnsi="Times New Roman" w:eastAsia="宋体"/>
+          <w:b w:val="0"/>
+          <w:sz w:val="21"/>
+        </w:rPr>
+        <w:t>· 反射明纹：2nd·cos r + λ/2 = kλ；反射暗纹：2nd·cos r + λ/2 = (2k+1)λ/2，即 2nd·cos r = kλ。</w:t>
+      </w:r>
+    </w:p>
+    <w:p>
+      <w:pPr>
+        <w:spacing w:before="40" w:after="40" w:line="307" w:lineRule="auto"/>
+        <w:ind w:left="312"/>
+      </w:pPr>
+      <w:r>
+        <w:rPr>
+          <w:rFonts w:ascii="Times New Roman" w:hAnsi="Times New Roman" w:eastAsia="宋体"/>
+          <w:b w:val="0"/>
+          <w:sz w:val="21"/>
+        </w:rPr>
+        <w:t>· 透射光与反射光互补（此明彼暗），能量守恒的必然结果。</w:t>
+      </w:r>
+    </w:p>
+    <w:p>
+      <w:pPr>
+        <w:spacing w:before="120" w:after="60" w:line="307" w:lineRule="auto"/>
+      </w:pPr>
+      <w:r>
+        <w:rPr>
+          <w:rFonts w:ascii="Times New Roman" w:hAnsi="Times New Roman" w:eastAsia="黑体"/>
+          <w:b/>
+          <w:color w:val="1F4E79"/>
+          <w:sz w:val="22"/>
+        </w:rPr>
+        <w:t>2. 为什么叫“等倾”</w:t>
+      </w:r>
+    </w:p>
+    <w:p>
+      <w:pPr>
+        <w:spacing w:before="40" w:after="60" w:line="307" w:lineRule="auto"/>
         <w:ind w:left="170"/>
       </w:pPr>
       <w:r>
@@ -7109,35 +10540,252 @@
           <w:b w:val="0"/>
           <w:sz w:val="21"/>
         </w:rPr>
-        <w:t>· 平面平行膜（折射率 n、厚 d）内、倾角 θ 的两束反射光：光程差 δ = 2nd·cosθ。明纹 2ndcosθ = kλ，暗纹 = (2k+1)λ/2。</w:t>
+        <w:t>膜厚 d 处处相同 → 光程差只由倾角决定 → 倾角相同的光线（哪怕来自扩展光源的不同点）光程差一样 → 干涉结果一样。</w:t>
       </w:r>
     </w:p>
     <w:p>
       <w:pPr>
         <w:spacing w:before="40" w:after="40" w:line="307" w:lineRule="auto"/>
+        <w:ind w:left="312"/>
+      </w:pPr>
+      <w:r>
+        <w:rPr>
+          <w:rFonts w:ascii="Times New Roman" w:hAnsi="Times New Roman" w:eastAsia="宋体"/>
+          <w:b w:val="0"/>
+          <w:sz w:val="21"/>
+        </w:rPr>
+        <w:t>· 用透镜把同一方向（同一倾角）的平行光聚到焦平面上同一点 → 屏上出现同心圆环。</w:t>
+      </w:r>
+    </w:p>
+    <w:p>
+      <w:pPr>
+        <w:spacing w:before="40" w:after="40" w:line="307" w:lineRule="auto"/>
+        <w:ind w:left="312"/>
+      </w:pPr>
+      <w:r>
+        <w:rPr>
+          <w:rFonts w:ascii="Times New Roman" w:hAnsi="Times New Roman" w:eastAsia="宋体"/>
+          <w:b w:val="0"/>
+          <w:sz w:val="21"/>
+        </w:rPr>
+        <w:t>· i 增大 → r 增大 → cos r 减小 → δ 减小 → 级次 k 变小 → 中心（i = 0）级次最高，越往外级次越低。</w:t>
+      </w:r>
+    </w:p>
+    <w:p>
+      <w:pPr>
+        <w:spacing w:before="40" w:after="40" w:line="307" w:lineRule="auto"/>
+        <w:ind w:left="312"/>
+      </w:pPr>
+      <w:r>
+        <w:rPr>
+          <w:rFonts w:ascii="Times New Roman" w:hAnsi="Times New Roman" w:eastAsia="宋体"/>
+          <w:b w:val="0"/>
+          <w:sz w:val="21"/>
+        </w:rPr>
+        <w:t>· 条纹是“等倾线”，所以叫等倾干涉；与劈尖、牛顿环的“等厚干涉”相对。</w:t>
+      </w:r>
+    </w:p>
+    <w:p>
+      <w:pPr>
+        <w:spacing w:before="40" w:after="60" w:line="307" w:lineRule="auto"/>
         <w:ind w:left="170"/>
-      </w:pPr>
-      <w:r>
-        <w:rPr>
-          <w:rFonts w:ascii="Times New Roman" w:hAnsi="Times New Roman" w:eastAsia="宋体"/>
-          <w:b w:val="0"/>
-          <w:sz w:val="21"/>
-        </w:rPr>
-        <w:t>· 同一倾角 → 同一条纹 → 条纹是同心圆环（等倾圆环），故又称等倾干涉。</w:t>
+        <w:shd w:val="clear" w:fill="E2EFDA"/>
+      </w:pPr>
+      <w:r>
+        <w:rPr>
+          <w:rFonts w:ascii="Times New Roman" w:hAnsi="Times New Roman" w:eastAsia="宋体"/>
+          <w:b/>
+          <w:color w:val="377D22"/>
+          <w:sz w:val="21"/>
+        </w:rPr>
+        <w:t xml:space="preserve">口诀 · 对应题目　</w:t>
+      </w:r>
+      <w:r>
+        <w:rPr>
+          <w:rFonts w:ascii="Times New Roman" w:hAnsi="Times New Roman" w:eastAsia="宋体"/>
+          <w:b w:val="0"/>
+          <w:sz w:val="21"/>
+        </w:rPr>
+        <w:t>对应作业第 10 题：等倾干涉可以用扩展光源——不同点发出的光彼此不相干，但同倾角的光聚到同一圆环上，非相干叠加后总光强提高而对比度不下降。</w:t>
+      </w:r>
+    </w:p>
+    <w:p>
+      <w:pPr>
+        <w:spacing w:before="120" w:after="60" w:line="307" w:lineRule="auto"/>
+      </w:pPr>
+      <w:r>
+        <w:rPr>
+          <w:rFonts w:ascii="Times New Roman" w:hAnsi="Times New Roman" w:eastAsia="黑体"/>
+          <w:b/>
+          <w:color w:val="1F4E79"/>
+          <w:sz w:val="22"/>
+        </w:rPr>
+        <w:t>3. 迈克尔逊干涉仪</w:t>
+      </w:r>
+    </w:p>
+    <w:p>
+      <w:pPr>
+        <w:spacing w:before="40" w:after="60" w:line="307" w:lineRule="auto"/>
+        <w:ind w:left="170"/>
+      </w:pPr>
+      <w:r>
+        <w:rPr>
+          <w:rFonts w:ascii="Times New Roman" w:hAnsi="Times New Roman" w:eastAsia="宋体"/>
+          <w:b w:val="0"/>
+          <w:sz w:val="21"/>
+        </w:rPr>
+        <w:t>结构：分束板把一束光分成两路，分别被反射镜 M₁、M₂ 反射回来再合束。补偿板的作用是让两路在玻璃中走过的光程相等（用白光等低相干光源时必须）。</w:t>
+      </w:r>
+    </w:p>
+    <w:p>
+      <w:pPr>
+        <w:spacing w:before="40" w:after="60" w:line="307" w:lineRule="auto"/>
+        <w:ind w:left="170"/>
+      </w:pPr>
+      <w:r>
+        <w:rPr>
+          <w:rFonts w:ascii="Times New Roman" w:hAnsi="Times New Roman" w:eastAsia="宋体"/>
+          <w:b w:val="0"/>
+          <w:sz w:val="21"/>
+        </w:rPr>
+        <w:t>等效图像：M₂ 与 M₁ 在 M₂ 附近所成的虚像 M₁′ 之间，形成一层“空气膜”。看懂这个等效，迈克尔逊就退化成平行膜问题了。</w:t>
+      </w:r>
+    </w:p>
+    <w:p>
+      <w:pPr>
+        <w:spacing w:before="40" w:after="80" w:line="307" w:lineRule="auto"/>
+        <w:jc w:val="center"/>
+      </w:pPr>
+      <w:r>
+        <w:rPr>
+          <w:rFonts w:ascii="Times New Roman" w:hAnsi="Times New Roman" w:eastAsia="宋体"/>
+          <w:b/>
+          <w:color w:val="1F4E79"/>
+          <w:sz w:val="22"/>
+        </w:rPr>
+        <w:t>动镜移动 Δd → 光程差改变 2Δd → 条纹移过 N 条 → λ = 2Δd / N</w:t>
       </w:r>
     </w:p>
     <w:p>
       <w:pPr>
         <w:spacing w:before="40" w:after="40" w:line="307" w:lineRule="auto"/>
+        <w:ind w:left="312"/>
+      </w:pPr>
+      <w:r>
+        <w:rPr>
+          <w:rFonts w:ascii="Times New Roman" w:hAnsi="Times New Roman" w:eastAsia="宋体"/>
+          <w:b w:val="0"/>
+          <w:sz w:val="21"/>
+        </w:rPr>
+        <w:t>· M₁′ 与 M₂ 严格平行 → 等效平行空气膜 → 等倾圆环。</w:t>
+      </w:r>
+    </w:p>
+    <w:p>
+      <w:pPr>
+        <w:spacing w:before="40" w:after="40" w:line="307" w:lineRule="auto"/>
+        <w:ind w:left="312"/>
+      </w:pPr>
+      <w:r>
+        <w:rPr>
+          <w:rFonts w:ascii="Times New Roman" w:hAnsi="Times New Roman" w:eastAsia="宋体"/>
+          <w:b w:val="0"/>
+          <w:sz w:val="21"/>
+        </w:rPr>
+        <w:t>· M₁′ 与 M₂ 成小夹角 → 等效劈尖 → 等厚直条纹。</w:t>
+      </w:r>
+    </w:p>
+    <w:p>
+      <w:pPr>
+        <w:spacing w:before="40" w:after="40" w:line="307" w:lineRule="auto"/>
+        <w:ind w:left="312"/>
+      </w:pPr>
+      <w:r>
+        <w:rPr>
+          <w:rFonts w:ascii="Times New Roman" w:hAnsi="Times New Roman" w:eastAsia="宋体"/>
+          <w:b w:val="0"/>
+          <w:sz w:val="21"/>
+        </w:rPr>
+        <w:t>· 中心（i = 0）处光程差 = 2d（再加半波损失修正）。两臂严格等光程（d = 0）时，两束在分束板上经历的反射次数奇偶不同、多出一个 π → 观察端口的中心为暗，视场全暗（另一端口则全亮）。</w:t>
+      </w:r>
+    </w:p>
+    <w:p>
+      <w:pPr>
+        <w:spacing w:before="40" w:after="60" w:line="307" w:lineRule="auto"/>
         <w:ind w:left="170"/>
-      </w:pPr>
-      <w:r>
-        <w:rPr>
-          <w:rFonts w:ascii="Times New Roman" w:hAnsi="Times New Roman" w:eastAsia="宋体"/>
-          <w:b w:val="0"/>
-          <w:sz w:val="21"/>
-        </w:rPr>
-        <w:t>· 迈克尔逊：等效平行空气膜。动镜移动 Δd → 光程差改变 2Δd → 条纹移动 N 条 → λ = 2Δd/N（测波长）。M₁′ 与 M₂ 垂直 → 等倾圆环；成小夹角 → 等厚直条纹。</w:t>
+        <w:shd w:val="clear" w:fill="FCE4D6"/>
+      </w:pPr>
+      <w:r>
+        <w:rPr>
+          <w:rFonts w:ascii="Times New Roman" w:hAnsi="Times New Roman" w:eastAsia="宋体"/>
+          <w:b/>
+          <w:color w:val="C00000"/>
+          <w:sz w:val="21"/>
+        </w:rPr>
+        <w:t xml:space="preserve">易错提醒　</w:t>
+      </w:r>
+      <w:r>
+        <w:rPr>
+          <w:rFonts w:ascii="Times New Roman" w:hAnsi="Times New Roman" w:eastAsia="宋体"/>
+          <w:b w:val="0"/>
+          <w:sz w:val="21"/>
+        </w:rPr>
+        <w:t>动镜移动 Δd，光程差改的是 2Δd（光来回走了两趟）。算波长时漏掉因子 2 是最经典的错误（作业填空第 12 题）。</w:t>
+      </w:r>
+    </w:p>
+    <w:p>
+      <w:pPr>
+        <w:spacing w:before="120" w:after="60" w:line="307" w:lineRule="auto"/>
+      </w:pPr>
+      <w:r>
+        <w:rPr>
+          <w:rFonts w:ascii="Times New Roman" w:hAnsi="Times New Roman" w:eastAsia="黑体"/>
+          <w:b/>
+          <w:color w:val="1F4E79"/>
+          <w:sz w:val="22"/>
+        </w:rPr>
+        <w:t>4. 速记</w:t>
+      </w:r>
+    </w:p>
+    <w:p>
+      <w:pPr>
+        <w:spacing w:before="40" w:after="40" w:line="307" w:lineRule="auto"/>
+        <w:ind w:left="312"/>
+      </w:pPr>
+      <w:r>
+        <w:rPr>
+          <w:rFonts w:ascii="Times New Roman" w:hAnsi="Times New Roman" w:eastAsia="宋体"/>
+          <w:b w:val="0"/>
+          <w:sz w:val="21"/>
+        </w:rPr>
+        <w:t>· (1) 平行膜 → 等倾 → 同心圆环，中心级次最高。</w:t>
+      </w:r>
+    </w:p>
+    <w:p>
+      <w:pPr>
+        <w:spacing w:before="40" w:after="40" w:line="307" w:lineRule="auto"/>
+        <w:ind w:left="312"/>
+      </w:pPr>
+      <w:r>
+        <w:rPr>
+          <w:rFonts w:ascii="Times New Roman" w:hAnsi="Times New Roman" w:eastAsia="宋体"/>
+          <w:b w:val="0"/>
+          <w:sz w:val="21"/>
+        </w:rPr>
+        <w:t>· (2) 公式用膜内角 r，不是入射角 i。</w:t>
+      </w:r>
+    </w:p>
+    <w:p>
+      <w:pPr>
+        <w:spacing w:before="40" w:after="40" w:line="307" w:lineRule="auto"/>
+        <w:ind w:left="312"/>
+      </w:pPr>
+      <w:r>
+        <w:rPr>
+          <w:rFonts w:ascii="Times New Roman" w:hAnsi="Times New Roman" w:eastAsia="宋体"/>
+          <w:b w:val="0"/>
+          <w:sz w:val="21"/>
+        </w:rPr>
+        <w:t>· (3) 迈克尔逊：等效空气膜，动镜 Δd ↔ 光程差 2Δd ↔ 条纹数 N。</w:t>
       </w:r>
     </w:p>
     <w:p>
@@ -7150,40 +10798,324 @@
           <w:b/>
           <w:sz w:val="23"/>
         </w:rPr>
-        <w:t>四、等厚干涉（劈尖、牛顿环）</w:t>
+        <w:t>四、等厚干涉（劈尖、牛顿环）与半波损失判据</w:t>
+      </w:r>
+    </w:p>
+    <w:p>
+      <w:pPr>
+        <w:spacing w:before="120" w:after="60" w:line="307" w:lineRule="auto"/>
+      </w:pPr>
+      <w:r>
+        <w:rPr>
+          <w:rFonts w:ascii="Times New Roman" w:hAnsi="Times New Roman" w:eastAsia="黑体"/>
+          <w:b/>
+          <w:color w:val="1F4E79"/>
+          <w:sz w:val="22"/>
+        </w:rPr>
+        <w:t>1. 等厚 vs 等倾：一眼分清</w:t>
       </w:r>
     </w:p>
     <w:p>
       <w:pPr>
         <w:spacing w:before="40" w:after="40" w:line="307" w:lineRule="auto"/>
+        <w:ind w:left="312"/>
+      </w:pPr>
+      <w:r>
+        <w:rPr>
+          <w:rFonts w:ascii="Times New Roman" w:hAnsi="Times New Roman" w:eastAsia="宋体"/>
+          <w:b w:val="0"/>
+          <w:sz w:val="21"/>
+        </w:rPr>
+        <w:t>· 膜厚度均匀 → 光程差只由倾角定 → 等倾干涉（平行膜、圆环）。</w:t>
+      </w:r>
+    </w:p>
+    <w:p>
+      <w:pPr>
+        <w:spacing w:before="40" w:after="40" w:line="307" w:lineRule="auto"/>
+        <w:ind w:left="312"/>
+      </w:pPr>
+      <w:r>
+        <w:rPr>
+          <w:rFonts w:ascii="Times New Roman" w:hAnsi="Times New Roman" w:eastAsia="宋体"/>
+          <w:b w:val="0"/>
+          <w:sz w:val="21"/>
+        </w:rPr>
+        <w:t>· 膜厚度不均匀、且用平行光垂直入射（倾角固定）→ 光程差只由厚度定 → 等厚干涉（劈尖直条纹、牛顿环圆环）。</w:t>
+      </w:r>
+    </w:p>
+    <w:p>
+      <w:pPr>
+        <w:spacing w:before="40" w:after="60" w:line="307" w:lineRule="auto"/>
         <w:ind w:left="170"/>
-      </w:pPr>
-      <w:r>
-        <w:rPr>
-          <w:rFonts w:ascii="Times New Roman" w:hAnsi="Times New Roman" w:eastAsia="宋体"/>
-          <w:b w:val="0"/>
-          <w:sz w:val="21"/>
-        </w:rPr>
-        <w:t>· 劈尖（夹角 θ 极小）：空气膜厚 δ = θx。反射光：2δ + λ/2 = (2k+1)λ/2 为暗 → 2δ = kλ（k = 0,1,2…，尖端 k=0 为暗纹）。</w:t>
+        <w:shd w:val="clear" w:fill="FFF2CC"/>
+      </w:pPr>
+      <w:r>
+        <w:rPr>
+          <w:rFonts w:ascii="Times New Roman" w:hAnsi="Times New Roman" w:eastAsia="宋体"/>
+          <w:b/>
+          <w:color w:val="9C5700"/>
+          <w:sz w:val="21"/>
+        </w:rPr>
+        <w:t xml:space="preserve">结论要点　</w:t>
+      </w:r>
+      <w:r>
+        <w:rPr>
+          <w:rFonts w:ascii="Times New Roman" w:hAnsi="Times New Roman" w:eastAsia="宋体"/>
+          <w:b w:val="0"/>
+          <w:sz w:val="21"/>
+        </w:rPr>
+        <w:t>同一条条纹 = 光程差相同的一批点的轨迹。等倾条纹追的是“角度相同”，等厚条纹追的是“厚度相同”。</w:t>
+      </w:r>
+    </w:p>
+    <w:p>
+      <w:pPr>
+        <w:spacing w:before="120" w:after="60" w:line="307" w:lineRule="auto"/>
+      </w:pPr>
+      <w:r>
+        <w:rPr>
+          <w:rFonts w:ascii="Times New Roman" w:hAnsi="Times New Roman" w:eastAsia="黑体"/>
+          <w:b/>
+          <w:color w:val="1F4E79"/>
+          <w:sz w:val="22"/>
+        </w:rPr>
+        <w:t>2. 半波损失：唯一可靠的判据</w:t>
+      </w:r>
+    </w:p>
+    <w:p>
+      <w:pPr>
+        <w:spacing w:before="40" w:after="60" w:line="307" w:lineRule="auto"/>
+        <w:ind w:left="170"/>
+      </w:pPr>
+      <w:r>
+        <w:rPr>
+          <w:rFonts w:ascii="Times New Roman" w:hAnsi="Times New Roman" w:eastAsia="宋体"/>
+          <w:b w:val="0"/>
+          <w:sz w:val="21"/>
+        </w:rPr>
+        <w:t>光在界面上反射时，若从光疏（n 小）射向光密（n 大），反射光的电矢量相位会突变 π，等效于多走 λ/2 的光程；从光密射向光疏则没有这个突变。</w:t>
+      </w:r>
+    </w:p>
+    <w:p>
+      <w:pPr>
+        <w:spacing w:before="40" w:after="60" w:line="307" w:lineRule="auto"/>
+        <w:ind w:left="170"/>
+        <w:shd w:val="clear" w:fill="FFF2CC"/>
+      </w:pPr>
+      <w:r>
+        <w:rPr>
+          <w:rFonts w:ascii="Times New Roman" w:hAnsi="Times New Roman" w:eastAsia="宋体"/>
+          <w:b/>
+          <w:color w:val="9C5700"/>
+          <w:sz w:val="21"/>
+        </w:rPr>
+        <w:t xml:space="preserve">结论要点　</w:t>
+      </w:r>
+      <w:r>
+        <w:rPr>
+          <w:rFonts w:ascii="Times New Roman" w:hAnsi="Times New Roman" w:eastAsia="宋体"/>
+          <w:b w:val="0"/>
+          <w:sz w:val="21"/>
+        </w:rPr>
+        <w:t>口诀：光疏到光密，反射加半波。薄膜的两个界面各判一次，把两次的结果相加，得到净半波损失（λ/2 或 0）。</w:t>
       </w:r>
     </w:p>
     <w:p>
       <w:pPr>
         <w:spacing w:before="40" w:after="40" w:line="307" w:lineRule="auto"/>
+        <w:ind w:left="312"/>
+      </w:pPr>
+      <w:r>
+        <w:rPr>
+          <w:rFonts w:ascii="Times New Roman" w:hAnsi="Times New Roman" w:eastAsia="宋体"/>
+          <w:b w:val="0"/>
+          <w:sz w:val="21"/>
+        </w:rPr>
+        <w:t>· 两次都是光疏→光密（或两次都不是）→ 净半波损失为 0（两次相变抵消）。</w:t>
+      </w:r>
+    </w:p>
+    <w:p>
+      <w:pPr>
+        <w:spacing w:before="40" w:after="40" w:line="307" w:lineRule="auto"/>
+        <w:ind w:left="312"/>
+      </w:pPr>
+      <w:r>
+        <w:rPr>
+          <w:rFonts w:ascii="Times New Roman" w:hAnsi="Times New Roman" w:eastAsia="宋体"/>
+          <w:b w:val="0"/>
+          <w:sz w:val="21"/>
+        </w:rPr>
+        <w:t>· 只有一次是光疏→光密 → 净半波损失为 λ/2。</w:t>
+      </w:r>
+    </w:p>
+    <w:p>
+      <w:pPr>
+        <w:spacing w:before="40" w:after="60" w:line="307" w:lineRule="auto"/>
         <w:ind w:left="170"/>
-      </w:pPr>
-      <w:r>
-        <w:rPr>
-          <w:rFonts w:ascii="Times New Roman" w:hAnsi="Times New Roman" w:eastAsia="宋体"/>
-          <w:b w:val="0"/>
-          <w:sz w:val="21"/>
-        </w:rPr>
-        <w:t>· 相邻暗（明）纹对应的膜厚差 Δδ = λ/2 → 条纹间距 Δx = λ/(2θ)；测微小厚度：h = θL = (λ/2Δx)·L。</w:t>
+        <w:shd w:val="clear" w:fill="FCE4D6"/>
+      </w:pPr>
+      <w:r>
+        <w:rPr>
+          <w:rFonts w:ascii="Times New Roman" w:hAnsi="Times New Roman" w:eastAsia="宋体"/>
+          <w:b/>
+          <w:color w:val="C00000"/>
+          <w:sz w:val="21"/>
+        </w:rPr>
+        <w:t xml:space="preserve">易错提醒　</w:t>
+      </w:r>
+      <w:r>
+        <w:rPr>
+          <w:rFonts w:ascii="Times New Roman" w:hAnsi="Times New Roman" w:eastAsia="宋体"/>
+          <w:b w:val="0"/>
+          <w:sz w:val="21"/>
+        </w:rPr>
+        <w:t>不要背“牛顿环中央一定是暗斑”。中央的明暗完全由两界面折射率决定，作业填空第 19 题那种 n 递增或递减的夹层，必须逐界面数。</w:t>
+      </w:r>
+    </w:p>
+    <w:p>
+      <w:pPr>
+        <w:spacing w:before="120" w:after="60" w:line="307" w:lineRule="auto"/>
+      </w:pPr>
+      <w:r>
+        <w:rPr>
+          <w:rFonts w:ascii="Times New Roman" w:hAnsi="Times New Roman" w:eastAsia="黑体"/>
+          <w:b/>
+          <w:color w:val="1F4E79"/>
+          <w:sz w:val="22"/>
+        </w:rPr>
+        <w:t>3. 劈尖（楔形空气膜）</w:t>
+      </w:r>
+    </w:p>
+    <w:p>
+      <w:pPr>
+        <w:spacing w:before="40" w:after="80" w:line="307" w:lineRule="auto"/>
+        <w:jc w:val="center"/>
+      </w:pPr>
+      <w:r>
+        <w:rPr>
+          <w:rFonts w:ascii="Times New Roman" w:hAnsi="Times New Roman" w:eastAsia="宋体"/>
+          <w:b/>
+          <w:color w:val="1F4E79"/>
+          <w:sz w:val="22"/>
+        </w:rPr>
+        <w:t>厚度 δ(x) = θ·x　（θ 为楔角，极小）</w:t>
       </w:r>
     </w:p>
     <w:p>
       <w:pPr>
         <w:spacing w:before="40" w:after="40" w:line="307" w:lineRule="auto"/>
+        <w:ind w:left="312"/>
+      </w:pPr>
+      <w:r>
+        <w:rPr>
+          <w:rFonts w:ascii="Times New Roman" w:hAnsi="Times New Roman" w:eastAsia="宋体"/>
+          <w:b w:val="0"/>
+          <w:sz w:val="21"/>
+        </w:rPr>
+        <w:t>· 典型空气劈尖（玻璃—空气—玻璃）：上界面 玻璃→空气 无半波损失，下界面 空气→玻璃 有 → 净 λ/2。</w:t>
+      </w:r>
+    </w:p>
+    <w:p>
+      <w:pPr>
+        <w:spacing w:before="40" w:after="40" w:line="307" w:lineRule="auto"/>
+        <w:ind w:left="312"/>
+      </w:pPr>
+      <w:r>
+        <w:rPr>
+          <w:rFonts w:ascii="Times New Roman" w:hAnsi="Times New Roman" w:eastAsia="宋体"/>
+          <w:b w:val="0"/>
+          <w:sz w:val="21"/>
+        </w:rPr>
+        <w:t>· 反射暗纹：2δ + λ/2 = (2k+1)λ/2 → 2δ = kλ（k = 0, 1, 2…）。</w:t>
+      </w:r>
+    </w:p>
+    <w:p>
+      <w:pPr>
+        <w:spacing w:before="40" w:after="40" w:line="307" w:lineRule="auto"/>
+        <w:ind w:left="312"/>
+      </w:pPr>
+      <w:r>
+        <w:rPr>
+          <w:rFonts w:ascii="Times New Roman" w:hAnsi="Times New Roman" w:eastAsia="宋体"/>
+          <w:b w:val="0"/>
+          <w:sz w:val="21"/>
+        </w:rPr>
+        <w:t>· 反射明纹：2δ + λ/2 = kλ → 2δ = (2k−1)λ/2（k = 1, 2…）。</w:t>
+      </w:r>
+    </w:p>
+    <w:p>
+      <w:pPr>
+        <w:spacing w:before="40" w:after="40" w:line="307" w:lineRule="auto"/>
+        <w:ind w:left="312"/>
+      </w:pPr>
+      <w:r>
+        <w:rPr>
+          <w:rFonts w:ascii="Times New Roman" w:hAnsi="Times New Roman" w:eastAsia="宋体"/>
+          <w:b w:val="0"/>
+          <w:sz w:val="21"/>
+        </w:rPr>
+        <w:t>· 尖端 δ = 0 处，2δ = 0 = 0·λ → 是 k = 0 的暗纹（空气劈尖尖端是暗的）。</w:t>
+      </w:r>
+    </w:p>
+    <w:p>
+      <w:pPr>
+        <w:spacing w:before="40" w:after="80" w:line="307" w:lineRule="auto"/>
+        <w:jc w:val="center"/>
+      </w:pPr>
+      <w:r>
+        <w:rPr>
+          <w:rFonts w:ascii="Times New Roman" w:hAnsi="Times New Roman" w:eastAsia="宋体"/>
+          <w:b/>
+          <w:color w:val="1F4E79"/>
+          <w:sz w:val="22"/>
+        </w:rPr>
+        <w:t>相邻明（暗）纹对应的膜厚差 Δδ = λ/2　　条纹间距 Δx = λ/(2θ)</w:t>
+      </w:r>
+    </w:p>
+    <w:p>
+      <w:pPr>
+        <w:spacing w:before="40" w:after="40" w:line="307" w:lineRule="auto"/>
+        <w:ind w:left="312"/>
+      </w:pPr>
+      <w:r>
+        <w:rPr>
+          <w:rFonts w:ascii="Times New Roman" w:hAnsi="Times New Roman" w:eastAsia="宋体"/>
+          <w:b w:val="0"/>
+          <w:sz w:val="21"/>
+        </w:rPr>
+        <w:t>· 测微小厚度：h = θ·L = [λ/(2Δx)]·L（纸片、细丝直径都这么测，作业填空第 17 题）。</w:t>
+      </w:r>
+    </w:p>
+    <w:p>
+      <w:pPr>
+        <w:spacing w:before="40" w:after="40" w:line="307" w:lineRule="auto"/>
+        <w:ind w:left="312"/>
+      </w:pPr>
+      <w:r>
+        <w:rPr>
+          <w:rFonts w:ascii="Times New Roman" w:hAnsi="Times New Roman" w:eastAsia="宋体"/>
+          <w:b w:val="0"/>
+          <w:sz w:val="21"/>
+        </w:rPr>
+        <w:t>· 工件缺陷判断：条纹弯向尖端（膜薄端） → 该处要走到更薄的位置才能找到同一厚度 → 说明该处膜比正常厚 → 工件凹陷；弯向厚端 → 凸起。弯曲一个条纹间距 ↔ 深度（高度）= λ/2。</w:t>
+      </w:r>
+    </w:p>
+    <w:p>
+      <w:pPr>
+        <w:spacing w:before="120" w:after="60" w:line="307" w:lineRule="auto"/>
+      </w:pPr>
+      <w:r>
+        <w:rPr>
+          <w:rFonts w:ascii="Times New Roman" w:hAnsi="Times New Roman" w:eastAsia="黑体"/>
+          <w:b/>
+          <w:color w:val="1F4E79"/>
+          <w:sz w:val="22"/>
+        </w:rPr>
+        <w:t>4. 牛顿环</w:t>
+      </w:r>
+    </w:p>
+    <w:p>
+      <w:pPr>
+        <w:spacing w:before="40" w:after="60" w:line="307" w:lineRule="auto"/>
         <w:ind w:left="170"/>
       </w:pPr>
       <w:r>
@@ -7192,77 +11124,248 @@
           <w:b w:val="0"/>
           <w:sz w:val="21"/>
         </w:rPr>
-        <w:t>· 工件缺陷判断："弯曲偏向劈尖一端 = 凹陷；偏向宽端 = 凸起"——偏向尖端说明该处膜比正常厚（工件低了），要取到同一厚度必须移向尖端。弯曲一个条纹间距 → 深度（高度）= λ/2。</w:t>
+        <w:t>平凸透镜凸面放在平板玻璃上，中间是一层厚度随半径变化的空气膜：</w:t>
+      </w:r>
+    </w:p>
+    <w:p>
+      <w:pPr>
+        <w:spacing w:before="40" w:after="80" w:line="307" w:lineRule="auto"/>
+        <w:jc w:val="center"/>
+      </w:pPr>
+      <w:r>
+        <w:rPr>
+          <w:rFonts w:ascii="Times New Roman" w:hAnsi="Times New Roman" w:eastAsia="宋体"/>
+          <w:b/>
+          <w:color w:val="1F4E79"/>
+          <w:sz w:val="22"/>
+        </w:rPr>
+        <w:t>δ(r) ≈ r² / (2R)　（R 为凸面曲率半径，r ≪ R）</w:t>
       </w:r>
     </w:p>
     <w:p>
       <w:pPr>
         <w:spacing w:before="40" w:after="40" w:line="307" w:lineRule="auto"/>
-        <w:ind w:left="170"/>
-      </w:pPr>
-      <w:r>
-        <w:rPr>
-          <w:rFonts w:ascii="Times New Roman" w:hAnsi="Times New Roman" w:eastAsia="宋体"/>
-          <w:b w:val="0"/>
-          <w:sz w:val="21"/>
-        </w:rPr>
-        <w:t>· 牛顿环（反射）：暗环 r_k = √(kλR)（k = 0,1,2…，中央暗斑）；明环 r = √((2k+1)λR/2)。半径平方差 r_{k+m}² − r_k² = mλR → 测 R。</w:t>
+        <w:ind w:left="312"/>
+      </w:pPr>
+      <w:r>
+        <w:rPr>
+          <w:rFonts w:ascii="Times New Roman" w:hAnsi="Times New Roman" w:eastAsia="宋体"/>
+          <w:b w:val="0"/>
+          <w:sz w:val="21"/>
+        </w:rPr>
+        <w:t>· 反射观察（空气膜，净半波损失 λ/2）：</w:t>
+      </w:r>
+    </w:p>
+    <w:p>
+      <w:pPr>
+        <w:spacing w:before="40" w:after="80" w:line="307" w:lineRule="auto"/>
+        <w:jc w:val="center"/>
+      </w:pPr>
+      <w:r>
+        <w:rPr>
+          <w:rFonts w:ascii="Times New Roman" w:hAnsi="Times New Roman" w:eastAsia="宋体"/>
+          <w:b/>
+          <w:color w:val="1F4E79"/>
+          <w:sz w:val="22"/>
+        </w:rPr>
+        <w:t>暗环：r_k = √(k λ R)，k = 0, 1, 2…（k = 0 即中央暗斑）　　明环：r_k = √((2k+1)λR/2)</w:t>
       </w:r>
     </w:p>
     <w:p>
       <w:pPr>
         <w:spacing w:before="40" w:after="40" w:line="307" w:lineRule="auto"/>
-        <w:ind w:left="170"/>
-      </w:pPr>
-      <w:r>
-        <w:rPr>
-          <w:rFonts w:ascii="Times New Roman" w:hAnsi="Times New Roman" w:eastAsia="宋体"/>
-          <w:b w:val="0"/>
-          <w:sz w:val="21"/>
-        </w:rPr>
-        <w:t>· 浸液体（折射率 n）：光程差 2nδ → 暗环 r_k = √(kλR/n) → 条纹整体缩小（半径 ∝ 1/√n）；两介质折射率关系决定中央斑明暗（见判据下方）。</w:t>
+        <w:ind w:left="312"/>
+      </w:pPr>
+      <w:r>
+        <w:rPr>
+          <w:rFonts w:ascii="Times New Roman" w:hAnsi="Times New Roman" w:eastAsia="宋体"/>
+          <w:b w:val="0"/>
+          <w:sz w:val="21"/>
+        </w:rPr>
+        <w:t>· 测曲率半径的黄金公式（与“中央算不算第 1 环”的编号争议无关）：</w:t>
+      </w:r>
+    </w:p>
+    <w:p>
+      <w:pPr>
+        <w:spacing w:before="40" w:after="80" w:line="307" w:lineRule="auto"/>
+        <w:jc w:val="center"/>
+      </w:pPr>
+      <w:r>
+        <w:rPr>
+          <w:rFonts w:ascii="Times New Roman" w:hAnsi="Times New Roman" w:eastAsia="宋体"/>
+          <w:b/>
+          <w:color w:val="1F4E79"/>
+          <w:sz w:val="22"/>
+        </w:rPr>
+        <w:t>r_{k+m}² − r_k² = m·λ·R</w:t>
       </w:r>
     </w:p>
     <w:p>
       <w:pPr>
         <w:spacing w:before="40" w:after="40" w:line="307" w:lineRule="auto"/>
-        <w:ind w:left="170"/>
-      </w:pPr>
-      <w:r>
-        <w:rPr>
-          <w:rFonts w:ascii="Times New Roman" w:hAnsi="Times New Roman" w:eastAsia="宋体"/>
-          <w:b w:val="0"/>
-          <w:sz w:val="21"/>
-        </w:rPr>
-        <w:t>· 透镜上移（离开平板）：中心处膜厚增加 Δ → 各环满足同一厚度的位置移向中心（环向中心收缩）；中心光程差 2Δ + λ/2 随 Δ 连续变化 → 环心明暗交替。</w:t>
+        <w:ind w:left="312"/>
+      </w:pPr>
+      <w:r>
+        <w:rPr>
+          <w:rFonts w:ascii="Times New Roman" w:hAnsi="Times New Roman" w:eastAsia="宋体"/>
+          <w:b w:val="0"/>
+          <w:sz w:val="21"/>
+        </w:rPr>
+        <w:t>· 浸液体（折射率 n）：2nδ = kλ → r_k = √(kλR/n) → 半径 ∝ 1/√n，条纹整体缩小（作业填空第 16 题：n = r₁²/r₂²）。</w:t>
       </w:r>
     </w:p>
     <w:p>
       <w:pPr>
         <w:spacing w:before="40" w:after="40" w:line="307" w:lineRule="auto"/>
-        <w:ind w:left="170"/>
-      </w:pPr>
-      <w:r>
-        <w:rPr>
-          <w:rFonts w:ascii="Times New Roman" w:hAnsi="Times New Roman" w:eastAsia="宋体"/>
-          <w:b w:val="0"/>
-          <w:sz w:val="21"/>
-        </w:rPr>
-        <w:t>· 半波损失判据（垂直入射）：光从光疏介质射向光密介质（n 小→n 大）反射时相位突变 π（光程加 λ/2）；光密→光疏反射无。薄膜上下两表面反射的"净半波损失" = 两次反射各判一次后相加——这是薄膜/牛顿环明暗判断的唯一可靠方法。</w:t>
+        <w:ind w:left="312"/>
+      </w:pPr>
+      <w:r>
+        <w:rPr>
+          <w:rFonts w:ascii="Times New Roman" w:hAnsi="Times New Roman" w:eastAsia="宋体"/>
+          <w:b w:val="0"/>
+          <w:sz w:val="21"/>
+        </w:rPr>
+        <w:t>· 透镜缓慢上移 Δ：δ(r) = Δ + r²/(2R) → 固定级次的环半径减小 → 环向中心收缩；中心处膜厚从 0 连续增大 → 环心明暗交替（作业选择第 8 题）。</w:t>
+      </w:r>
+    </w:p>
+    <w:p>
+      <w:pPr>
+        <w:spacing w:before="120" w:after="60" w:line="307" w:lineRule="auto"/>
+      </w:pPr>
+      <w:r>
+        <w:rPr>
+          <w:rFonts w:ascii="Times New Roman" w:hAnsi="Times New Roman" w:eastAsia="黑体"/>
+          <w:b/>
+          <w:color w:val="1F4E79"/>
+          <w:sz w:val="22"/>
+        </w:rPr>
+        <w:t>5. 白光薄膜的颜色</w:t>
       </w:r>
     </w:p>
     <w:p>
       <w:pPr>
         <w:spacing w:before="40" w:after="40" w:line="307" w:lineRule="auto"/>
-        <w:ind w:left="170"/>
-      </w:pPr>
-      <w:r>
-        <w:rPr>
-          <w:rFonts w:ascii="Times New Roman" w:hAnsi="Times New Roman" w:eastAsia="宋体"/>
-          <w:b w:val="0"/>
-          <w:sz w:val="21"/>
-        </w:rPr>
-        <w:t>· 白光薄膜：反射加强 2nd = (k−1/2)λ（有半波损失时），透射加强 2nd = kλ；反射与透射互补（此明彼暗），颜色为各波长加强光的叠加。</w:t>
+        <w:ind w:left="312"/>
+      </w:pPr>
+      <w:r>
+        <w:rPr>
+          <w:rFonts w:ascii="Times New Roman" w:hAnsi="Times New Roman" w:eastAsia="宋体"/>
+          <w:b w:val="0"/>
+          <w:sz w:val="21"/>
+        </w:rPr>
+        <w:t>· 反射加强（有净半波损失时）：2nd + λ/2 = kλ → λ = 2nd/(k − 1/2)。</w:t>
+      </w:r>
+    </w:p>
+    <w:p>
+      <w:pPr>
+        <w:spacing w:before="40" w:after="40" w:line="307" w:lineRule="auto"/>
+        <w:ind w:left="312"/>
+      </w:pPr>
+      <w:r>
+        <w:rPr>
+          <w:rFonts w:ascii="Times New Roman" w:hAnsi="Times New Roman" w:eastAsia="宋体"/>
+          <w:b w:val="0"/>
+          <w:sz w:val="21"/>
+        </w:rPr>
+        <w:t>· 透射加强：2nd = kλ → λ = 2nd/k。</w:t>
+      </w:r>
+    </w:p>
+    <w:p>
+      <w:pPr>
+        <w:spacing w:before="40" w:after="40" w:line="307" w:lineRule="auto"/>
+        <w:ind w:left="312"/>
+      </w:pPr>
+      <w:r>
+        <w:rPr>
+          <w:rFonts w:ascii="Times New Roman" w:hAnsi="Times New Roman" w:eastAsia="宋体"/>
+          <w:b w:val="0"/>
+          <w:sz w:val="21"/>
+        </w:rPr>
+        <w:t>· 把 2nd 代进去，筛出落在 400~760 nm 的波长，剩下的就是看到的颜色；反射色与透射色互补（作业计算第 23 题：反射紫红、透射绿）。</w:t>
+      </w:r>
+    </w:p>
+    <w:p>
+      <w:pPr>
+        <w:spacing w:before="120" w:after="60" w:line="307" w:lineRule="auto"/>
+      </w:pPr>
+      <w:r>
+        <w:rPr>
+          <w:rFonts w:ascii="Times New Roman" w:hAnsi="Times New Roman" w:eastAsia="黑体"/>
+          <w:b/>
+          <w:color w:val="1F4E79"/>
+          <w:sz w:val="22"/>
+        </w:rPr>
+        <w:t>6. 易错清单</w:t>
+      </w:r>
+    </w:p>
+    <w:p>
+      <w:pPr>
+        <w:spacing w:before="40" w:after="40" w:line="307" w:lineRule="auto"/>
+        <w:ind w:left="312"/>
+      </w:pPr>
+      <w:r>
+        <w:rPr>
+          <w:rFonts w:ascii="Times New Roman" w:hAnsi="Times New Roman" w:eastAsia="宋体"/>
+          <w:b w:val="0"/>
+          <w:sz w:val="21"/>
+        </w:rPr>
+        <w:t>· (1) 先数半波损失，再写明暗条件，顺序不能反。</w:t>
+      </w:r>
+    </w:p>
+    <w:p>
+      <w:pPr>
+        <w:spacing w:before="40" w:after="40" w:line="307" w:lineRule="auto"/>
+        <w:ind w:left="312"/>
+      </w:pPr>
+      <w:r>
+        <w:rPr>
+          <w:rFonts w:ascii="Times New Roman" w:hAnsi="Times New Roman" w:eastAsia="宋体"/>
+          <w:b w:val="0"/>
+          <w:sz w:val="21"/>
+        </w:rPr>
+        <w:t>· (2) 劈尖尖端的明暗由净半波损失决定：空气劈尖（玻璃夹空气）尖端是暗纹。</w:t>
+      </w:r>
+    </w:p>
+    <w:p>
+      <w:pPr>
+        <w:spacing w:before="40" w:after="40" w:line="307" w:lineRule="auto"/>
+        <w:ind w:left="312"/>
+      </w:pPr>
+      <w:r>
+        <w:rPr>
+          <w:rFonts w:ascii="Times New Roman" w:hAnsi="Times New Roman" w:eastAsia="宋体"/>
+          <w:b w:val="0"/>
+          <w:sz w:val="21"/>
+        </w:rPr>
+        <w:t>· (3) 条纹弯曲方向 → 先想“同一条纹 = 同一厚度”，再推工件是凹是凸。</w:t>
+      </w:r>
+    </w:p>
+    <w:p>
+      <w:pPr>
+        <w:spacing w:before="40" w:after="40" w:line="307" w:lineRule="auto"/>
+        <w:ind w:left="312"/>
+      </w:pPr>
+      <w:r>
+        <w:rPr>
+          <w:rFonts w:ascii="Times New Roman" w:hAnsi="Times New Roman" w:eastAsia="宋体"/>
+          <w:b w:val="0"/>
+          <w:sz w:val="21"/>
+        </w:rPr>
+        <w:t>· (4) 浸液后半径按 1/√n 缩小，不是 1/n。</w:t>
+      </w:r>
+    </w:p>
+    <w:p>
+      <w:pPr>
+        <w:spacing w:before="40" w:after="40" w:line="307" w:lineRule="auto"/>
+        <w:ind w:left="312"/>
+      </w:pPr>
+      <w:r>
+        <w:rPr>
+          <w:rFonts w:ascii="Times New Roman" w:hAnsi="Times New Roman" w:eastAsia="宋体"/>
+          <w:b w:val="0"/>
+          <w:sz w:val="21"/>
+        </w:rPr>
+        <w:t>· (5) 环向中心收缩 ≠ 条纹间隔变小，别把半径和间距混为一谈。</w:t>
       </w:r>
     </w:p>
     <w:p>
@@ -7901,7 +12004,7 @@
           <w:b/>
           <w:sz w:val="22"/>
         </w:rPr>
-        <w:t>B（λ/(4n)）</w:t>
+        <w:t>D（λ/(2n)，取最小非零厚度）</w:t>
       </w:r>
     </w:p>
     <w:p>
@@ -7924,7 +12027,7 @@
           <w:b w:val="0"/>
           <w:sz w:val="21"/>
         </w:rPr>
-        <w:t>透射光相长 ⇔ 反射光相消（能量互补）。反射光两束：上表面（空气→膜，n 增大，半波损失）与下表面（膜→空气，无）→ 净半波损失 λ/2。反射相消：2ne + λ/2 = (2k+1)λ/2 → 2ne = kλ，最小厚度取 k = 1 的等价写法 2ne = λ/2（k=0 的反射相消式 2ne=λ/2）→ e_min = λ/(4n)。</w:t>
+        <w:t>透射光相长 ⇔ 反射光相消（能量互补）。反射光两束：上表面（空气→膜，n 增大，半波损失）与下表面（膜→空气，无）→ 净半波损失 λ/2。反射相消：2ne + λ/2 = (2k+1)λ/2 → 2ne = kλ（k = 0,1,2…）。k = 0 给出零厚度的平凡解，题目要"最小非零厚度"→ 取 k = 1 → e_min = λ/(2n)，选 D。（λ/(4n) 是"反射相长/透射相消"的最小厚度，别混。）</w:t>
       </w:r>
     </w:p>
     <w:p>
@@ -8421,7 +12524,7 @@
           <w:b w:val="0"/>
           <w:sz w:val="21"/>
         </w:rPr>
-        <w:t>杨氏双缝、薄膜干涉均属波阵面分割：从同一波阵面上截取两部分，它们到光源的光程相同 → 相位差恒定 → 成为两个相干（虚）光源。</w:t>
+        <w:t>波阵面分割法：从光源发出的同一波阵面上截取两部分（两个子波阵面），它们到光源的光程相同 → 相位差恒定 → 成为两个相干（虚）光源。典型是杨氏双缝、菲涅耳双面镜、洛埃镜。注意分类：薄膜干涉、迈克尔逊、牛顿环、劈尖用的是**振幅分割法**（同一束光经反射/透射分两路），不要混进来。</w:t>
       </w:r>
     </w:p>
     <w:p>
@@ -9177,7 +13280,7 @@
           <w:color w:val="1F4E79"/>
           <w:sz w:val="26"/>
         </w:rPr>
-        <w:t>〇、知识框架（先读这页，再看逐题解析）</w:t>
+        <w:t>〇、知识精讲（零基础版：先建立物理图像，再看逐题解析）</w:t>
       </w:r>
     </w:p>
     <w:p>
@@ -9195,21 +13298,115 @@
     </w:p>
     <w:p>
       <w:pPr>
+        <w:spacing w:before="120" w:after="60" w:line="307" w:lineRule="auto"/>
+      </w:pPr>
+      <w:r>
+        <w:rPr>
+          <w:rFonts w:ascii="Times New Roman" w:hAnsi="Times New Roman" w:eastAsia="黑体"/>
+          <w:b/>
+          <w:color w:val="1F4E79"/>
+          <w:sz w:val="22"/>
+        </w:rPr>
+        <w:t>1. 衍射是什么，和干涉什么关系</w:t>
+      </w:r>
+    </w:p>
+    <w:p>
+      <w:pPr>
+        <w:spacing w:before="40" w:after="60" w:line="307" w:lineRule="auto"/>
+        <w:ind w:left="170"/>
+      </w:pPr>
+      <w:r>
+        <w:rPr>
+          <w:rFonts w:ascii="Times New Roman" w:hAnsi="Times New Roman" w:eastAsia="宋体"/>
+          <w:b w:val="0"/>
+          <w:sz w:val="21"/>
+        </w:rPr>
+        <w:t>波遇到障碍物会“绕弯”，不严格沿直线走，这叫衍射。惠更斯—菲涅耳原理给出算法：波前上每一点都是新的子波源，把所有子波按相位叠加起来，就是衍射图样。</w:t>
+      </w:r>
+    </w:p>
+    <w:p>
+      <w:pPr>
         <w:spacing w:before="40" w:after="40" w:line="307" w:lineRule="auto"/>
+        <w:ind w:left="312"/>
+      </w:pPr>
+      <w:r>
+        <w:rPr>
+          <w:rFonts w:ascii="Times New Roman" w:hAnsi="Times New Roman" w:eastAsia="宋体"/>
+          <w:b w:val="0"/>
+          <w:sz w:val="21"/>
+        </w:rPr>
+        <w:t>· 干涉：可数的几束相干光叠加（双缝 = 2 束，光栅 = N 束）。</w:t>
+      </w:r>
+    </w:p>
+    <w:p>
+      <w:pPr>
+        <w:spacing w:before="40" w:after="40" w:line="307" w:lineRule="auto"/>
+        <w:ind w:left="312"/>
+      </w:pPr>
+      <w:r>
+        <w:rPr>
+          <w:rFonts w:ascii="Times New Roman" w:hAnsi="Times New Roman" w:eastAsia="宋体"/>
+          <w:b w:val="0"/>
+          <w:sz w:val="21"/>
+        </w:rPr>
+        <w:t>· 衍射：同一个波前上无穷多个子波源叠加（单缝 = 无穷多条窄带）。</w:t>
+      </w:r>
+    </w:p>
+    <w:p>
+      <w:pPr>
+        <w:spacing w:before="40" w:after="60" w:line="307" w:lineRule="auto"/>
         <w:ind w:left="170"/>
-      </w:pPr>
-      <w:r>
-        <w:rPr>
-          <w:rFonts w:ascii="Times New Roman" w:hAnsi="Times New Roman" w:eastAsia="宋体"/>
-          <w:b w:val="0"/>
-          <w:sz w:val="21"/>
-        </w:rPr>
-        <w:t>· 单缝宽 a，波长 λ：暗纹 a·sinφ = kλ（k = ±1, ±2…，不含 0）；中央明纹中心在 φ = 0。</w:t>
+        <w:shd w:val="clear" w:fill="FFF2CC"/>
+      </w:pPr>
+      <w:r>
+        <w:rPr>
+          <w:rFonts w:ascii="Times New Roman" w:hAnsi="Times New Roman" w:eastAsia="宋体"/>
+          <w:b/>
+          <w:color w:val="9C5700"/>
+          <w:sz w:val="21"/>
+        </w:rPr>
+        <w:t xml:space="preserve">结论要点　</w:t>
+      </w:r>
+      <w:r>
+        <w:rPr>
+          <w:rFonts w:ascii="Times New Roman" w:hAnsi="Times New Roman" w:eastAsia="宋体"/>
+          <w:b w:val="0"/>
+          <w:sz w:val="21"/>
+        </w:rPr>
+        <w:t>两者本质完全相同——都是相干叠加，工具也一样：算光程差 → 算相位差 → 把振幅（矢量）加起来。区别只在“是几束”。</w:t>
       </w:r>
     </w:p>
     <w:p>
       <w:pPr>
         <w:spacing w:before="40" w:after="40" w:line="307" w:lineRule="auto"/>
+        <w:ind w:left="312"/>
+      </w:pPr>
+      <w:r>
+        <w:rPr>
+          <w:rFonts w:ascii="Times New Roman" w:hAnsi="Times New Roman" w:eastAsia="宋体"/>
+          <w:b w:val="0"/>
+          <w:sz w:val="21"/>
+        </w:rPr>
+        <w:t>· 夫琅禾费衍射（远场衍射）：入射光和衍射光都当作平行光，用透镜把同一方向的光聚到焦平面上观察。近距离观察叫菲涅耳衍射，本学期不作要求。</w:t>
+      </w:r>
+    </w:p>
+    <w:p>
+      <w:pPr>
+        <w:spacing w:before="120" w:after="60" w:line="307" w:lineRule="auto"/>
+      </w:pPr>
+      <w:r>
+        <w:rPr>
+          <w:rFonts w:ascii="Times New Roman" w:hAnsi="Times New Roman" w:eastAsia="黑体"/>
+          <w:b/>
+          <w:color w:val="1F4E79"/>
+          <w:sz w:val="22"/>
+        </w:rPr>
+        <w:t>2. 半波带法：不积分也能得到暗纹</w:t>
+      </w:r>
+    </w:p>
+    <w:p>
+      <w:pPr>
+        <w:spacing w:before="40" w:after="60" w:line="307" w:lineRule="auto"/>
         <w:ind w:left="170"/>
       </w:pPr>
       <w:r>
@@ -9218,26 +13415,417 @@
           <w:b w:val="0"/>
           <w:sz w:val="21"/>
         </w:rPr>
-        <w:t>· 中央明纹宽度（屏上，透镜焦距 f）：Δx = 2λf/a（第一级暗纹在 ±x₁ = ±λf/a）。k 级暗纹位置 x_k = kλf/a。</w:t>
+        <w:t>把缝宽 a 沿宽度方向切成 N 条等宽窄带。相邻窄带发出的光射向 φ 方向时，光程差都是 (a sinφ)/N，相位差也一样。</w:t>
       </w:r>
     </w:p>
     <w:p>
       <w:pPr>
         <w:spacing w:before="40" w:after="40" w:line="307" w:lineRule="auto"/>
+        <w:ind w:left="312"/>
+      </w:pPr>
+      <w:r>
+        <w:rPr>
+          <w:rFonts w:ascii="Times New Roman" w:hAnsi="Times New Roman" w:eastAsia="宋体"/>
+          <w:b w:val="0"/>
+          <w:sz w:val="21"/>
+        </w:rPr>
+        <w:t>· 若 a·sinφ = λ：可把缝分成 2 个半波带，两带上对应点的光程差正好 λ/2 → 一一配对相消 → 暗纹。</w:t>
+      </w:r>
+    </w:p>
+    <w:p>
+      <w:pPr>
+        <w:spacing w:before="40" w:after="40" w:line="307" w:lineRule="auto"/>
+        <w:ind w:left="312"/>
+      </w:pPr>
+      <w:r>
+        <w:rPr>
+          <w:rFonts w:ascii="Times New Roman" w:hAnsi="Times New Roman" w:eastAsia="宋体"/>
+          <w:b w:val="0"/>
+          <w:sz w:val="21"/>
+        </w:rPr>
+        <w:t>· 若 a·sinφ = 2λ：分成 4 个半波带，两两相消 → 暗纹。</w:t>
+      </w:r>
+    </w:p>
+    <w:p>
+      <w:pPr>
+        <w:spacing w:before="40" w:after="40" w:line="307" w:lineRule="auto"/>
+        <w:ind w:left="312"/>
+      </w:pPr>
+      <w:r>
+        <w:rPr>
+          <w:rFonts w:ascii="Times New Roman" w:hAnsi="Times New Roman" w:eastAsia="宋体"/>
+          <w:b w:val="0"/>
+          <w:sz w:val="21"/>
+        </w:rPr>
+        <w:t>· 若 a·sinφ = 3λ/2：分成 3 个半波带，其中两个相消，剩下一个 → 明纹（但比中央暗得多）。</w:t>
+      </w:r>
+    </w:p>
+    <w:p>
+      <w:pPr>
+        <w:spacing w:before="40" w:after="80" w:line="307" w:lineRule="auto"/>
+        <w:jc w:val="center"/>
+      </w:pPr>
+      <w:r>
+        <w:rPr>
+          <w:rFonts w:ascii="Times New Roman" w:hAnsi="Times New Roman" w:eastAsia="宋体"/>
+          <w:b/>
+          <w:color w:val="1F4E79"/>
+          <w:sz w:val="22"/>
+        </w:rPr>
+        <w:t>暗纹：a·sinφ = kλ　(k = ±1, ±2, ±3…，不含 0)　　明纹（近似）：a·sinφ = (2k+1)λ/2</w:t>
+      </w:r>
+    </w:p>
+    <w:p>
+      <w:pPr>
+        <w:spacing w:before="40" w:after="40" w:line="307" w:lineRule="auto"/>
+        <w:ind w:left="312"/>
+      </w:pPr>
+      <w:r>
+        <w:rPr>
+          <w:rFonts w:ascii="Times New Roman" w:hAnsi="Times New Roman" w:eastAsia="宋体"/>
+          <w:b w:val="0"/>
+          <w:sz w:val="21"/>
+        </w:rPr>
+        <w:t>· 中央明纹在 φ = 0：所有子波到该方向光程相同、完全同相 → 最亮最宽。</w:t>
+      </w:r>
+    </w:p>
+    <w:p>
+      <w:pPr>
+        <w:spacing w:before="120" w:after="60" w:line="307" w:lineRule="auto"/>
+      </w:pPr>
+      <w:r>
+        <w:rPr>
+          <w:rFonts w:ascii="Times New Roman" w:hAnsi="Times New Roman" w:eastAsia="黑体"/>
+          <w:b/>
+          <w:color w:val="1F4E79"/>
+          <w:sz w:val="22"/>
+        </w:rPr>
+        <w:t>3. 屏上的尺度</w:t>
+      </w:r>
+    </w:p>
+    <w:p>
+      <w:pPr>
+        <w:spacing w:before="40" w:after="80" w:line="307" w:lineRule="auto"/>
+        <w:jc w:val="center"/>
+      </w:pPr>
+      <w:r>
+        <w:rPr>
+          <w:rFonts w:ascii="Times New Roman" w:hAnsi="Times New Roman" w:eastAsia="宋体"/>
+          <w:b/>
+          <w:color w:val="1F4E79"/>
+          <w:sz w:val="22"/>
+        </w:rPr>
+        <w:t>第一级暗纹 x₁ = λf/a　　中央明纹宽度 Δx₀ = 2λf/a　　其余明纹宽度 = λf/a</w:t>
+      </w:r>
+    </w:p>
+    <w:p>
+      <w:pPr>
+        <w:spacing w:before="40" w:after="40" w:line="307" w:lineRule="auto"/>
+        <w:ind w:left="312"/>
+      </w:pPr>
+      <w:r>
+        <w:rPr>
+          <w:rFonts w:ascii="Times New Roman" w:hAnsi="Times New Roman" w:eastAsia="宋体"/>
+          <w:b w:val="0"/>
+          <w:sz w:val="21"/>
+        </w:rPr>
+        <w:t>· 中央明纹是其他明纹的 2 倍宽，亮度也集中在这里（约占总能量的 90%）。</w:t>
+      </w:r>
+    </w:p>
+    <w:p>
+      <w:pPr>
+        <w:spacing w:before="40" w:after="40" w:line="307" w:lineRule="auto"/>
+        <w:ind w:left="312"/>
+      </w:pPr>
+      <w:r>
+        <w:rPr>
+          <w:rFonts w:ascii="Times New Roman" w:hAnsi="Times New Roman" w:eastAsia="宋体"/>
+          <w:b w:val="0"/>
+          <w:sz w:val="21"/>
+        </w:rPr>
+        <w:t>· 缝宽 a 减小 → 图样展宽（Δx ∝ 1/a）——缝越窄，反而散得越开，这是衍射最反直觉也最常考的一点。</w:t>
+      </w:r>
+    </w:p>
+    <w:p>
+      <w:pPr>
+        <w:spacing w:before="40" w:after="40" w:line="307" w:lineRule="auto"/>
+        <w:ind w:left="312"/>
+      </w:pPr>
+      <w:r>
+        <w:rPr>
+          <w:rFonts w:ascii="Times New Roman" w:hAnsi="Times New Roman" w:eastAsia="宋体"/>
+          <w:b w:val="0"/>
+          <w:sz w:val="21"/>
+        </w:rPr>
+        <w:t>· 波长 λ 变长（红光）→ 展宽。</w:t>
+      </w:r>
+    </w:p>
+    <w:p>
+      <w:pPr>
+        <w:spacing w:before="40" w:after="40" w:line="307" w:lineRule="auto"/>
+        <w:ind w:left="312"/>
+      </w:pPr>
+      <w:r>
+        <w:rPr>
+          <w:rFonts w:ascii="Times New Roman" w:hAnsi="Times New Roman" w:eastAsia="宋体"/>
+          <w:b w:val="0"/>
+          <w:sz w:val="21"/>
+        </w:rPr>
+        <w:t>· 焦距 f 变大 → 屏上尺度变大（角度分布不变）。</w:t>
+      </w:r>
+    </w:p>
+    <w:p>
+      <w:pPr>
+        <w:spacing w:before="40" w:after="40" w:line="307" w:lineRule="auto"/>
+        <w:ind w:left="312"/>
+      </w:pPr>
+      <w:r>
+        <w:rPr>
+          <w:rFonts w:ascii="Times New Roman" w:hAnsi="Times New Roman" w:eastAsia="宋体"/>
+          <w:b w:val="0"/>
+          <w:sz w:val="21"/>
+        </w:rPr>
+        <w:t>· 极限：a ≫ λ → 中央明纹极窄 → 看起来就是直线传播 → 回到几何光学。</w:t>
+      </w:r>
+    </w:p>
+    <w:p>
+      <w:pPr>
+        <w:spacing w:before="120" w:after="60" w:line="307" w:lineRule="auto"/>
+      </w:pPr>
+      <w:r>
+        <w:rPr>
+          <w:rFonts w:ascii="Times New Roman" w:hAnsi="Times New Roman" w:eastAsia="黑体"/>
+          <w:b/>
+          <w:color w:val="1F4E79"/>
+          <w:sz w:val="22"/>
+        </w:rPr>
+        <w:t>4. 透镜在这里起什么作用</w:t>
+      </w:r>
+    </w:p>
+    <w:p>
+      <w:pPr>
+        <w:spacing w:before="40" w:after="40" w:line="307" w:lineRule="auto"/>
+        <w:ind w:left="312"/>
+      </w:pPr>
+      <w:r>
+        <w:rPr>
+          <w:rFonts w:ascii="Times New Roman" w:hAnsi="Times New Roman" w:eastAsia="宋体"/>
+          <w:b w:val="0"/>
+          <w:sz w:val="21"/>
+        </w:rPr>
+        <w:t>· 会聚透镜把同一方向（同一衍射角 φ）的平行光聚到焦平面上同一点：x = f·tanφ。</w:t>
+      </w:r>
+    </w:p>
+    <w:p>
+      <w:pPr>
+        <w:spacing w:before="40" w:after="40" w:line="307" w:lineRule="auto"/>
+        <w:ind w:left="312"/>
+      </w:pPr>
+      <w:r>
+        <w:rPr>
+          <w:rFonts w:ascii="Times New Roman" w:hAnsi="Times New Roman" w:eastAsia="宋体"/>
+          <w:b w:val="0"/>
+          <w:sz w:val="21"/>
+        </w:rPr>
+        <w:t>· 透镜平移 → 光轴平移 → 中央明纹（φ = 0 的方向）跟着平移；但图样的角分布 ∝ λ/a 与 f 无关，所以大小不变。</w:t>
+      </w:r>
+    </w:p>
+    <w:p>
+      <w:pPr>
+        <w:spacing w:before="40" w:after="60" w:line="307" w:lineRule="auto"/>
         <w:ind w:left="170"/>
-      </w:pPr>
-      <w:r>
-        <w:rPr>
-          <w:rFonts w:ascii="Times New Roman" w:hAnsi="Times New Roman" w:eastAsia="宋体"/>
-          <w:b w:val="0"/>
-          <w:sz w:val="21"/>
-        </w:rPr>
-        <w:t>· 缝宽 a 减小 → 衍射图样展宽（Δx ∝ 1/a）；波长变长 → 展宽。</w:t>
+        <w:shd w:val="clear" w:fill="FCE4D6"/>
+      </w:pPr>
+      <w:r>
+        <w:rPr>
+          <w:rFonts w:ascii="Times New Roman" w:hAnsi="Times New Roman" w:eastAsia="宋体"/>
+          <w:b/>
+          <w:color w:val="C00000"/>
+          <w:sz w:val="21"/>
+        </w:rPr>
+        <w:t xml:space="preserve">易错提醒　</w:t>
+      </w:r>
+      <w:r>
+        <w:rPr>
+          <w:rFonts w:ascii="Times New Roman" w:hAnsi="Times New Roman" w:eastAsia="宋体"/>
+          <w:b w:val="0"/>
+          <w:sz w:val="21"/>
+        </w:rPr>
+        <w:t>屏上尺度 ∝ f，角度分布 ∝ λ/a。问“图样大小变不变”先看问的是哪一个。</w:t>
+      </w:r>
+    </w:p>
+    <w:p>
+      <w:pPr>
+        <w:spacing w:before="120" w:after="60" w:line="307" w:lineRule="auto"/>
+      </w:pPr>
+      <w:r>
+        <w:rPr>
+          <w:rFonts w:ascii="Times New Roman" w:hAnsi="Times New Roman" w:eastAsia="黑体"/>
+          <w:b/>
+          <w:color w:val="1F4E79"/>
+          <w:sz w:val="22"/>
+        </w:rPr>
+        <w:t>5. 斜入射</w:t>
+      </w:r>
+    </w:p>
+    <w:p>
+      <w:pPr>
+        <w:spacing w:before="40" w:after="80" w:line="307" w:lineRule="auto"/>
+        <w:jc w:val="center"/>
+      </w:pPr>
+      <w:r>
+        <w:rPr>
+          <w:rFonts w:ascii="Times New Roman" w:hAnsi="Times New Roman" w:eastAsia="宋体"/>
+          <w:b/>
+          <w:color w:val="1F4E79"/>
+          <w:sz w:val="22"/>
+        </w:rPr>
+        <w:t>暗纹：a·(sinφ − sinθ₀) = kλ　（θ₀ 为入射方向与缝法线的夹角）</w:t>
       </w:r>
     </w:p>
     <w:p>
       <w:pPr>
         <w:spacing w:before="40" w:after="40" w:line="307" w:lineRule="auto"/>
+        <w:ind w:left="312"/>
+      </w:pPr>
+      <w:r>
+        <w:rPr>
+          <w:rFonts w:ascii="Times New Roman" w:hAnsi="Times New Roman" w:eastAsia="宋体"/>
+          <w:b w:val="0"/>
+          <w:sz w:val="21"/>
+        </w:rPr>
+        <w:t>· 正入射 θ₀ = 0 时退化回 a·sinφ = kλ。斜入射会让整个图样平移（中央明纹移到 φ = θ₀ 方向），但角宽度基本不变。</w:t>
+      </w:r>
+    </w:p>
+    <w:p>
+      <w:pPr>
+        <w:spacing w:before="120" w:after="60" w:line="307" w:lineRule="auto"/>
+      </w:pPr>
+      <w:r>
+        <w:rPr>
+          <w:rFonts w:ascii="Times New Roman" w:hAnsi="Times New Roman" w:eastAsia="黑体"/>
+          <w:b/>
+          <w:color w:val="1F4E79"/>
+          <w:sz w:val="22"/>
+        </w:rPr>
+        <w:t>6. 强度分布（了解即可）</w:t>
+      </w:r>
+    </w:p>
+    <w:p>
+      <w:pPr>
+        <w:spacing w:before="40" w:after="80" w:line="307" w:lineRule="auto"/>
+        <w:jc w:val="center"/>
+      </w:pPr>
+      <w:r>
+        <w:rPr>
+          <w:rFonts w:ascii="Times New Roman" w:hAnsi="Times New Roman" w:eastAsia="宋体"/>
+          <w:b/>
+          <w:color w:val="1F4E79"/>
+          <w:sz w:val="22"/>
+        </w:rPr>
+        <w:t>I = I₀·(sin β / β)²，　β = πa·sinφ/λ</w:t>
+      </w:r>
+    </w:p>
+    <w:p>
+      <w:pPr>
+        <w:spacing w:before="40" w:after="40" w:line="307" w:lineRule="auto"/>
+        <w:ind w:left="312"/>
+      </w:pPr>
+      <w:r>
+        <w:rPr>
+          <w:rFonts w:ascii="Times New Roman" w:hAnsi="Times New Roman" w:eastAsia="宋体"/>
+          <w:b w:val="0"/>
+          <w:sz w:val="21"/>
+        </w:rPr>
+        <w:t>· 次极大（第一、第二亮纹）约为主极大的 4.7%、1.6% ——所以单缝衍射看起来就是“中间一条粗亮的，两边几条很淡的”。</w:t>
+      </w:r>
+    </w:p>
+    <w:p>
+      <w:pPr>
+        <w:spacing w:before="120" w:after="60" w:line="307" w:lineRule="auto"/>
+      </w:pPr>
+      <w:r>
+        <w:rPr>
+          <w:rFonts w:ascii="Times New Roman" w:hAnsi="Times New Roman" w:eastAsia="黑体"/>
+          <w:b/>
+          <w:color w:val="1F4E79"/>
+          <w:sz w:val="22"/>
+        </w:rPr>
+        <w:t>7. 速记</w:t>
+      </w:r>
+    </w:p>
+    <w:p>
+      <w:pPr>
+        <w:spacing w:before="40" w:after="40" w:line="307" w:lineRule="auto"/>
+        <w:ind w:left="312"/>
+      </w:pPr>
+      <w:r>
+        <w:rPr>
+          <w:rFonts w:ascii="Times New Roman" w:hAnsi="Times New Roman" w:eastAsia="宋体"/>
+          <w:b w:val="0"/>
+          <w:sz w:val="21"/>
+        </w:rPr>
+        <w:t>· (1) 暗纹条件 a·sinφ = kλ，k 从 1 开始数，中间没有 0 级暗纹。</w:t>
+      </w:r>
+    </w:p>
+    <w:p>
+      <w:pPr>
+        <w:spacing w:before="40" w:after="40" w:line="307" w:lineRule="auto"/>
+        <w:ind w:left="312"/>
+      </w:pPr>
+      <w:r>
+        <w:rPr>
+          <w:rFonts w:ascii="Times New Roman" w:hAnsi="Times New Roman" w:eastAsia="宋体"/>
+          <w:b w:val="0"/>
+          <w:sz w:val="21"/>
+        </w:rPr>
+        <w:t>· (2) 中央明纹宽度 = 2λf/a，是其他明纹的两倍。</w:t>
+      </w:r>
+    </w:p>
+    <w:p>
+      <w:pPr>
+        <w:spacing w:before="40" w:after="40" w:line="307" w:lineRule="auto"/>
+        <w:ind w:left="312"/>
+      </w:pPr>
+      <w:r>
+        <w:rPr>
+          <w:rFonts w:ascii="Times New Roman" w:hAnsi="Times New Roman" w:eastAsia="宋体"/>
+          <w:b w:val="0"/>
+          <w:sz w:val="21"/>
+        </w:rPr>
+        <w:t>· (3) 缝越窄、波长越长 → 散得越开。</w:t>
+      </w:r>
+    </w:p>
+    <w:p>
+      <w:pPr>
+        <w:spacing w:before="160" w:after="80" w:line="307" w:lineRule="auto"/>
+      </w:pPr>
+      <w:r>
+        <w:rPr>
+          <w:rFonts w:ascii="Times New Roman" w:hAnsi="Times New Roman" w:eastAsia="黑体"/>
+          <w:b/>
+          <w:sz w:val="23"/>
+        </w:rPr>
+        <w:t>二、光栅 · 缺级 · 分辨本领</w:t>
+      </w:r>
+    </w:p>
+    <w:p>
+      <w:pPr>
+        <w:spacing w:before="120" w:after="60" w:line="307" w:lineRule="auto"/>
+      </w:pPr>
+      <w:r>
+        <w:rPr>
+          <w:rFonts w:ascii="Times New Roman" w:hAnsi="Times New Roman" w:eastAsia="黑体"/>
+          <w:b/>
+          <w:color w:val="1F4E79"/>
+          <w:sz w:val="22"/>
+        </w:rPr>
+        <w:t>1. 从双缝到光栅：N 束同相叠加</w:t>
+      </w:r>
+    </w:p>
+    <w:p>
+      <w:pPr>
+        <w:spacing w:before="40" w:after="60" w:line="307" w:lineRule="auto"/>
         <w:ind w:left="170"/>
       </w:pPr>
       <w:r>
@@ -9246,26 +13834,150 @@
           <w:b w:val="0"/>
           <w:sz w:val="21"/>
         </w:rPr>
-        <w:t>· 半波带法：a·sinφ = kλ 时单缝可分成 k 个半波带，相邻半波带贡献相消 → 暗纹。a·sinφ = (2k+1)λ/2 → 明纹（近似）。</w:t>
+        <w:t>光栅 = 大量等宽、等间距的平行狭缝。缝宽 a，不透光部分宽 b，光栅常数 d = a + b（相邻缝的间距）。</w:t>
+      </w:r>
+    </w:p>
+    <w:p>
+      <w:pPr>
+        <w:spacing w:before="40" w:after="60" w:line="307" w:lineRule="auto"/>
+        <w:ind w:left="170"/>
+      </w:pPr>
+      <w:r>
+        <w:rPr>
+          <w:rFonts w:ascii="Times New Roman" w:hAnsi="Times New Roman" w:eastAsia="宋体"/>
+          <w:b w:val="0"/>
+          <w:sz w:val="21"/>
+        </w:rPr>
+        <w:t>相邻两条缝发出的光射向 φ 方向时，光程差都是 d·sinφ，相位差都是 2πd sinφ/λ。</w:t>
+      </w:r>
+    </w:p>
+    <w:p>
+      <w:pPr>
+        <w:spacing w:before="40" w:after="80" w:line="307" w:lineRule="auto"/>
+        <w:jc w:val="center"/>
+      </w:pPr>
+      <w:r>
+        <w:rPr>
+          <w:rFonts w:ascii="Times New Roman" w:hAnsi="Times New Roman" w:eastAsia="宋体"/>
+          <w:b/>
+          <w:color w:val="1F4E79"/>
+          <w:sz w:val="22"/>
+        </w:rPr>
+        <w:t>主极大（光栅方程）：d·sinφ = kλ　(k = 0, ±1, ±2…)</w:t>
       </w:r>
     </w:p>
     <w:p>
       <w:pPr>
         <w:spacing w:before="40" w:after="40" w:line="307" w:lineRule="auto"/>
+        <w:ind w:left="312"/>
+      </w:pPr>
+      <w:r>
+        <w:rPr>
+          <w:rFonts w:ascii="Times New Roman" w:hAnsi="Times New Roman" w:eastAsia="宋体"/>
+          <w:b w:val="0"/>
+          <w:sz w:val="21"/>
+        </w:rPr>
+        <w:t>· 为什么叫主极大：此时 N 条缝的光完全同相 → 合振幅 = N 倍 → 强度 = N² 倍（比双缝亮得多、窄得多）。</w:t>
+      </w:r>
+    </w:p>
+    <w:p>
+      <w:pPr>
+        <w:spacing w:before="40" w:after="40" w:line="307" w:lineRule="auto"/>
+        <w:ind w:left="312"/>
+      </w:pPr>
+      <w:r>
+        <w:rPr>
+          <w:rFonts w:ascii="Times New Roman" w:hAnsi="Times New Roman" w:eastAsia="宋体"/>
+          <w:b w:val="0"/>
+          <w:sz w:val="21"/>
+        </w:rPr>
+        <w:t>· 稍微偏离主极大方向一点点，N 个相位就排成一个完整的圆 → 合振幅 ≈ 0。所以相邻主极大之间有 N − 1 个极小、N − 2 个很弱的次极大。</w:t>
+      </w:r>
+    </w:p>
+    <w:p>
+      <w:pPr>
+        <w:spacing w:before="40" w:after="60" w:line="307" w:lineRule="auto"/>
         <w:ind w:left="170"/>
-      </w:pPr>
-      <w:r>
-        <w:rPr>
-          <w:rFonts w:ascii="Times New Roman" w:hAnsi="Times New Roman" w:eastAsia="宋体"/>
-          <w:b w:val="0"/>
-          <w:sz w:val="21"/>
-        </w:rPr>
-        <w:t>· 会聚透镜只改变衍射图样的位置（焦平面），不改变图样大小（角度分布）；但屏上尺度 x = f·tanφ ∝ f → 焦距变大，屏上条纹尺度变大。中央明纹位置 = 透镜光轴与屏的交点（平行入射光经透镜会聚于焦点）：透镜平移 → 光轴平移 → 中央明纹随动。</w:t>
+        <w:shd w:val="clear" w:fill="FFF2CC"/>
+      </w:pPr>
+      <w:r>
+        <w:rPr>
+          <w:rFonts w:ascii="Times New Roman" w:hAnsi="Times New Roman" w:eastAsia="宋体"/>
+          <w:b/>
+          <w:color w:val="9C5700"/>
+          <w:sz w:val="21"/>
+        </w:rPr>
+        <w:t xml:space="preserve">结论要点　</w:t>
+      </w:r>
+      <w:r>
+        <w:rPr>
+          <w:rFonts w:ascii="Times New Roman" w:hAnsi="Times New Roman" w:eastAsia="宋体"/>
+          <w:b w:val="0"/>
+          <w:sz w:val="21"/>
+        </w:rPr>
+        <w:t>N 决定主极大的亮度与尖锐程度（N 越大越亮越细）；d 决定主极大的位置（角度）。两者各管一摊，别混。</w:t>
+      </w:r>
+    </w:p>
+    <w:p>
+      <w:pPr>
+        <w:spacing w:before="120" w:after="60" w:line="307" w:lineRule="auto"/>
+      </w:pPr>
+      <w:r>
+        <w:rPr>
+          <w:rFonts w:ascii="Times New Roman" w:hAnsi="Times New Roman" w:eastAsia="黑体"/>
+          <w:b/>
+          <w:color w:val="1F4E79"/>
+          <w:sz w:val="22"/>
+        </w:rPr>
+        <w:t>2. 最大级次</w:t>
+      </w:r>
+    </w:p>
+    <w:p>
+      <w:pPr>
+        <w:spacing w:before="40" w:after="80" w:line="307" w:lineRule="auto"/>
+        <w:jc w:val="center"/>
+      </w:pPr>
+      <w:r>
+        <w:rPr>
+          <w:rFonts w:ascii="Times New Roman" w:hAnsi="Times New Roman" w:eastAsia="宋体"/>
+          <w:b/>
+          <w:color w:val="1F4E79"/>
+          <w:sz w:val="22"/>
+        </w:rPr>
+        <w:t>|sinφ| = |kλ/d| ≤ 1　→　|k| ≤ d/λ　→　k_max = ⌊d/λ⌋</w:t>
       </w:r>
     </w:p>
     <w:p>
       <w:pPr>
         <w:spacing w:before="40" w:after="40" w:line="307" w:lineRule="auto"/>
+        <w:ind w:left="312"/>
+      </w:pPr>
+      <w:r>
+        <w:rPr>
+          <w:rFonts w:ascii="Times New Roman" w:hAnsi="Times New Roman" w:eastAsia="宋体"/>
+          <w:b w:val="0"/>
+          <w:sz w:val="21"/>
+        </w:rPr>
+        <w:t>· 若 d/λ 恰好是整数，该级落在 90° 方向（贴着光栅面出射），实际观察不到，要再退一级。</w:t>
+      </w:r>
+    </w:p>
+    <w:p>
+      <w:pPr>
+        <w:spacing w:before="120" w:after="60" w:line="307" w:lineRule="auto"/>
+      </w:pPr>
+      <w:r>
+        <w:rPr>
+          <w:rFonts w:ascii="Times New Roman" w:hAnsi="Times New Roman" w:eastAsia="黑体"/>
+          <w:b/>
+          <w:color w:val="1F4E79"/>
+          <w:sz w:val="22"/>
+        </w:rPr>
+        <w:t>3. 缺级：单缝包络把主极大“吃掉”</w:t>
+      </w:r>
+    </w:p>
+    <w:p>
+      <w:pPr>
+        <w:spacing w:before="40" w:after="60" w:line="307" w:lineRule="auto"/>
         <w:ind w:left="170"/>
       </w:pPr>
       <w:r>
@@ -9274,25 +13986,220 @@
           <w:b w:val="0"/>
           <w:sz w:val="21"/>
         </w:rPr>
-        <w:t>· 斜入射（与法线成 θ₀）：a(sinφ − sinθ₀) = kλ（暗纹）。</w:t>
-      </w:r>
-    </w:p>
-    <w:p>
-      <w:pPr>
-        <w:spacing w:before="160" w:after="80" w:line="307" w:lineRule="auto"/>
+        <w:t>每条缝自己有宽度 a，所以它自己还要做单缝衍射。单缝衍射的强度曲线像一个“包络”，把 N² 倍的主极大调幅。</w:t>
+      </w:r>
+    </w:p>
+    <w:p>
+      <w:pPr>
+        <w:spacing w:before="40" w:after="60" w:line="307" w:lineRule="auto"/>
+        <w:ind w:left="170"/>
+      </w:pPr>
+      <w:r>
+        <w:rPr>
+          <w:rFonts w:ascii="Times New Roman" w:hAnsi="Times New Roman" w:eastAsia="宋体"/>
+          <w:b w:val="0"/>
+          <w:sz w:val="21"/>
+        </w:rPr>
+        <w:t>如果某个主极大的方向，恰好是单缝衍射的暗纹方向（a·sinφ = mλ），那么这个方向上每条缝自己什么都不发，主极大自然就消失了。</w:t>
+      </w:r>
+    </w:p>
+    <w:p>
+      <w:pPr>
+        <w:spacing w:before="40" w:after="80" w:line="307" w:lineRule="auto"/>
+        <w:jc w:val="center"/>
+      </w:pPr>
+      <w:r>
+        <w:rPr>
+          <w:rFonts w:ascii="Times New Roman" w:hAnsi="Times New Roman" w:eastAsia="宋体"/>
+          <w:b/>
+          <w:color w:val="1F4E79"/>
+          <w:sz w:val="22"/>
+        </w:rPr>
+        <w:t>联立 d·sinφ = kλ 与 a·sinφ = mλ　→　k = m·(d/a)　(m = 1, 2, 3…)</w:t>
+      </w:r>
+    </w:p>
+    <w:p>
+      <w:pPr>
+        <w:spacing w:before="40" w:after="40" w:line="307" w:lineRule="auto"/>
+        <w:ind w:left="312"/>
+      </w:pPr>
+      <w:r>
+        <w:rPr>
+          <w:rFonts w:ascii="Times New Roman" w:hAnsi="Times New Roman" w:eastAsia="宋体"/>
+          <w:b w:val="0"/>
+          <w:sz w:val="21"/>
+        </w:rPr>
+        <w:t>· d = 2a（缝宽与不透光部分等宽）→ k = 2, 4, 6… → 偶数级全部缺级。</w:t>
+      </w:r>
+    </w:p>
+    <w:p>
+      <w:pPr>
+        <w:spacing w:before="40" w:after="40" w:line="307" w:lineRule="auto"/>
+        <w:ind w:left="312"/>
+      </w:pPr>
+      <w:r>
+        <w:rPr>
+          <w:rFonts w:ascii="Times New Roman" w:hAnsi="Times New Roman" w:eastAsia="宋体"/>
+          <w:b w:val="0"/>
+          <w:sz w:val="21"/>
+        </w:rPr>
+        <w:t>· 一般地，d/a = p/q（最简分数）→ k 为 p 的整数倍的那些级缺级。</w:t>
+      </w:r>
+    </w:p>
+    <w:p>
+      <w:pPr>
+        <w:spacing w:before="40" w:after="60" w:line="307" w:lineRule="auto"/>
+        <w:ind w:left="170"/>
+        <w:shd w:val="clear" w:fill="E2EFDA"/>
+      </w:pPr>
+      <w:r>
+        <w:rPr>
+          <w:rFonts w:ascii="Times New Roman" w:hAnsi="Times New Roman" w:eastAsia="宋体"/>
+          <w:b/>
+          <w:color w:val="377D22"/>
+          <w:sz w:val="21"/>
+        </w:rPr>
+        <w:t xml:space="preserve">口诀 · 对应题目　</w:t>
+      </w:r>
+      <w:r>
+        <w:rPr>
+          <w:rFonts w:ascii="Times New Roman" w:hAnsi="Times New Roman" w:eastAsia="宋体"/>
+          <w:b w:val="0"/>
+          <w:sz w:val="21"/>
+        </w:rPr>
+        <w:t>一句话：缺级 = 光栅主极大踩在单缝暗纹上。算的时候就是两个方程除一下。</w:t>
+      </w:r>
+    </w:p>
+    <w:p>
+      <w:pPr>
+        <w:spacing w:before="120" w:after="60" w:line="307" w:lineRule="auto"/>
       </w:pPr>
       <w:r>
         <w:rPr>
           <w:rFonts w:ascii="Times New Roman" w:hAnsi="Times New Roman" w:eastAsia="黑体"/>
           <w:b/>
-          <w:sz w:val="23"/>
-        </w:rPr>
-        <w:t>二、光栅</w:t>
+          <w:color w:val="1F4E79"/>
+          <w:sz w:val="22"/>
+        </w:rPr>
+        <w:t>4. 光栅光谱与谱线重叠</w:t>
       </w:r>
     </w:p>
     <w:p>
       <w:pPr>
         <w:spacing w:before="40" w:after="40" w:line="307" w:lineRule="auto"/>
+        <w:ind w:left="312"/>
+      </w:pPr>
+      <w:r>
+        <w:rPr>
+          <w:rFonts w:ascii="Times New Roman" w:hAnsi="Times New Roman" w:eastAsia="宋体"/>
+          <w:b w:val="0"/>
+          <w:sz w:val="21"/>
+        </w:rPr>
+        <w:t>· 复色光入射：除 0 级（各波长重合、呈白色）外，不同波长的主极大角度不同 → 分光，这就是光谱仪的原理。</w:t>
+      </w:r>
+    </w:p>
+    <w:p>
+      <w:pPr>
+        <w:spacing w:before="40" w:after="40" w:line="307" w:lineRule="auto"/>
+        <w:ind w:left="312"/>
+      </w:pPr>
+      <w:r>
+        <w:rPr>
+          <w:rFonts w:ascii="Times New Roman" w:hAnsi="Times New Roman" w:eastAsia="宋体"/>
+          <w:b w:val="0"/>
+          <w:sz w:val="21"/>
+        </w:rPr>
+        <w:t>· 第 k 级主极大的位置：sinφ = kλ/d → λ 越长偏得越远（红光在外）。</w:t>
+      </w:r>
+    </w:p>
+    <w:p>
+      <w:pPr>
+        <w:spacing w:before="40" w:after="40" w:line="307" w:lineRule="auto"/>
+        <w:ind w:left="312"/>
+      </w:pPr>
+      <w:r>
+        <w:rPr>
+          <w:rFonts w:ascii="Times New Roman" w:hAnsi="Times New Roman" w:eastAsia="宋体"/>
+          <w:b w:val="0"/>
+          <w:sz w:val="21"/>
+        </w:rPr>
+        <w:t>· 重叠条件：k₁λ₁ = k₂λ₂（不同级次之间撞车）。同级不同波长的不会重叠，因为它们本来就是被分开的。</w:t>
+      </w:r>
+    </w:p>
+    <w:p>
+      <w:pPr>
+        <w:spacing w:before="40" w:after="40" w:line="307" w:lineRule="auto"/>
+        <w:ind w:left="312"/>
+      </w:pPr>
+      <w:r>
+        <w:rPr>
+          <w:rFonts w:ascii="Times New Roman" w:hAnsi="Times New Roman" w:eastAsia="宋体"/>
+          <w:b w:val="0"/>
+          <w:sz w:val="21"/>
+        </w:rPr>
+        <w:t>· 第 k 级光谱不与第 k+1 级重叠的条件：k·λ_max &lt; (k+1)·λ_min。</w:t>
+      </w:r>
+    </w:p>
+    <w:p>
+      <w:pPr>
+        <w:spacing w:before="120" w:after="60" w:line="307" w:lineRule="auto"/>
+      </w:pPr>
+      <w:r>
+        <w:rPr>
+          <w:rFonts w:ascii="Times New Roman" w:hAnsi="Times New Roman" w:eastAsia="黑体"/>
+          <w:b/>
+          <w:color w:val="1F4E79"/>
+          <w:sz w:val="22"/>
+        </w:rPr>
+        <w:t>5. 斜入射</w:t>
+      </w:r>
+    </w:p>
+    <w:p>
+      <w:pPr>
+        <w:spacing w:before="40" w:after="80" w:line="307" w:lineRule="auto"/>
+        <w:jc w:val="center"/>
+      </w:pPr>
+      <w:r>
+        <w:rPr>
+          <w:rFonts w:ascii="Times New Roman" w:hAnsi="Times New Roman" w:eastAsia="宋体"/>
+          <w:b/>
+          <w:color w:val="1F4E79"/>
+          <w:sz w:val="22"/>
+        </w:rPr>
+        <w:t>d·(sinφ ± sinθ₀) = kλ　（θ₀ 为入射角；正入射时退化为 d·sinφ = kλ）</w:t>
+      </w:r>
+    </w:p>
+    <w:p>
+      <w:pPr>
+        <w:spacing w:before="40" w:after="40" w:line="307" w:lineRule="auto"/>
+        <w:ind w:left="312"/>
+      </w:pPr>
+      <w:r>
+        <w:rPr>
+          <w:rFonts w:ascii="Times New Roman" w:hAnsi="Times New Roman" w:eastAsia="宋体"/>
+          <w:b w:val="0"/>
+          <w:sz w:val="21"/>
+        </w:rPr>
+        <w:t>· 题目说“原中央明纹位置变成第 k 级”，意思是 φ = 0 方向上的光程差等于 kλ。</w:t>
+      </w:r>
+    </w:p>
+    <w:p>
+      <w:pPr>
+        <w:spacing w:before="120" w:after="60" w:line="307" w:lineRule="auto"/>
+      </w:pPr>
+      <w:r>
+        <w:rPr>
+          <w:rFonts w:ascii="Times New Roman" w:hAnsi="Times New Roman" w:eastAsia="黑体"/>
+          <w:b/>
+          <w:color w:val="1F4E79"/>
+          <w:sz w:val="22"/>
+        </w:rPr>
+        <w:t>6. 分辨本领：多近才算“分得开”</w:t>
+      </w:r>
+    </w:p>
+    <w:p>
+      <w:pPr>
+        <w:spacing w:before="40" w:after="60" w:line="307" w:lineRule="auto"/>
         <w:ind w:left="170"/>
       </w:pPr>
       <w:r>
@@ -9301,91 +14208,187 @@
           <w:b w:val="0"/>
           <w:sz w:val="21"/>
         </w:rPr>
-        <w:t>· 光栅方程（主极大）：d·sinφ = kλ（k = 0, ±1, ±2…），d 为光栅常数。</w:t>
+        <w:t>点光源经过有限孔径后，成的像不是点，而是一个衍射斑（圆孔是艾里斑）。两个点靠得太近，两个斑糊在一起就分不清了。</w:t>
+      </w:r>
+    </w:p>
+    <w:p>
+      <w:pPr>
+        <w:spacing w:before="40" w:after="60" w:line="307" w:lineRule="auto"/>
+        <w:ind w:left="170"/>
+      </w:pPr>
+      <w:r>
+        <w:rPr>
+          <w:rFonts w:ascii="Times New Roman" w:hAnsi="Times New Roman" w:eastAsia="宋体"/>
+          <w:b w:val="0"/>
+          <w:sz w:val="21"/>
+        </w:rPr>
+        <w:t>瑞利判据：一个斑的中心恰好落在另一个斑的第一级暗环上时，算“刚能分辨”。</w:t>
+      </w:r>
+    </w:p>
+    <w:p>
+      <w:pPr>
+        <w:spacing w:before="40" w:after="80" w:line="307" w:lineRule="auto"/>
+        <w:jc w:val="center"/>
+      </w:pPr>
+      <w:r>
+        <w:rPr>
+          <w:rFonts w:ascii="Times New Roman" w:hAnsi="Times New Roman" w:eastAsia="宋体"/>
+          <w:b/>
+          <w:color w:val="1F4E79"/>
+          <w:sz w:val="22"/>
+        </w:rPr>
+        <w:t>圆孔：θ_min = 1.22·λ/D　　单缝：θ_min = λ/a</w:t>
       </w:r>
     </w:p>
     <w:p>
       <w:pPr>
         <w:spacing w:before="40" w:after="40" w:line="307" w:lineRule="auto"/>
+        <w:ind w:left="312"/>
+      </w:pPr>
+      <w:r>
+        <w:rPr>
+          <w:rFonts w:ascii="Times New Roman" w:hAnsi="Times New Roman" w:eastAsia="宋体"/>
+          <w:b w:val="0"/>
+          <w:sz w:val="21"/>
+        </w:rPr>
+        <w:t>· D（或 a）越大、λ 越短 → θ_min 越小 → 分辨能力越强（所以天文望远镜越做越大，电子显微镜用波长极短的电子）。</w:t>
+      </w:r>
+    </w:p>
+    <w:p>
+      <w:pPr>
+        <w:spacing w:before="40" w:after="40" w:line="307" w:lineRule="auto"/>
+        <w:ind w:left="312"/>
+      </w:pPr>
+      <w:r>
+        <w:rPr>
+          <w:rFonts w:ascii="Times New Roman" w:hAnsi="Times New Roman" w:eastAsia="宋体"/>
+          <w:b w:val="0"/>
+          <w:sz w:val="21"/>
+        </w:rPr>
+        <w:t>· 对应的最小可分辨线距离 = L·θ_min（L 为到物体的距离）。</w:t>
+      </w:r>
+    </w:p>
+    <w:p>
+      <w:pPr>
+        <w:spacing w:before="40" w:after="80" w:line="307" w:lineRule="auto"/>
+        <w:jc w:val="center"/>
+      </w:pPr>
+      <w:r>
+        <w:rPr>
+          <w:rFonts w:ascii="Times New Roman" w:hAnsi="Times New Roman" w:eastAsia="宋体"/>
+          <w:b/>
+          <w:color w:val="1F4E79"/>
+          <w:sz w:val="22"/>
+        </w:rPr>
+        <w:t>光栅色分辨本领：R = λ/Δλ = k·N　（N 为被照亮的总刻线数）</w:t>
+      </w:r>
+    </w:p>
+    <w:p>
+      <w:pPr>
+        <w:spacing w:before="40" w:after="40" w:line="307" w:lineRule="auto"/>
+        <w:ind w:left="312"/>
+      </w:pPr>
+      <w:r>
+        <w:rPr>
+          <w:rFonts w:ascii="Times New Roman" w:hAnsi="Times New Roman" w:eastAsia="宋体"/>
+          <w:b w:val="0"/>
+          <w:sz w:val="21"/>
+        </w:rPr>
+        <w:t>· 级次越高、刻线越多 → 分得越细。注意 R 与光栅常数 d 无关，只与 N 和级次有关。</w:t>
+      </w:r>
+    </w:p>
+    <w:p>
+      <w:pPr>
+        <w:spacing w:before="40" w:after="60" w:line="307" w:lineRule="auto"/>
         <w:ind w:left="170"/>
-      </w:pPr>
-      <w:r>
-        <w:rPr>
-          <w:rFonts w:ascii="Times New Roman" w:hAnsi="Times New Roman" w:eastAsia="宋体"/>
-          <w:b w:val="0"/>
-          <w:sz w:val="21"/>
-        </w:rPr>
-        <w:t>· 最大级次：|k| &lt; d/λ（取满足 sinφ ≤ 1 的最大整数）。</w:t>
+        <w:shd w:val="clear" w:fill="FCE4D6"/>
+      </w:pPr>
+      <w:r>
+        <w:rPr>
+          <w:rFonts w:ascii="Times New Roman" w:hAnsi="Times New Roman" w:eastAsia="宋体"/>
+          <w:b/>
+          <w:color w:val="C00000"/>
+          <w:sz w:val="21"/>
+        </w:rPr>
+        <w:t xml:space="preserve">易错提醒　</w:t>
+      </w:r>
+      <w:r>
+        <w:rPr>
+          <w:rFonts w:ascii="Times New Roman" w:hAnsi="Times New Roman" w:eastAsia="宋体"/>
+          <w:b w:val="0"/>
+          <w:sz w:val="21"/>
+        </w:rPr>
+        <w:t>1.22 只用于圆孔（望远镜、眼睛、显微镜物镜）。单缝的瑞利判据是 λ/a，没有 1.22。看到“单缝”“狭缝”就别套 1.22。</w:t>
+      </w:r>
+    </w:p>
+    <w:p>
+      <w:pPr>
+        <w:spacing w:before="120" w:after="60" w:line="307" w:lineRule="auto"/>
+      </w:pPr>
+      <w:r>
+        <w:rPr>
+          <w:rFonts w:ascii="Times New Roman" w:hAnsi="Times New Roman" w:eastAsia="黑体"/>
+          <w:b/>
+          <w:color w:val="1F4E79"/>
+          <w:sz w:val="22"/>
+        </w:rPr>
+        <w:t>7. 易错清单</w:t>
       </w:r>
     </w:p>
     <w:p>
       <w:pPr>
         <w:spacing w:before="40" w:after="40" w:line="307" w:lineRule="auto"/>
-        <w:ind w:left="170"/>
-      </w:pPr>
-      <w:r>
-        <w:rPr>
-          <w:rFonts w:ascii="Times New Roman" w:hAnsi="Times New Roman" w:eastAsia="宋体"/>
-          <w:b w:val="0"/>
-          <w:sz w:val="21"/>
-        </w:rPr>
-        <w:t>· 缺级：若 d/a = m（整数），则 k = m, 2m, 3m… 级主极大落在单缝衍射暗纹方向上 → 消失。缝宽 a 与不透光部分等宽（d = 2a）→ 偶数级全部缺级。</w:t>
+        <w:ind w:left="312"/>
+      </w:pPr>
+      <w:r>
+        <w:rPr>
+          <w:rFonts w:ascii="Times New Roman" w:hAnsi="Times New Roman" w:eastAsia="宋体"/>
+          <w:b w:val="0"/>
+          <w:sz w:val="21"/>
+        </w:rPr>
+        <w:t>· (1) 光栅方程里 d 是光栅常数（缝距），不是缝宽 a；给“每毫米 n 条刻线”时 d = 1/n mm，注意单位。</w:t>
       </w:r>
     </w:p>
     <w:p>
       <w:pPr>
         <w:spacing w:before="40" w:after="40" w:line="307" w:lineRule="auto"/>
-        <w:ind w:left="170"/>
-      </w:pPr>
-      <w:r>
-        <w:rPr>
-          <w:rFonts w:ascii="Times New Roman" w:hAnsi="Times New Roman" w:eastAsia="宋体"/>
-          <w:b w:val="0"/>
-          <w:sz w:val="21"/>
-        </w:rPr>
-        <w:t>· 光强分布：主极大包络由单缝衍射因子调制；光栅常数 d 越小，同级衍射角越大（sinφ = kλ/d）。</w:t>
+        <w:ind w:left="312"/>
+      </w:pPr>
+      <w:r>
+        <w:rPr>
+          <w:rFonts w:ascii="Times New Roman" w:hAnsi="Times New Roman" w:eastAsia="宋体"/>
+          <w:b w:val="0"/>
+          <w:sz w:val="21"/>
+        </w:rPr>
+        <w:t>· (2) 缺级时该级“消失”，其余级的相对亮度不变。</w:t>
       </w:r>
     </w:p>
     <w:p>
       <w:pPr>
         <w:spacing w:before="40" w:after="40" w:line="307" w:lineRule="auto"/>
-        <w:ind w:left="170"/>
-      </w:pPr>
-      <w:r>
-        <w:rPr>
-          <w:rFonts w:ascii="Times New Roman" w:hAnsi="Times New Roman" w:eastAsia="宋体"/>
-          <w:b w:val="0"/>
-          <w:sz w:val="21"/>
-        </w:rPr>
-        <w:t>· 两波长谱线重叠：k₁λ₁ = k₂λ₂ → 取整数比；白光的各级光谱：第 k 级范围 sinφ ∈ [kλ_min/d, kλ_max/d]，若与第 k+1 级范围相交则重叠。</w:t>
+        <w:ind w:left="312"/>
+      </w:pPr>
+      <w:r>
+        <w:rPr>
+          <w:rFonts w:ascii="Times New Roman" w:hAnsi="Times New Roman" w:eastAsia="宋体"/>
+          <w:b w:val="0"/>
+          <w:sz w:val="21"/>
+        </w:rPr>
+        <w:t>· (3) 主极大位置由 d 定，宽度由 N 定——不要把 N 塞进光栅方程。</w:t>
       </w:r>
     </w:p>
     <w:p>
       <w:pPr>
         <w:spacing w:before="40" w:after="40" w:line="307" w:lineRule="auto"/>
-        <w:ind w:left="170"/>
-      </w:pPr>
-      <w:r>
-        <w:rPr>
-          <w:rFonts w:ascii="Times New Roman" w:hAnsi="Times New Roman" w:eastAsia="宋体"/>
-          <w:b w:val="0"/>
-          <w:sz w:val="21"/>
-        </w:rPr>
-        <w:t>· 斜入射光栅方程：d(sinφ − sinθ₀) = kλ（入射角 θ₀ 计入）；"原中央明纹位置变成第 k 级" 指 φ = 0 方向上光程差 = kλ。</w:t>
-      </w:r>
-    </w:p>
-    <w:p>
-      <w:pPr>
-        <w:spacing w:before="40" w:after="40" w:line="307" w:lineRule="auto"/>
-        <w:ind w:left="170"/>
-      </w:pPr>
-      <w:r>
-        <w:rPr>
-          <w:rFonts w:ascii="Times New Roman" w:hAnsi="Times New Roman" w:eastAsia="宋体"/>
-          <w:b w:val="0"/>
-          <w:sz w:val="21"/>
-        </w:rPr>
-        <w:t>· 分辨本领（瑞利判据）：θ_min = 1.22λ/D（D 为孔径）；望远镜/显微镜/人眼的最小分辨角同理。光栅分辨本领 R = kN（N 为刻线总数）。</w:t>
+        <w:ind w:left="312"/>
+      </w:pPr>
+      <w:r>
+        <w:rPr>
+          <w:rFonts w:ascii="Times New Roman" w:hAnsi="Times New Roman" w:eastAsia="宋体"/>
+          <w:b w:val="0"/>
+          <w:sz w:val="21"/>
+        </w:rPr>
+        <w:t>· (4) 分辨本领 R = kN，与 d 无关。</w:t>
       </w:r>
     </w:p>
     <w:p>
@@ -11301,7 +16304,7 @@
           <w:color w:val="1F4E79"/>
           <w:sz w:val="26"/>
         </w:rPr>
-        <w:t>〇、知识框架（先读这页，再看逐题解析）</w:t>
+        <w:t>〇、知识精讲（零基础版：先建立物理图像，再看逐题解析）</w:t>
       </w:r>
     </w:p>
     <w:p>
@@ -11319,7 +16322,162 @@
     </w:p>
     <w:p>
       <w:pPr>
+        <w:spacing w:before="120" w:after="60" w:line="307" w:lineRule="auto"/>
+      </w:pPr>
+      <w:r>
+        <w:rPr>
+          <w:rFonts w:ascii="Times New Roman" w:hAnsi="Times New Roman" w:eastAsia="黑体"/>
+          <w:b/>
+          <w:color w:val="1F4E79"/>
+          <w:sz w:val="22"/>
+        </w:rPr>
+        <w:t>1. 偏振：横波才有的问题</w:t>
+      </w:r>
+    </w:p>
+    <w:p>
+      <w:pPr>
+        <w:spacing w:before="40" w:after="60" w:line="307" w:lineRule="auto"/>
+        <w:ind w:left="170"/>
+      </w:pPr>
+      <w:r>
+        <w:rPr>
+          <w:rFonts w:ascii="Times New Roman" w:hAnsi="Times New Roman" w:eastAsia="宋体"/>
+          <w:b w:val="0"/>
+          <w:sz w:val="21"/>
+        </w:rPr>
+        <w:t>横波的振动方向垂直于传播方向，于是就多出一个问题：它到底朝哪个方向振？这个“振动方向相对传播方向的不对称性”就叫偏振。</w:t>
+      </w:r>
+    </w:p>
+    <w:p>
+      <w:pPr>
         <w:spacing w:before="40" w:after="40" w:line="307" w:lineRule="auto"/>
+        <w:ind w:left="312"/>
+      </w:pPr>
+      <w:r>
+        <w:rPr>
+          <w:rFonts w:ascii="Times New Roman" w:hAnsi="Times New Roman" w:eastAsia="宋体"/>
+          <w:b w:val="0"/>
+          <w:sz w:val="21"/>
+        </w:rPr>
+        <w:t>· 纵波（比如声波）振动方向就在传播方向上，没有选择余地 → 没有偏振现象。所以“有偏振”是光是横波的直接证据。</w:t>
+      </w:r>
+    </w:p>
+    <w:p>
+      <w:pPr>
+        <w:spacing w:before="120" w:after="60" w:line="307" w:lineRule="auto"/>
+      </w:pPr>
+      <w:r>
+        <w:rPr>
+          <w:rFonts w:ascii="Times New Roman" w:hAnsi="Times New Roman" w:eastAsia="黑体"/>
+          <w:b/>
+          <w:color w:val="1F4E79"/>
+          <w:sz w:val="22"/>
+        </w:rPr>
+        <w:t>2. 五种偏振态，一层层加条件</w:t>
+      </w:r>
+    </w:p>
+    <w:p>
+      <w:pPr>
+        <w:spacing w:before="40" w:after="40" w:line="307" w:lineRule="auto"/>
+        <w:ind w:left="312"/>
+      </w:pPr>
+      <w:r>
+        <w:rPr>
+          <w:rFonts w:ascii="Times New Roman" w:hAnsi="Times New Roman" w:eastAsia="宋体"/>
+          <w:b w:val="0"/>
+          <w:sz w:val="21"/>
+        </w:rPr>
+        <w:t>· 自然光：大量原子各自独立随机发光，垂直于传播方向的平面内各个方向都振，且彼此相位随机。偏振度 P = 0。</w:t>
+      </w:r>
+    </w:p>
+    <w:p>
+      <w:pPr>
+        <w:spacing w:before="40" w:after="40" w:line="307" w:lineRule="auto"/>
+        <w:ind w:left="312"/>
+      </w:pPr>
+      <w:r>
+        <w:rPr>
+          <w:rFonts w:ascii="Times New Roman" w:hAnsi="Times New Roman" w:eastAsia="宋体"/>
+          <w:b w:val="0"/>
+          <w:sz w:val="21"/>
+        </w:rPr>
+        <w:t>· 线偏振光：只沿一个固定方向振动（电矢量端点画一条直线）。P = 1。</w:t>
+      </w:r>
+    </w:p>
+    <w:p>
+      <w:pPr>
+        <w:spacing w:before="40" w:after="40" w:line="307" w:lineRule="auto"/>
+        <w:ind w:left="312"/>
+      </w:pPr>
+      <w:r>
+        <w:rPr>
+          <w:rFonts w:ascii="Times New Roman" w:hAnsi="Times New Roman" w:eastAsia="宋体"/>
+          <w:b w:val="0"/>
+          <w:sz w:val="21"/>
+        </w:rPr>
+        <w:t>· 部分偏振光：某个方向占优，可看作“自然光 + 一束线偏振光”的混合。0 &lt; P &lt; 1。</w:t>
+      </w:r>
+    </w:p>
+    <w:p>
+      <w:pPr>
+        <w:spacing w:before="40" w:after="40" w:line="307" w:lineRule="auto"/>
+        <w:ind w:left="312"/>
+      </w:pPr>
+      <w:r>
+        <w:rPr>
+          <w:rFonts w:ascii="Times New Roman" w:hAnsi="Times New Roman" w:eastAsia="宋体"/>
+          <w:b w:val="0"/>
+          <w:sz w:val="21"/>
+        </w:rPr>
+        <w:t>· 圆偏振光：两个互相垂直的分量等幅、相位差 ±π/2 → 电矢量端点画圆。P = 1（完全偏振）。</w:t>
+      </w:r>
+    </w:p>
+    <w:p>
+      <w:pPr>
+        <w:spacing w:before="40" w:after="40" w:line="307" w:lineRule="auto"/>
+        <w:ind w:left="312"/>
+      </w:pPr>
+      <w:r>
+        <w:rPr>
+          <w:rFonts w:ascii="Times New Roman" w:hAnsi="Times New Roman" w:eastAsia="宋体"/>
+          <w:b w:val="0"/>
+          <w:sz w:val="21"/>
+        </w:rPr>
+        <w:t>· 椭圆偏振光：两个正交分量不等幅，或相位差不是 0、π、±π/2 → 端点画椭圆。P = 1（完全偏振）。</w:t>
+      </w:r>
+    </w:p>
+    <w:p>
+      <w:pPr>
+        <w:spacing w:before="40" w:after="80" w:line="307" w:lineRule="auto"/>
+        <w:jc w:val="center"/>
+      </w:pPr>
+      <w:r>
+        <w:rPr>
+          <w:rFonts w:ascii="Times New Roman" w:hAnsi="Times New Roman" w:eastAsia="宋体"/>
+          <w:b/>
+          <w:color w:val="1F4E79"/>
+          <w:sz w:val="22"/>
+        </w:rPr>
+        <w:t>偏振度 P = (I_max − I_min) / (I_max + I_min)</w:t>
+      </w:r>
+    </w:p>
+    <w:p>
+      <w:pPr>
+        <w:spacing w:before="120" w:after="60" w:line="307" w:lineRule="auto"/>
+      </w:pPr>
+      <w:r>
+        <w:rPr>
+          <w:rFonts w:ascii="Times New Roman" w:hAnsi="Times New Roman" w:eastAsia="黑体"/>
+          <w:b/>
+          <w:color w:val="1F4E79"/>
+          <w:sz w:val="22"/>
+        </w:rPr>
+        <w:t>3. 马吕斯定律：本质就是一次投影</w:t>
+      </w:r>
+    </w:p>
+    <w:p>
+      <w:pPr>
+        <w:spacing w:before="40" w:after="60" w:line="307" w:lineRule="auto"/>
         <w:ind w:left="170"/>
       </w:pPr>
       <w:r>
@@ -11328,26 +16486,164 @@
           <w:b w:val="0"/>
           <w:sz w:val="21"/>
         </w:rPr>
-        <w:t>· 自然光：横向振动各向均匀（可看作两束互相垂直、无固定相位关系、等强的线偏振光的混合），偏振度为 0。</w:t>
+        <w:t>偏振片（起偏器/检偏器）只允许沿它的透振方向的分量通过。线偏振光振幅 A₀，与透振方向夹 θ：</w:t>
       </w:r>
     </w:p>
     <w:p>
       <w:pPr>
         <w:spacing w:before="40" w:after="40" w:line="307" w:lineRule="auto"/>
+        <w:ind w:left="312"/>
+      </w:pPr>
+      <w:r>
+        <w:rPr>
+          <w:rFonts w:ascii="Times New Roman" w:hAnsi="Times New Roman" w:eastAsia="宋体"/>
+          <w:b w:val="0"/>
+          <w:sz w:val="21"/>
+        </w:rPr>
+        <w:t>· 通过的分量 A = A₀·cosθ；</w:t>
+      </w:r>
+    </w:p>
+    <w:p>
+      <w:pPr>
+        <w:spacing w:before="40" w:after="40" w:line="307" w:lineRule="auto"/>
+        <w:ind w:left="312"/>
+      </w:pPr>
+      <w:r>
+        <w:rPr>
+          <w:rFonts w:ascii="Times New Roman" w:hAnsi="Times New Roman" w:eastAsia="宋体"/>
+          <w:b w:val="0"/>
+          <w:sz w:val="21"/>
+        </w:rPr>
+        <w:t>· 强度 I ∝ A² → I = I₀·cos²θ。</w:t>
+      </w:r>
+    </w:p>
+    <w:p>
+      <w:pPr>
+        <w:spacing w:before="40" w:after="80" w:line="307" w:lineRule="auto"/>
+        <w:jc w:val="center"/>
+      </w:pPr>
+      <w:r>
+        <w:rPr>
+          <w:rFonts w:ascii="Times New Roman" w:hAnsi="Times New Roman" w:eastAsia="宋体"/>
+          <w:b/>
+          <w:color w:val="1F4E79"/>
+          <w:sz w:val="22"/>
+        </w:rPr>
+        <w:t>I = I₀·cos²θ　（马吕斯定律）</w:t>
+      </w:r>
+    </w:p>
+    <w:p>
+      <w:pPr>
+        <w:spacing w:before="40" w:after="40" w:line="307" w:lineRule="auto"/>
+        <w:ind w:left="312"/>
+      </w:pPr>
+      <w:r>
+        <w:rPr>
+          <w:rFonts w:ascii="Times New Roman" w:hAnsi="Times New Roman" w:eastAsia="宋体"/>
+          <w:b w:val="0"/>
+          <w:sz w:val="21"/>
+        </w:rPr>
+        <w:t>· θ = 0° → 全通过；θ = 90° → 消光；θ = 60° → 1/4；θ = 45° → 1/2。</w:t>
+      </w:r>
+    </w:p>
+    <w:p>
+      <w:pPr>
+        <w:spacing w:before="40" w:after="40" w:line="307" w:lineRule="auto"/>
+        <w:ind w:left="312"/>
+      </w:pPr>
+      <w:r>
+        <w:rPr>
+          <w:rFonts w:ascii="Times New Roman" w:hAnsi="Times New Roman" w:eastAsia="宋体"/>
+          <w:b w:val="0"/>
+          <w:sz w:val="21"/>
+        </w:rPr>
+        <w:t>· 自然光过偏振片：各方向平均下来 ⟨cos²θ⟩ = 1/2 → I = I₀/2，而且出射光变成线偏振光（这就是“起偏”）。</w:t>
+      </w:r>
+    </w:p>
+    <w:p>
+      <w:pPr>
+        <w:spacing w:before="40" w:after="60" w:line="307" w:lineRule="auto"/>
         <w:ind w:left="170"/>
-      </w:pPr>
-      <w:r>
-        <w:rPr>
-          <w:rFonts w:ascii="Times New Roman" w:hAnsi="Times New Roman" w:eastAsia="宋体"/>
-          <w:b w:val="0"/>
-          <w:sz w:val="21"/>
-        </w:rPr>
-        <w:t>· 部分偏振光：某方向振动占优，可看作"自然光 + 一束线偏振光"的混合；偏振度 P = (I_max − I_min)/(I_max + I_min) ∈ (0,1)。</w:t>
+        <w:shd w:val="clear" w:fill="FCE4D6"/>
+      </w:pPr>
+      <w:r>
+        <w:rPr>
+          <w:rFonts w:ascii="Times New Roman" w:hAnsi="Times New Roman" w:eastAsia="宋体"/>
+          <w:b/>
+          <w:color w:val="C00000"/>
+          <w:sz w:val="21"/>
+        </w:rPr>
+        <w:t xml:space="preserve">易错提醒　</w:t>
+      </w:r>
+      <w:r>
+        <w:rPr>
+          <w:rFonts w:ascii="Times New Roman" w:hAnsi="Times New Roman" w:eastAsia="宋体"/>
+          <w:b w:val="0"/>
+          <w:sz w:val="21"/>
+        </w:rPr>
+        <w:t>马吕斯定律只对线偏振光成立。自然光过偏振片一律减半，不要拿角度去乘。</w:t>
+      </w:r>
+    </w:p>
+    <w:p>
+      <w:pPr>
+        <w:spacing w:before="120" w:after="60" w:line="307" w:lineRule="auto"/>
+      </w:pPr>
+      <w:r>
+        <w:rPr>
+          <w:rFonts w:ascii="Times New Roman" w:hAnsi="Times New Roman" w:eastAsia="黑体"/>
+          <w:b/>
+          <w:color w:val="1F4E79"/>
+          <w:sz w:val="22"/>
+        </w:rPr>
+        <w:t>4. 多片串联：一片一片来</w:t>
       </w:r>
     </w:p>
     <w:p>
       <w:pPr>
         <w:spacing w:before="40" w:after="40" w:line="307" w:lineRule="auto"/>
+        <w:ind w:left="312"/>
+      </w:pPr>
+      <w:r>
+        <w:rPr>
+          <w:rFonts w:ascii="Times New Roman" w:hAnsi="Times New Roman" w:eastAsia="宋体"/>
+          <w:b w:val="0"/>
+          <w:sz w:val="21"/>
+        </w:rPr>
+        <w:t>· 前一片的出射就是后一片的入射（除非中间插了波片），逐片套马吕斯定律即可。</w:t>
+      </w:r>
+    </w:p>
+    <w:p>
+      <w:pPr>
+        <w:spacing w:before="40" w:after="80" w:line="307" w:lineRule="auto"/>
+        <w:jc w:val="center"/>
+      </w:pPr>
+      <w:r>
+        <w:rPr>
+          <w:rFonts w:ascii="Times New Roman" w:hAnsi="Times New Roman" w:eastAsia="宋体"/>
+          <w:b/>
+          <w:color w:val="1F4E79"/>
+          <w:sz w:val="22"/>
+        </w:rPr>
+        <w:t>两正交偏振片中间插第三片（与第一片夹 θ）：I = (I₀/2)·cos²θ·cos²(90° − θ) = (I₀/8)·sin²2θ</w:t>
+      </w:r>
+    </w:p>
+    <w:p>
+      <w:pPr>
+        <w:spacing w:before="40" w:after="40" w:line="307" w:lineRule="auto"/>
+        <w:ind w:left="312"/>
+      </w:pPr>
+      <w:r>
+        <w:rPr>
+          <w:rFonts w:ascii="Times New Roman" w:hAnsi="Times New Roman" w:eastAsia="宋体"/>
+          <w:b w:val="0"/>
+          <w:sz w:val="21"/>
+        </w:rPr>
+        <w:t>· θ = 45° 时最大，I = I₀/8。</w:t>
+      </w:r>
+    </w:p>
+    <w:p>
+      <w:pPr>
+        <w:spacing w:before="40" w:after="60" w:line="307" w:lineRule="auto"/>
         <w:ind w:left="170"/>
       </w:pPr>
       <w:r>
@@ -11356,12 +16652,82 @@
           <w:b w:val="0"/>
           <w:sz w:val="21"/>
         </w:rPr>
-        <w:t>· 线偏振光：振动方向固定，P = 1；圆偏振/椭圆偏振：P = 1（完全偏振），旋转偏振片时透射光强不变（圆）或变化但无消光（椭圆）——与部分偏振光无法靠单个偏振片区分（需 1/4 波片）。</w:t>
+        <w:t>这个结论常让人意外：夹在两片正交（本来完全不透光）的偏振片之间再插一片，居然有光出来了。原因是中间那片把偏振方向转了一下，让第三片不再对着消光方向。</w:t>
+      </w:r>
+    </w:p>
+    <w:p>
+      <w:pPr>
+        <w:spacing w:before="120" w:after="60" w:line="307" w:lineRule="auto"/>
+      </w:pPr>
+      <w:r>
+        <w:rPr>
+          <w:rFonts w:ascii="Times New Roman" w:hAnsi="Times New Roman" w:eastAsia="黑体"/>
+          <w:b/>
+          <w:color w:val="1F4E79"/>
+          <w:sz w:val="22"/>
+        </w:rPr>
+        <w:t>5. 怎么鉴别各种偏振态（高频实验题）</w:t>
+      </w:r>
+    </w:p>
+    <w:p>
+      <w:pPr>
+        <w:spacing w:before="40" w:after="60" w:line="307" w:lineRule="auto"/>
+        <w:ind w:left="170"/>
+      </w:pPr>
+      <w:r>
+        <w:rPr>
+          <w:rFonts w:ascii="Times New Roman" w:hAnsi="Times New Roman" w:eastAsia="宋体"/>
+          <w:b w:val="0"/>
+          <w:sz w:val="21"/>
+        </w:rPr>
+        <w:t>第一步：只用一块偏振片，转动一周，看透射光强怎么变。</w:t>
       </w:r>
     </w:p>
     <w:p>
       <w:pPr>
         <w:spacing w:before="40" w:after="40" w:line="307" w:lineRule="auto"/>
+        <w:ind w:left="312"/>
+      </w:pPr>
+      <w:r>
+        <w:rPr>
+          <w:rFonts w:ascii="Times New Roman" w:hAnsi="Times New Roman" w:eastAsia="宋体"/>
+          <w:b w:val="0"/>
+          <w:sz w:val="21"/>
+        </w:rPr>
+        <w:t>· 出现完全消光 → 线偏振光。</w:t>
+      </w:r>
+    </w:p>
+    <w:p>
+      <w:pPr>
+        <w:spacing w:before="40" w:after="40" w:line="307" w:lineRule="auto"/>
+        <w:ind w:left="312"/>
+      </w:pPr>
+      <w:r>
+        <w:rPr>
+          <w:rFonts w:ascii="Times New Roman" w:hAnsi="Times New Roman" w:eastAsia="宋体"/>
+          <w:b w:val="0"/>
+          <w:sz w:val="21"/>
+        </w:rPr>
+        <w:t>· 强度完全不变 → 自然光 或 圆偏振光（二者此时无法区分）。</w:t>
+      </w:r>
+    </w:p>
+    <w:p>
+      <w:pPr>
+        <w:spacing w:before="40" w:after="40" w:line="307" w:lineRule="auto"/>
+        <w:ind w:left="312"/>
+      </w:pPr>
+      <w:r>
+        <w:rPr>
+          <w:rFonts w:ascii="Times New Roman" w:hAnsi="Times New Roman" w:eastAsia="宋体"/>
+          <w:b w:val="0"/>
+          <w:sz w:val="21"/>
+        </w:rPr>
+        <w:t>· 强度变化但不消光 → 部分偏振光 或 椭圆偏振光（同样无法区分）。</w:t>
+      </w:r>
+    </w:p>
+    <w:p>
+      <w:pPr>
+        <w:spacing w:before="40" w:after="60" w:line="307" w:lineRule="auto"/>
         <w:ind w:left="170"/>
       </w:pPr>
       <w:r>
@@ -11370,26 +16736,175 @@
           <w:b w:val="0"/>
           <w:sz w:val="21"/>
         </w:rPr>
-        <w:t>· 马吕斯定律：线偏振光（强 I₀）过偏振片（偏振化方向与振动方向夹角 θ）→ I = I₀cos²θ。自然光过偏振片 → I = I₀/2，出射为线偏振光。</w:t>
+        <w:t>第二步：在偏振片前加一块 λ/4 波片（光轴对准第一步中强度最大的方向），再转偏振片。</w:t>
       </w:r>
     </w:p>
     <w:p>
       <w:pPr>
         <w:spacing w:before="40" w:after="40" w:line="307" w:lineRule="auto"/>
+        <w:ind w:left="312"/>
+      </w:pPr>
+      <w:r>
+        <w:rPr>
+          <w:rFonts w:ascii="Times New Roman" w:hAnsi="Times New Roman" w:eastAsia="宋体"/>
+          <w:b w:val="0"/>
+          <w:sz w:val="21"/>
+        </w:rPr>
+        <w:t>· 变成能消光 → 原来是圆偏振光（波片把 ±π/2 的相位差补成了 0 或 π）。</w:t>
+      </w:r>
+    </w:p>
+    <w:p>
+      <w:pPr>
+        <w:spacing w:before="40" w:after="40" w:line="307" w:lineRule="auto"/>
+        <w:ind w:left="312"/>
+      </w:pPr>
+      <w:r>
+        <w:rPr>
+          <w:rFonts w:ascii="Times New Roman" w:hAnsi="Times New Roman" w:eastAsia="宋体"/>
+          <w:b w:val="0"/>
+          <w:sz w:val="21"/>
+        </w:rPr>
+        <w:t>· 仍然强度不变 → 原来是自然光（随机相位差再加上 π/2 还是随机，波片救不了）。</w:t>
+      </w:r>
+    </w:p>
+    <w:p>
+      <w:pPr>
+        <w:spacing w:before="40" w:after="40" w:line="307" w:lineRule="auto"/>
+        <w:ind w:left="312"/>
+      </w:pPr>
+      <w:r>
+        <w:rPr>
+          <w:rFonts w:ascii="Times New Roman" w:hAnsi="Times New Roman" w:eastAsia="宋体"/>
+          <w:b w:val="0"/>
+          <w:sz w:val="21"/>
+        </w:rPr>
+        <w:t>· 椭圆偏振与部分偏振用同样的思路区分（椭圆能消光，部分偏振不能）。</w:t>
+      </w:r>
+    </w:p>
+    <w:p>
+      <w:pPr>
+        <w:spacing w:before="40" w:after="60" w:line="307" w:lineRule="auto"/>
         <w:ind w:left="170"/>
-      </w:pPr>
-      <w:r>
-        <w:rPr>
-          <w:rFonts w:ascii="Times New Roman" w:hAnsi="Times New Roman" w:eastAsia="宋体"/>
-          <w:b w:val="0"/>
-          <w:sz w:val="21"/>
-        </w:rPr>
-        <w:t>· 多片串联：逐片用马吕斯定律（前一片出射都是线偏振光）。正交偏振片间插入第三片 → 透光 I = (I₀/8)sin²2θ（θ 为中间片与第一片夹角），θ = 45° 时最大。</w:t>
+        <w:shd w:val="clear" w:fill="FCE4D6"/>
+      </w:pPr>
+      <w:r>
+        <w:rPr>
+          <w:rFonts w:ascii="Times New Roman" w:hAnsi="Times New Roman" w:eastAsia="宋体"/>
+          <w:b/>
+          <w:color w:val="C00000"/>
+          <w:sz w:val="21"/>
+        </w:rPr>
+        <w:t xml:space="preserve">易错提醒　</w:t>
+      </w:r>
+      <w:r>
+        <w:rPr>
+          <w:rFonts w:ascii="Times New Roman" w:hAnsi="Times New Roman" w:eastAsia="宋体"/>
+          <w:b w:val="0"/>
+          <w:sz w:val="21"/>
+        </w:rPr>
+        <w:t>圆偏振光过偏振片：强度减半，且转动偏振片强度不变——光强表现和自然光一模一样。想区分必须上 λ/4 波片。这是选择题最爱挖的坑（作业第 4、6 题）。</w:t>
+      </w:r>
+    </w:p>
+    <w:p>
+      <w:pPr>
+        <w:spacing w:before="120" w:after="60" w:line="307" w:lineRule="auto"/>
+      </w:pPr>
+      <w:r>
+        <w:rPr>
+          <w:rFonts w:ascii="Times New Roman" w:hAnsi="Times New Roman" w:eastAsia="黑体"/>
+          <w:b/>
+          <w:color w:val="1F4E79"/>
+          <w:sz w:val="22"/>
+        </w:rPr>
+        <w:t>6. 速记</w:t>
       </w:r>
     </w:p>
     <w:p>
       <w:pPr>
         <w:spacing w:before="40" w:after="40" w:line="307" w:lineRule="auto"/>
+        <w:ind w:left="312"/>
+      </w:pPr>
+      <w:r>
+        <w:rPr>
+          <w:rFonts w:ascii="Times New Roman" w:hAnsi="Times New Roman" w:eastAsia="宋体"/>
+          <w:b w:val="0"/>
+          <w:sz w:val="21"/>
+        </w:rPr>
+        <w:t>· (1) 自然光过偏振片：减半 + 变成线偏振。</w:t>
+      </w:r>
+    </w:p>
+    <w:p>
+      <w:pPr>
+        <w:spacing w:before="40" w:after="40" w:line="307" w:lineRule="auto"/>
+        <w:ind w:left="312"/>
+      </w:pPr>
+      <w:r>
+        <w:rPr>
+          <w:rFonts w:ascii="Times New Roman" w:hAnsi="Times New Roman" w:eastAsia="宋体"/>
+          <w:b w:val="0"/>
+          <w:sz w:val="21"/>
+        </w:rPr>
+        <w:t>· (2) 线偏振过偏振片：乘 cos²θ。</w:t>
+      </w:r>
+    </w:p>
+    <w:p>
+      <w:pPr>
+        <w:spacing w:before="40" w:after="40" w:line="307" w:lineRule="auto"/>
+        <w:ind w:left="312"/>
+      </w:pPr>
+      <w:r>
+        <w:rPr>
+          <w:rFonts w:ascii="Times New Roman" w:hAnsi="Times New Roman" w:eastAsia="宋体"/>
+          <w:b w:val="0"/>
+          <w:sz w:val="21"/>
+        </w:rPr>
+        <w:t>· (3) 两片正交 → 全黑；中间插一片 → 有光（45° 时最大 I₀/8）。</w:t>
+      </w:r>
+    </w:p>
+    <w:p>
+      <w:pPr>
+        <w:spacing w:before="40" w:after="40" w:line="307" w:lineRule="auto"/>
+        <w:ind w:left="312"/>
+      </w:pPr>
+      <w:r>
+        <w:rPr>
+          <w:rFonts w:ascii="Times New Roman" w:hAnsi="Times New Roman" w:eastAsia="宋体"/>
+          <w:b w:val="0"/>
+          <w:sz w:val="21"/>
+        </w:rPr>
+        <w:t>· (4) 转一周有消光 = 线偏振；强度不变 = 自然光或圆偏振。</w:t>
+      </w:r>
+    </w:p>
+    <w:p>
+      <w:pPr>
+        <w:spacing w:before="160" w:after="80" w:line="307" w:lineRule="auto"/>
+      </w:pPr>
+      <w:r>
+        <w:rPr>
+          <w:rFonts w:ascii="Times New Roman" w:hAnsi="Times New Roman" w:eastAsia="黑体"/>
+          <w:b/>
+          <w:sz w:val="23"/>
+        </w:rPr>
+        <w:t>二、布儒斯特定律</w:t>
+      </w:r>
+    </w:p>
+    <w:p>
+      <w:pPr>
+        <w:spacing w:before="120" w:after="60" w:line="307" w:lineRule="auto"/>
+      </w:pPr>
+      <w:r>
+        <w:rPr>
+          <w:rFonts w:ascii="Times New Roman" w:hAnsi="Times New Roman" w:eastAsia="黑体"/>
+          <w:b/>
+          <w:color w:val="1F4E79"/>
+          <w:sz w:val="22"/>
+        </w:rPr>
+        <w:t>1. 现象：反射和折射都会“筛”偏振</w:t>
+      </w:r>
+    </w:p>
+    <w:p>
+      <w:pPr>
+        <w:spacing w:before="40" w:after="60" w:line="307" w:lineRule="auto"/>
         <w:ind w:left="170"/>
       </w:pPr>
       <w:r>
@@ -11398,7 +16913,248 @@
           <w:b w:val="0"/>
           <w:sz w:val="21"/>
         </w:rPr>
-        <w:t>· 圆偏振光过偏振片 → 线偏振光，光强减半（各向等强分量取一半）。自然光过 1/4 波片 → 仍为自然光（随机相位差再随机加 π/2 还是随机）。</w:t>
+        <w:t>自然光射到两种介质的界面上，反射光与折射光都会变成部分偏振光：</w:t>
+      </w:r>
+    </w:p>
+    <w:p>
+      <w:pPr>
+        <w:spacing w:before="40" w:after="40" w:line="307" w:lineRule="auto"/>
+        <w:ind w:left="312"/>
+      </w:pPr>
+      <w:r>
+        <w:rPr>
+          <w:rFonts w:ascii="Times New Roman" w:hAnsi="Times New Roman" w:eastAsia="宋体"/>
+          <w:b w:val="0"/>
+          <w:sz w:val="21"/>
+        </w:rPr>
+        <w:t>· 反射光中垂直于入射面的分量（s 分量）占优；</w:t>
+      </w:r>
+    </w:p>
+    <w:p>
+      <w:pPr>
+        <w:spacing w:before="40" w:after="40" w:line="307" w:lineRule="auto"/>
+        <w:ind w:left="312"/>
+      </w:pPr>
+      <w:r>
+        <w:rPr>
+          <w:rFonts w:ascii="Times New Roman" w:hAnsi="Times New Roman" w:eastAsia="宋体"/>
+          <w:b w:val="0"/>
+          <w:sz w:val="21"/>
+        </w:rPr>
+        <w:t>· 折射光中平行于入射面的分量（p 分量）占优。</w:t>
+      </w:r>
+    </w:p>
+    <w:p>
+      <w:pPr>
+        <w:spacing w:before="120" w:after="60" w:line="307" w:lineRule="auto"/>
+      </w:pPr>
+      <w:r>
+        <w:rPr>
+          <w:rFonts w:ascii="Times New Roman" w:hAnsi="Times New Roman" w:eastAsia="黑体"/>
+          <w:b/>
+          <w:color w:val="1F4E79"/>
+          <w:sz w:val="22"/>
+        </w:rPr>
+        <w:t>2. 布儒斯特角：反射光变成纯线偏振的那一瞬间</w:t>
+      </w:r>
+    </w:p>
+    <w:p>
+      <w:pPr>
+        <w:spacing w:before="40" w:after="60" w:line="307" w:lineRule="auto"/>
+        <w:ind w:left="170"/>
+      </w:pPr>
+      <w:r>
+        <w:rPr>
+          <w:rFonts w:ascii="Times New Roman" w:hAnsi="Times New Roman" w:eastAsia="宋体"/>
+          <w:b w:val="0"/>
+          <w:sz w:val="21"/>
+        </w:rPr>
+        <w:t>随着入射角变化，反射光里 p 分量的比例一直在变。存在一个特殊角度 i_B，此时 p 分量完全不反射（反射系数为零），于是反射光只剩 s 分量 → 成为振动方向垂直于入射面的线偏振光。</w:t>
+      </w:r>
+    </w:p>
+    <w:p>
+      <w:pPr>
+        <w:spacing w:before="40" w:after="40" w:line="307" w:lineRule="auto"/>
+        <w:ind w:left="312"/>
+      </w:pPr>
+      <w:r>
+        <w:rPr>
+          <w:rFonts w:ascii="Times New Roman" w:hAnsi="Times New Roman" w:eastAsia="宋体"/>
+          <w:b w:val="0"/>
+          <w:sz w:val="21"/>
+        </w:rPr>
+        <w:t>· 此时的几何特征：反射光线与折射光线互相垂直，即 i_B + r = 90°。</w:t>
+      </w:r>
+    </w:p>
+    <w:p>
+      <w:pPr>
+        <w:spacing w:before="40" w:after="80" w:line="307" w:lineRule="auto"/>
+        <w:jc w:val="center"/>
+      </w:pPr>
+      <w:r>
+        <w:rPr>
+          <w:rFonts w:ascii="Times New Roman" w:hAnsi="Times New Roman" w:eastAsia="宋体"/>
+          <w:b/>
+          <w:color w:val="1F4E79"/>
+          <w:sz w:val="22"/>
+        </w:rPr>
+        <w:t>tan i_B = n₂ / n₁　（光从介质 1 射向介质 2）</w:t>
+      </w:r>
+    </w:p>
+    <w:p>
+      <w:pPr>
+        <w:spacing w:before="40" w:after="60" w:line="307" w:lineRule="auto"/>
+        <w:ind w:left="170"/>
+      </w:pPr>
+      <w:r>
+        <w:rPr>
+          <w:rFonts w:ascii="Times New Roman" w:hAnsi="Times New Roman" w:eastAsia="宋体"/>
+          <w:b w:val="0"/>
+          <w:sz w:val="21"/>
+        </w:rPr>
+        <w:t>推导就两行：由折射定律 n₁ sin i_B = n₂ sin r，又 r = 90° − i_B → n₁ sin i_B = n₂ cos i_B → tan i_B = n₂/n₁。</w:t>
+      </w:r>
+    </w:p>
+    <w:p>
+      <w:pPr>
+        <w:spacing w:before="120" w:after="60" w:line="307" w:lineRule="auto"/>
+      </w:pPr>
+      <w:r>
+        <w:rPr>
+          <w:rFonts w:ascii="Times New Roman" w:hAnsi="Times New Roman" w:eastAsia="黑体"/>
+          <w:b/>
+          <w:color w:val="1F4E79"/>
+          <w:sz w:val="22"/>
+        </w:rPr>
+        <w:t>3. 三条常用推论</w:t>
+      </w:r>
+    </w:p>
+    <w:p>
+      <w:pPr>
+        <w:spacing w:before="40" w:after="40" w:line="307" w:lineRule="auto"/>
+        <w:ind w:left="312"/>
+      </w:pPr>
+      <w:r>
+        <w:rPr>
+          <w:rFonts w:ascii="Times New Roman" w:hAnsi="Times New Roman" w:eastAsia="宋体"/>
+          <w:b w:val="0"/>
+          <w:sz w:val="21"/>
+        </w:rPr>
+        <w:t>· 反射光是线偏振光，振动方向 ⊥ 入射面（s）。</w:t>
+      </w:r>
+    </w:p>
+    <w:p>
+      <w:pPr>
+        <w:spacing w:before="40" w:after="40" w:line="307" w:lineRule="auto"/>
+        <w:ind w:left="312"/>
+      </w:pPr>
+      <w:r>
+        <w:rPr>
+          <w:rFonts w:ascii="Times New Roman" w:hAnsi="Times New Roman" w:eastAsia="宋体"/>
+          <w:b w:val="0"/>
+          <w:sz w:val="21"/>
+        </w:rPr>
+        <w:t>· 若入射线偏振光的振动方向 ∥ 入射面（p）且以 i_B 入射 → 无反射，全部透射。</w:t>
+      </w:r>
+    </w:p>
+    <w:p>
+      <w:pPr>
+        <w:spacing w:before="40" w:after="40" w:line="307" w:lineRule="auto"/>
+        <w:ind w:left="312"/>
+      </w:pPr>
+      <w:r>
+        <w:rPr>
+          <w:rFonts w:ascii="Times New Roman" w:hAnsi="Times New Roman" w:eastAsia="宋体"/>
+          <w:b w:val="0"/>
+          <w:sz w:val="21"/>
+        </w:rPr>
+        <w:t>· 玻璃片堆：让光以 i_B 反复透过许多片玻璃，s 分量每次都被反射掉一部分 → 透射光越来越接近纯 p 方向的线偏振光（可做起偏器）。</w:t>
+      </w:r>
+    </w:p>
+    <w:p>
+      <w:pPr>
+        <w:spacing w:before="40" w:after="40" w:line="307" w:lineRule="auto"/>
+        <w:ind w:left="312"/>
+      </w:pPr>
+      <w:r>
+        <w:rPr>
+          <w:rFonts w:ascii="Times New Roman" w:hAnsi="Times New Roman" w:eastAsia="宋体"/>
+          <w:b w:val="0"/>
+          <w:sz w:val="21"/>
+        </w:rPr>
+        <w:t>· 平行玻璃板有两个界面：以 i_B 从空气射入时，折射角 r 恰好等于“玻璃→空气”界面的布儒斯特角 → 内表面的反射光也是同方向的线偏振光。</w:t>
+      </w:r>
+    </w:p>
+    <w:p>
+      <w:pPr>
+        <w:spacing w:before="40" w:after="60" w:line="307" w:lineRule="auto"/>
+        <w:ind w:left="170"/>
+        <w:shd w:val="clear" w:fill="FCE4D6"/>
+      </w:pPr>
+      <w:r>
+        <w:rPr>
+          <w:rFonts w:ascii="Times New Roman" w:hAnsi="Times New Roman" w:eastAsia="宋体"/>
+          <w:b/>
+          <w:color w:val="C00000"/>
+          <w:sz w:val="21"/>
+        </w:rPr>
+        <w:t xml:space="preserve">易错提醒　</w:t>
+      </w:r>
+      <w:r>
+        <w:rPr>
+          <w:rFonts w:ascii="Times New Roman" w:hAnsi="Times New Roman" w:eastAsia="宋体"/>
+          <w:b w:val="0"/>
+          <w:sz w:val="21"/>
+        </w:rPr>
+        <w:t>布儒斯特角只对反射光给出完全偏振；折射光永远是部分偏振光（p 占优），无论什么角度都不会变成完全偏振。</w:t>
+      </w:r>
+    </w:p>
+    <w:p>
+      <w:pPr>
+        <w:spacing w:before="40" w:after="60" w:line="307" w:lineRule="auto"/>
+        <w:ind w:left="170"/>
+        <w:shd w:val="clear" w:fill="FFF2CC"/>
+      </w:pPr>
+      <w:r>
+        <w:rPr>
+          <w:rFonts w:ascii="Times New Roman" w:hAnsi="Times New Roman" w:eastAsia="宋体"/>
+          <w:b/>
+          <w:color w:val="9C5700"/>
+          <w:sz w:val="21"/>
+        </w:rPr>
+        <w:t xml:space="preserve">结论要点　</w:t>
+      </w:r>
+      <w:r>
+        <w:rPr>
+          <w:rFonts w:ascii="Times New Roman" w:hAnsi="Times New Roman" w:eastAsia="宋体"/>
+          <w:b w:val="0"/>
+          <w:sz w:val="21"/>
+        </w:rPr>
+        <w:t>记牢这一对：反射掉的是垂直入射面的（⊥，s）；不反射、全透射的是平行入射面的（∥，p）。</w:t>
+      </w:r>
+    </w:p>
+    <w:p>
+      <w:pPr>
+        <w:spacing w:before="40" w:after="60" w:line="307" w:lineRule="auto"/>
+        <w:ind w:left="170"/>
+        <w:shd w:val="clear" w:fill="E2EFDA"/>
+      </w:pPr>
+      <w:r>
+        <w:rPr>
+          <w:rFonts w:ascii="Times New Roman" w:hAnsi="Times New Roman" w:eastAsia="宋体"/>
+          <w:b/>
+          <w:color w:val="377D22"/>
+          <w:sz w:val="21"/>
+        </w:rPr>
+        <w:t xml:space="preserve">口诀 · 对应题目　</w:t>
+      </w:r>
+      <w:r>
+        <w:rPr>
+          <w:rFonts w:ascii="Times New Roman" w:hAnsi="Times New Roman" w:eastAsia="宋体"/>
+          <w:b w:val="0"/>
+          <w:sz w:val="21"/>
+        </w:rPr>
+        <w:t>对应作业选择第 7 题（反射光为振动方向垂直于入射面的线偏振）与填空第 12 题（无反射的是 p 分量，电矢量平行入射面）。</w:t>
       </w:r>
     </w:p>
     <w:p>
@@ -11411,26 +17167,191 @@
           <w:b/>
           <w:sz w:val="23"/>
         </w:rPr>
-        <w:t>二、布儒斯特定律</w:t>
+        <w:t>三、双折射与波片</w:t>
+      </w:r>
+    </w:p>
+    <w:p>
+      <w:pPr>
+        <w:spacing w:before="120" w:after="60" w:line="307" w:lineRule="auto"/>
+      </w:pPr>
+      <w:r>
+        <w:rPr>
+          <w:rFonts w:ascii="Times New Roman" w:hAnsi="Times New Roman" w:eastAsia="黑体"/>
+          <w:b/>
+          <w:color w:val="1F4E79"/>
+          <w:sz w:val="22"/>
+        </w:rPr>
+        <w:t>1. 双折射：一束光进去，两束光出来</w:t>
+      </w:r>
+    </w:p>
+    <w:p>
+      <w:pPr>
+        <w:spacing w:before="40" w:after="60" w:line="307" w:lineRule="auto"/>
+        <w:ind w:left="170"/>
+      </w:pPr>
+      <w:r>
+        <w:rPr>
+          <w:rFonts w:ascii="Times New Roman" w:hAnsi="Times New Roman" w:eastAsia="宋体"/>
+          <w:b w:val="0"/>
+          <w:sz w:val="21"/>
+        </w:rPr>
+        <w:t>光进入各向异性晶体（方解石、石英等）会分裂成两束，这叫双折射：</w:t>
       </w:r>
     </w:p>
     <w:p>
       <w:pPr>
         <w:spacing w:before="40" w:after="40" w:line="307" w:lineRule="auto"/>
+        <w:ind w:left="312"/>
+      </w:pPr>
+      <w:r>
+        <w:rPr>
+          <w:rFonts w:ascii="Times New Roman" w:hAnsi="Times New Roman" w:eastAsia="宋体"/>
+          <w:b w:val="0"/>
+          <w:sz w:val="21"/>
+        </w:rPr>
+        <w:t>· o 光（寻常光）：遵守普通折射定律，各个方向传播速度相同 → 波阵面是球面。</w:t>
+      </w:r>
+    </w:p>
+    <w:p>
+      <w:pPr>
+        <w:spacing w:before="40" w:after="40" w:line="307" w:lineRule="auto"/>
+        <w:ind w:left="312"/>
+      </w:pPr>
+      <w:r>
+        <w:rPr>
+          <w:rFonts w:ascii="Times New Roman" w:hAnsi="Times New Roman" w:eastAsia="宋体"/>
+          <w:b w:val="0"/>
+          <w:sz w:val="21"/>
+        </w:rPr>
+        <w:t>· e 光（非常光）：传播速度随方向改变，一般不遵守折射定律（甚至可以不在入射面内）→ 波阵面是旋转椭球面。</w:t>
+      </w:r>
+    </w:p>
+    <w:p>
+      <w:pPr>
+        <w:spacing w:before="40" w:after="40" w:line="307" w:lineRule="auto"/>
+        <w:ind w:left="312"/>
+      </w:pPr>
+      <w:r>
+        <w:rPr>
+          <w:rFonts w:ascii="Times New Roman" w:hAnsi="Times New Roman" w:eastAsia="宋体"/>
+          <w:b w:val="0"/>
+          <w:sz w:val="21"/>
+        </w:rPr>
+        <w:t>· 光轴：晶体中 o、e 两光速度相同的特殊方向。沿光轴传播时不发生双折射。</w:t>
+      </w:r>
+    </w:p>
+    <w:p>
+      <w:pPr>
+        <w:spacing w:before="40" w:after="40" w:line="307" w:lineRule="auto"/>
+        <w:ind w:left="312"/>
+      </w:pPr>
+      <w:r>
+        <w:rPr>
+          <w:rFonts w:ascii="Times New Roman" w:hAnsi="Times New Roman" w:eastAsia="宋体"/>
+          <w:b w:val="0"/>
+          <w:sz w:val="21"/>
+        </w:rPr>
+        <w:t>· 主截面：光轴与光线构成的平面。o 光振动 ⊥ 主截面，e 光振动 ∥ 主截面 → 两束光的振动方向互相垂直。</w:t>
+      </w:r>
+    </w:p>
+    <w:p>
+      <w:pPr>
+        <w:spacing w:before="40" w:after="60" w:line="307" w:lineRule="auto"/>
         <w:ind w:left="170"/>
-      </w:pPr>
-      <w:r>
-        <w:rPr>
-          <w:rFonts w:ascii="Times New Roman" w:hAnsi="Times New Roman" w:eastAsia="宋体"/>
-          <w:b w:val="0"/>
-          <w:sz w:val="21"/>
-        </w:rPr>
-        <w:t>· 自然光以布儒斯特角 i_B 入射：反射光为线偏振光（振动方向垂直于入射面），折射光为部分偏振光；反射光线与折射光线互相垂直。</w:t>
+        <w:shd w:val="clear" w:fill="E2EFDA"/>
+      </w:pPr>
+      <w:r>
+        <w:rPr>
+          <w:rFonts w:ascii="Times New Roman" w:hAnsi="Times New Roman" w:eastAsia="宋体"/>
+          <w:b/>
+          <w:color w:val="377D22"/>
+          <w:sz w:val="21"/>
+        </w:rPr>
+        <w:t xml:space="preserve">口诀 · 对应题目　</w:t>
+      </w:r>
+      <w:r>
+        <w:rPr>
+          <w:rFonts w:ascii="Times New Roman" w:hAnsi="Times New Roman" w:eastAsia="宋体"/>
+          <w:b w:val="0"/>
+          <w:sz w:val="21"/>
+        </w:rPr>
+        <w:t>对应作业选择第 8 题：o 光波阵面是球面，e 光是旋转椭球面，二者在光轴方向上相切。</w:t>
+      </w:r>
+    </w:p>
+    <w:p>
+      <w:pPr>
+        <w:spacing w:before="120" w:after="60" w:line="307" w:lineRule="auto"/>
+      </w:pPr>
+      <w:r>
+        <w:rPr>
+          <w:rFonts w:ascii="Times New Roman" w:hAnsi="Times New Roman" w:eastAsia="黑体"/>
+          <w:b/>
+          <w:color w:val="1F4E79"/>
+          <w:sz w:val="22"/>
+        </w:rPr>
+        <w:t>2. 主折射率与正、负晶体</w:t>
+      </w:r>
+    </w:p>
+    <w:p>
+      <w:pPr>
+        <w:spacing w:before="40" w:after="80" w:line="307" w:lineRule="auto"/>
+        <w:jc w:val="center"/>
+      </w:pPr>
+      <w:r>
+        <w:rPr>
+          <w:rFonts w:ascii="Times New Roman" w:hAnsi="Times New Roman" w:eastAsia="宋体"/>
+          <w:b/>
+          <w:color w:val="1F4E79"/>
+          <w:sz w:val="22"/>
+        </w:rPr>
+        <w:t>n_o = c/v_o，　n_e = c/v_e（e 光取垂直于光轴传播时的折射率）</w:t>
       </w:r>
     </w:p>
     <w:p>
       <w:pPr>
         <w:spacing w:before="40" w:after="40" w:line="307" w:lineRule="auto"/>
+        <w:ind w:left="312"/>
+      </w:pPr>
+      <w:r>
+        <w:rPr>
+          <w:rFonts w:ascii="Times New Roman" w:hAnsi="Times New Roman" w:eastAsia="宋体"/>
+          <w:b w:val="0"/>
+          <w:sz w:val="21"/>
+        </w:rPr>
+        <w:t>· 正晶体（如石英）：n_e &gt; n_o（v_e &lt; v_o），椭球被球面套在里面。</w:t>
+      </w:r>
+    </w:p>
+    <w:p>
+      <w:pPr>
+        <w:spacing w:before="40" w:after="40" w:line="307" w:lineRule="auto"/>
+        <w:ind w:left="312"/>
+      </w:pPr>
+      <w:r>
+        <w:rPr>
+          <w:rFonts w:ascii="Times New Roman" w:hAnsi="Times New Roman" w:eastAsia="宋体"/>
+          <w:b w:val="0"/>
+          <w:sz w:val="21"/>
+        </w:rPr>
+        <w:t>· 负晶体（如方解石）：n_e &lt; n_o（v_e &gt; v_o），椭球把球面套在里面。</w:t>
+      </w:r>
+    </w:p>
+    <w:p>
+      <w:pPr>
+        <w:spacing w:before="120" w:after="60" w:line="307" w:lineRule="auto"/>
+      </w:pPr>
+      <w:r>
+        <w:rPr>
+          <w:rFonts w:ascii="Times New Roman" w:hAnsi="Times New Roman" w:eastAsia="黑体"/>
+          <w:b/>
+          <w:color w:val="1F4E79"/>
+          <w:sz w:val="22"/>
+        </w:rPr>
+        <w:t>3. 波片：给两个分量制造相位差</w:t>
+      </w:r>
+    </w:p>
+    <w:p>
+      <w:pPr>
+        <w:spacing w:before="40" w:after="60" w:line="307" w:lineRule="auto"/>
         <w:ind w:left="170"/>
       </w:pPr>
       <w:r>
@@ -11439,12 +17360,224 @@
           <w:b w:val="0"/>
           <w:sz w:val="21"/>
         </w:rPr>
-        <w:t>· tan i_B = n₂/n₁（由 i_B + r = 90° 与折射定律推出）。</w:t>
+        <w:t>把晶体磨成薄片，光轴平行于表面。光垂直入射时，分解成沿光轴（e）与垂直光轴（o）的两个分量，它们走同样的几何路程，但速度不同 → 出射时产生相位差。</w:t>
+      </w:r>
+    </w:p>
+    <w:p>
+      <w:pPr>
+        <w:spacing w:before="40" w:after="80" w:line="307" w:lineRule="auto"/>
+        <w:jc w:val="center"/>
+      </w:pPr>
+      <w:r>
+        <w:rPr>
+          <w:rFonts w:ascii="Times New Roman" w:hAnsi="Times New Roman" w:eastAsia="宋体"/>
+          <w:b/>
+          <w:color w:val="1F4E79"/>
+          <w:sz w:val="22"/>
+        </w:rPr>
+        <w:t>光程差 Δ = |n_e − n_o|·d　　相位差 δ = 2π·|n_e − n_o|·d / λ</w:t>
       </w:r>
     </w:p>
     <w:p>
       <w:pPr>
         <w:spacing w:before="40" w:after="40" w:line="307" w:lineRule="auto"/>
+        <w:ind w:left="312"/>
+      </w:pPr>
+      <w:r>
+        <w:rPr>
+          <w:rFonts w:ascii="Times New Roman" w:hAnsi="Times New Roman" w:eastAsia="宋体"/>
+          <w:b w:val="0"/>
+          <w:sz w:val="21"/>
+        </w:rPr>
+        <w:t>· λ/4 波片：Δ = λ/4 → δ = π/2，厚度 d = λ/[4|n_e − n_o|]。</w:t>
+      </w:r>
+    </w:p>
+    <w:p>
+      <w:pPr>
+        <w:spacing w:before="40" w:after="40" w:line="307" w:lineRule="auto"/>
+        <w:ind w:left="312"/>
+      </w:pPr>
+      <w:r>
+        <w:rPr>
+          <w:rFonts w:ascii="Times New Roman" w:hAnsi="Times New Roman" w:eastAsia="宋体"/>
+          <w:b w:val="0"/>
+          <w:sz w:val="21"/>
+        </w:rPr>
+        <w:t>· λ/2 波片：Δ = λ/2 → δ = π，厚度 d = λ/[2|n_e − n_o|]。</w:t>
+      </w:r>
+    </w:p>
+    <w:p>
+      <w:pPr>
+        <w:spacing w:before="40" w:after="40" w:line="307" w:lineRule="auto"/>
+        <w:ind w:left="312"/>
+      </w:pPr>
+      <w:r>
+        <w:rPr>
+          <w:rFonts w:ascii="Times New Roman" w:hAnsi="Times New Roman" w:eastAsia="宋体"/>
+          <w:b w:val="0"/>
+          <w:sz w:val="21"/>
+        </w:rPr>
+        <w:t>· 严格地说还要加整数个波长：d = (m + 1/4)·λ/|n_e − n_o| 之类；题目问“最薄”才取 m = 0（作业填空第 19 题）。</w:t>
+      </w:r>
+    </w:p>
+    <w:p>
+      <w:pPr>
+        <w:spacing w:before="40" w:after="40" w:line="307" w:lineRule="auto"/>
+        <w:ind w:left="312"/>
+      </w:pPr>
+      <w:r>
+        <w:rPr>
+          <w:rFonts w:ascii="Times New Roman" w:hAnsi="Times New Roman" w:eastAsia="宋体"/>
+          <w:b w:val="0"/>
+          <w:sz w:val="21"/>
+        </w:rPr>
+        <w:t>· 快轴：折射率小（光走得快）的那个主轴；另一个叫慢轴。</w:t>
+      </w:r>
+    </w:p>
+    <w:p>
+      <w:pPr>
+        <w:spacing w:before="120" w:after="60" w:line="307" w:lineRule="auto"/>
+      </w:pPr>
+      <w:r>
+        <w:rPr>
+          <w:rFonts w:ascii="Times New Roman" w:hAnsi="Times New Roman" w:eastAsia="黑体"/>
+          <w:b/>
+          <w:color w:val="1F4E79"/>
+          <w:sz w:val="22"/>
+        </w:rPr>
+        <w:t>4. 波片怎么改变偏振态（线偏振入射，振动方向与光轴夹 α）</w:t>
+      </w:r>
+    </w:p>
+    <w:p>
+      <w:pPr>
+        <w:spacing w:before="40" w:after="40" w:line="307" w:lineRule="auto"/>
+        <w:ind w:left="312"/>
+      </w:pPr>
+      <w:r>
+        <w:rPr>
+          <w:rFonts w:ascii="Times New Roman" w:hAnsi="Times New Roman" w:eastAsia="宋体"/>
+          <w:b w:val="0"/>
+          <w:sz w:val="21"/>
+        </w:rPr>
+        <w:t>· α = 0° 或 90°：只有一个分量被激发 → 出射仍是线偏振光（波片只加了一个整体相位，不改变状态）。</w:t>
+      </w:r>
+    </w:p>
+    <w:p>
+      <w:pPr>
+        <w:spacing w:before="40" w:after="40" w:line="307" w:lineRule="auto"/>
+        <w:ind w:left="312"/>
+      </w:pPr>
+      <w:r>
+        <w:rPr>
+          <w:rFonts w:ascii="Times New Roman" w:hAnsi="Times New Roman" w:eastAsia="宋体"/>
+          <w:b w:val="0"/>
+          <w:sz w:val="21"/>
+        </w:rPr>
+        <w:t>· α = 45° 过 λ/4 波片：两分量等幅 + 相位差 π/2 → 圆偏振光。</w:t>
+      </w:r>
+    </w:p>
+    <w:p>
+      <w:pPr>
+        <w:spacing w:before="40" w:after="40" w:line="307" w:lineRule="auto"/>
+        <w:ind w:left="312"/>
+      </w:pPr>
+      <w:r>
+        <w:rPr>
+          <w:rFonts w:ascii="Times New Roman" w:hAnsi="Times New Roman" w:eastAsia="宋体"/>
+          <w:b w:val="0"/>
+          <w:sz w:val="21"/>
+        </w:rPr>
+        <w:t>· 其他 α 过 λ/4 波片：→ 椭圆偏振光，椭圆的轴沿光轴与垂直光轴方向。</w:t>
+      </w:r>
+    </w:p>
+    <w:p>
+      <w:pPr>
+        <w:spacing w:before="40" w:after="40" w:line="307" w:lineRule="auto"/>
+        <w:ind w:left="312"/>
+      </w:pPr>
+      <w:r>
+        <w:rPr>
+          <w:rFonts w:ascii="Times New Roman" w:hAnsi="Times New Roman" w:eastAsia="宋体"/>
+          <w:b w:val="0"/>
+          <w:sz w:val="21"/>
+        </w:rPr>
+        <w:t>· 过 λ/2 波片：相位差加 π → 出射仍是线偏振光，但振动方向相对光轴镜像翻转（相当于整体转过 2α）。</w:t>
+      </w:r>
+    </w:p>
+    <w:p>
+      <w:pPr>
+        <w:spacing w:before="40" w:after="40" w:line="307" w:lineRule="auto"/>
+        <w:ind w:left="312"/>
+      </w:pPr>
+      <w:r>
+        <w:rPr>
+          <w:rFonts w:ascii="Times New Roman" w:hAnsi="Times New Roman" w:eastAsia="宋体"/>
+          <w:b w:val="0"/>
+          <w:sz w:val="21"/>
+        </w:rPr>
+        <w:t>· 旋向反转：右旋圆偏振过 λ/2 波片 → 两分量相位差由 +π/2 变成 +3π/2 ≡ −π/2 → 变成左旋。所以 λ/2 波片可以实现旋向反转（作业填空第 20 题）。</w:t>
+      </w:r>
+    </w:p>
+    <w:p>
+      <w:pPr>
+        <w:spacing w:before="120" w:after="60" w:line="307" w:lineRule="auto"/>
+      </w:pPr>
+      <w:r>
+        <w:rPr>
+          <w:rFonts w:ascii="Times New Roman" w:hAnsi="Times New Roman" w:eastAsia="黑体"/>
+          <w:b/>
+          <w:color w:val="1F4E79"/>
+          <w:sz w:val="22"/>
+        </w:rPr>
+        <w:t>5. 波片夹在正交偏振片之间（定量）</w:t>
+      </w:r>
+    </w:p>
+    <w:p>
+      <w:pPr>
+        <w:spacing w:before="40" w:after="80" w:line="307" w:lineRule="auto"/>
+        <w:jc w:val="center"/>
+      </w:pPr>
+      <w:r>
+        <w:rPr>
+          <w:rFonts w:ascii="Times New Roman" w:hAnsi="Times New Roman" w:eastAsia="宋体"/>
+          <w:b/>
+          <w:color w:val="1F4E79"/>
+          <w:sz w:val="22"/>
+        </w:rPr>
+        <w:t>I = I_in·sin²(2α)·sin²(δ/2)　（起偏器与检偏器正交，波片光轴与起偏器透振方向夹 α）</w:t>
+      </w:r>
+    </w:p>
+    <w:p>
+      <w:pPr>
+        <w:spacing w:before="40" w:after="40" w:line="307" w:lineRule="auto"/>
+        <w:ind w:left="312"/>
+      </w:pPr>
+      <w:r>
+        <w:rPr>
+          <w:rFonts w:ascii="Times New Roman" w:hAnsi="Times New Roman" w:eastAsia="宋体"/>
+          <w:b w:val="0"/>
+          <w:sz w:val="21"/>
+        </w:rPr>
+        <w:t>· α = 45° 时：1/4 波片（δ = π/2）→ I = I_in/2；λ/2 波片（δ = π）→ 偏振方向被转过 90° → 完全通过，I = I_in。</w:t>
+      </w:r>
+    </w:p>
+    <w:p>
+      <w:pPr>
+        <w:spacing w:before="40" w:after="40" w:line="307" w:lineRule="auto"/>
+        <w:ind w:left="312"/>
+      </w:pPr>
+      <w:r>
+        <w:rPr>
+          <w:rFonts w:ascii="Times New Roman" w:hAnsi="Times New Roman" w:eastAsia="宋体"/>
+          <w:b w:val="0"/>
+          <w:sz w:val="21"/>
+        </w:rPr>
+        <w:t>· 不放波片（δ = 0）→ I = 0，就是普通的正交消光。</w:t>
+      </w:r>
+    </w:p>
+    <w:p>
+      <w:pPr>
+        <w:spacing w:before="40" w:after="60" w:line="307" w:lineRule="auto"/>
         <w:ind w:left="170"/>
       </w:pPr>
       <w:r>
@@ -11453,118 +17586,77 @@
           <w:b w:val="0"/>
           <w:sz w:val="21"/>
         </w:rPr>
-        <w:t>· 推论：若线偏振光以 i_B 入射且振动方向平行入射面（p 分量）→ 无反射（全透射）→ 入射光振动必垂直入射面时才有"全部透射无反射"。</w:t>
+        <w:t>这个装置的意义：本来全黑的正交偏振片之间，插一片晶体就有光了 → 可以用来观察晶体、测量应力分布（光弹性）、做电光开关。</w:t>
+      </w:r>
+    </w:p>
+    <w:p>
+      <w:pPr>
+        <w:spacing w:before="120" w:after="60" w:line="307" w:lineRule="auto"/>
+      </w:pPr>
+      <w:r>
+        <w:rPr>
+          <w:rFonts w:ascii="Times New Roman" w:hAnsi="Times New Roman" w:eastAsia="黑体"/>
+          <w:b/>
+          <w:color w:val="1F4E79"/>
+          <w:sz w:val="22"/>
+        </w:rPr>
+        <w:t>6. 易错清单</w:t>
       </w:r>
     </w:p>
     <w:p>
       <w:pPr>
         <w:spacing w:before="40" w:after="40" w:line="307" w:lineRule="auto"/>
-        <w:ind w:left="170"/>
-      </w:pPr>
-      <w:r>
-        <w:rPr>
-          <w:rFonts w:ascii="Times New Roman" w:hAnsi="Times New Roman" w:eastAsia="宋体"/>
-          <w:b w:val="0"/>
-          <w:sz w:val="21"/>
-        </w:rPr>
-        <w:t>· 平板玻璃（两层界面）：以 i_B 入射时，折射角恰好等于"玻璃→空气"界面的布儒斯特角 → 内表面反射光也是同方向线偏振光。</w:t>
-      </w:r>
-    </w:p>
-    <w:p>
-      <w:pPr>
-        <w:spacing w:before="160" w:after="80" w:line="307" w:lineRule="auto"/>
-      </w:pPr>
-      <w:r>
-        <w:rPr>
-          <w:rFonts w:ascii="Times New Roman" w:hAnsi="Times New Roman" w:eastAsia="黑体"/>
-          <w:b/>
-          <w:sz w:val="23"/>
-        </w:rPr>
-        <w:t>三、双折射与波片</w:t>
+        <w:ind w:left="312"/>
+      </w:pPr>
+      <w:r>
+        <w:rPr>
+          <w:rFonts w:ascii="Times New Roman" w:hAnsi="Times New Roman" w:eastAsia="宋体"/>
+          <w:b w:val="0"/>
+          <w:sz w:val="21"/>
+        </w:rPr>
+        <w:t>· (1) o 光 ⊥ 主截面、e 光 ∥ 主截面 → 两束光振动方向互相垂直，所以它们不相干，不会自己干涉（要拿偏振片把它们投影到同一方向才会干涉）。</w:t>
       </w:r>
     </w:p>
     <w:p>
       <w:pPr>
         <w:spacing w:before="40" w:after="40" w:line="307" w:lineRule="auto"/>
-        <w:ind w:left="170"/>
-      </w:pPr>
-      <w:r>
-        <w:rPr>
-          <w:rFonts w:ascii="Times New Roman" w:hAnsi="Times New Roman" w:eastAsia="宋体"/>
-          <w:b w:val="0"/>
-          <w:sz w:val="21"/>
-        </w:rPr>
-        <w:t>· 单轴晶体（方解石等）：o 光（寻常光）波阵面为球面（各向同性，速度 v_o = c/n_o）；e 光（非常光）波阵面为旋转椭球面（速度随方向变）。沿光轴方向 o、e 速度相同。</w:t>
+        <w:ind w:left="312"/>
+      </w:pPr>
+      <w:r>
+        <w:rPr>
+          <w:rFonts w:ascii="Times New Roman" w:hAnsi="Times New Roman" w:eastAsia="宋体"/>
+          <w:b w:val="0"/>
+          <w:sz w:val="21"/>
+        </w:rPr>
+        <w:t>· (2) 波片只对有偏振的光起作用：自然光过 λ/4 波片还是自然光（相位本来就随机，加 π/2 仍随机）。</w:t>
       </w:r>
     </w:p>
     <w:p>
       <w:pPr>
         <w:spacing w:before="40" w:after="40" w:line="307" w:lineRule="auto"/>
-        <w:ind w:left="170"/>
-      </w:pPr>
-      <w:r>
-        <w:rPr>
-          <w:rFonts w:ascii="Times New Roman" w:hAnsi="Times New Roman" w:eastAsia="宋体"/>
-          <w:b w:val="0"/>
-          <w:sz w:val="21"/>
-        </w:rPr>
-        <w:t>· 主折射率 n_o、n_e：正晶体 n_e &lt; n_o（e 光速较大，椭球长轴沿光轴）；负晶体相反。</w:t>
+        <w:ind w:left="312"/>
+      </w:pPr>
+      <w:r>
+        <w:rPr>
+          <w:rFonts w:ascii="Times New Roman" w:hAnsi="Times New Roman" w:eastAsia="宋体"/>
+          <w:b w:val="0"/>
+          <w:sz w:val="21"/>
+        </w:rPr>
+        <w:t>· (3) 波片的“快轴”是 n 小的方向，别记反。</w:t>
       </w:r>
     </w:p>
     <w:p>
       <w:pPr>
         <w:spacing w:before="40" w:after="40" w:line="307" w:lineRule="auto"/>
-        <w:ind w:left="170"/>
-      </w:pPr>
-      <w:r>
-        <w:rPr>
-          <w:rFonts w:ascii="Times New Roman" w:hAnsi="Times New Roman" w:eastAsia="宋体"/>
-          <w:b w:val="0"/>
-          <w:sz w:val="21"/>
-        </w:rPr>
-        <w:t>· 波片（晶体薄片，光轴平行表面）：引入附加相位差 δ = 2π(n_e − n_o)d/λ。1/4 波片：δ = π/2 → d = λ/4·|n_e − n_o|；1/2 波片：δ = π。</w:t>
-      </w:r>
-    </w:p>
-    <w:p>
-      <w:pPr>
-        <w:spacing w:before="40" w:after="40" w:line="307" w:lineRule="auto"/>
-        <w:ind w:left="170"/>
-      </w:pPr>
-      <w:r>
-        <w:rPr>
-          <w:rFonts w:ascii="Times New Roman" w:hAnsi="Times New Roman" w:eastAsia="宋体"/>
-          <w:b w:val="0"/>
-          <w:sz w:val="21"/>
-        </w:rPr>
-        <w:t>· 线偏振光过 1/4 波片：入射偏振方向与光轴成 45° → 出射圆偏振光；成其他角 → 椭圆偏振光；光轴与偏振方向平行（或垂直）→ 仍为线偏振光（只加相位，不改变状态）。</w:t>
-      </w:r>
-    </w:p>
-    <w:p>
-      <w:pPr>
-        <w:spacing w:before="40" w:after="40" w:line="307" w:lineRule="auto"/>
-        <w:ind w:left="170"/>
-      </w:pPr>
-      <w:r>
-        <w:rPr>
-          <w:rFonts w:ascii="Times New Roman" w:hAnsi="Times New Roman" w:eastAsia="宋体"/>
-          <w:b w:val="0"/>
-          <w:sz w:val="21"/>
-        </w:rPr>
-        <w:t>· 正交偏振片间插波片（光轴与偏振片成 45°）：出射光强 I = ½I_in·sin²(δ/2)——δ = π/2(1/4 波片) 时 I = ½I_in；δ = π 时全消光。</w:t>
-      </w:r>
-    </w:p>
-    <w:p>
-      <w:pPr>
-        <w:spacing w:before="40" w:after="40" w:line="307" w:lineRule="auto"/>
-        <w:ind w:left="170"/>
-      </w:pPr>
-      <w:r>
-        <w:rPr>
-          <w:rFonts w:ascii="Times New Roman" w:hAnsi="Times New Roman" w:eastAsia="宋体"/>
-          <w:b w:val="0"/>
-          <w:sz w:val="21"/>
-        </w:rPr>
-        <w:t>· 旋向改变：右旋 ↔ 左旋可用 1/4 波片实现（调节快轴与椭圆长轴夹角；或先转成线偏振再用 1/4 波片）。</w:t>
+        <w:ind w:left="312"/>
+      </w:pPr>
+      <w:r>
+        <w:rPr>
+          <w:rFonts w:ascii="Times New Roman" w:hAnsi="Times New Roman" w:eastAsia="宋体"/>
+          <w:b w:val="0"/>
+          <w:sz w:val="21"/>
+        </w:rPr>
+        <w:t>· (4) λ/2 波片不改变线偏振的“线”性，只改变方向；λ/4 波片才可能把线偏振变成圆/椭圆偏振。</w:t>
       </w:r>
     </w:p>
     <w:p>
